--- a/Durrani_Group_Notes.docx
+++ b/Durrani_Group_Notes.docx
@@ -156,8 +156,6 @@
       <w:r>
         <w:t>Mazhar</w:t>
       </w:r>
-      <w:bookmarkStart w:id="0" w:name="_GoBack"/>
-      <w:bookmarkEnd w:id="0"/>
       <w:proofErr w:type="spellEnd"/>
       <w:r>
         <w:t xml:space="preserve"> </w:t>
@@ -993,14 +991,147 @@
           <w:b/>
           <w:bCs/>
         </w:rPr>
-        <w:t>location https</w:t>
+        <w:t xml:space="preserve">location </w:t>
+      </w:r>
+      <w:hyperlink r:id="rId7" w:history="1">
+        <w:r>
+          <w:rPr>
+            <w:rStyle w:val="Hyperlink"/>
+            <w:b/>
+            <w:bCs/>
+          </w:rPr>
+          <w:t>https://maps.app.goo.gl/MXguMvktCejbipsj9</w:t>
+        </w:r>
+      </w:hyperlink>
+    </w:p>
+    <w:p>
+      <w:pPr>
+        <w:pStyle w:val="NormalWeb"/>
+        <w:rPr>
+          <w:b/>
+          <w:bCs/>
+        </w:rPr>
+      </w:pPr>
+    </w:p>
+    <w:p>
+      <w:pPr>
+        <w:pStyle w:val="NormalWeb"/>
+        <w:rPr>
+          <w:b/>
+          <w:bCs/>
+        </w:rPr>
+      </w:pPr>
+      <w:proofErr w:type="spellStart"/>
+      <w:r>
+        <w:rPr>
+          <w:b/>
+          <w:bCs/>
+        </w:rPr>
+        <w:t>Sprinr</w:t>
+      </w:r>
+      <w:proofErr w:type="spellEnd"/>
+      <w:r>
+        <w:rPr>
+          <w:b/>
+          <w:bCs/>
+        </w:rPr>
+        <w:t xml:space="preserve"> rose events location map- </w:t>
       </w:r>
       <w:r>
         <w:rPr>
           <w:b/>
           <w:bCs/>
         </w:rPr>
-        <w:t>://maps.app.goo.gl/MXguMvktCejbipsj9</w:t>
+        <w:t xml:space="preserve">2F45+MX, </w:t>
+      </w:r>
+      <w:proofErr w:type="spellStart"/>
+      <w:r>
+        <w:rPr>
+          <w:b/>
+          <w:bCs/>
+        </w:rPr>
+        <w:t>Kacha</w:t>
+      </w:r>
+      <w:proofErr w:type="spellEnd"/>
+      <w:r>
+        <w:rPr>
+          <w:b/>
+          <w:bCs/>
+        </w:rPr>
+        <w:t xml:space="preserve"> </w:t>
+      </w:r>
+      <w:proofErr w:type="spellStart"/>
+      <w:r>
+        <w:rPr>
+          <w:b/>
+          <w:bCs/>
+        </w:rPr>
+        <w:t>Gharay</w:t>
+      </w:r>
+      <w:proofErr w:type="spellEnd"/>
+      <w:r>
+        <w:rPr>
+          <w:b/>
+          <w:bCs/>
+        </w:rPr>
+        <w:t xml:space="preserve"> </w:t>
+      </w:r>
+      <w:proofErr w:type="spellStart"/>
+      <w:r>
+        <w:rPr>
+          <w:b/>
+          <w:bCs/>
+        </w:rPr>
+        <w:t>Malakandher</w:t>
+      </w:r>
+      <w:proofErr w:type="spellEnd"/>
+      <w:r>
+        <w:rPr>
+          <w:b/>
+          <w:bCs/>
+        </w:rPr>
+        <w:t>, Peshawar, Pakistan</w:t>
+      </w:r>
+    </w:p>
+    <w:p>
+      <w:pPr>
+        <w:pStyle w:val="NormalWeb"/>
+        <w:rPr>
+          <w:b/>
+          <w:bCs/>
+        </w:rPr>
+      </w:pPr>
+      <w:proofErr w:type="spellStart"/>
+      <w:r>
+        <w:rPr>
+          <w:b/>
+          <w:bCs/>
+        </w:rPr>
+        <w:t>Instagram</w:t>
+      </w:r>
+      <w:proofErr w:type="spellEnd"/>
+      <w:r>
+        <w:rPr>
+          <w:b/>
+          <w:bCs/>
+        </w:rPr>
+        <w:t>:</w:t>
+      </w:r>
+      <w:bookmarkStart w:id="0" w:name="_GoBack"/>
+      <w:bookmarkEnd w:id="0"/>
+      <w:r>
+        <w:rPr>
+          <w:b/>
+          <w:bCs/>
+        </w:rPr>
+        <w:t xml:space="preserve"> </w:t>
+      </w:r>
+      <w:r>
+        <w:rPr>
+          <w:b/>
+          <w:bCs/>
+        </w:rPr>
+        <w:t>https://l.instagram.com/?u=http%3A%2F%2Fspringroseevents.com%2F&amp;e=AUCLhcQrh9WGZEgngbl30pLzMZ2hGV4a1iilpNt4GzU3IP9yPWO58ns1DO3MAKTN4xheVE7bLSu6Kq61JJ-L3AQ2PsTAKHiMX0_v2_LLhddj2i4UaJmen85VorI-vkoh33fqEb903ER6QVC-pPFmSA</w:t>
       </w:r>
     </w:p>
     <w:sectPr>
@@ -13378,6 +13509,17 @@
       <w:szCs w:val="24"/>
     </w:rPr>
   </w:style>
+  <w:style w:type="character" w:styleId="Hyperlink">
+    <w:name w:val="Hyperlink"/>
+    <w:basedOn w:val="DefaultParagraphFont"/>
+    <w:uiPriority w:val="99"/>
+    <w:unhideWhenUsed/>
+    <w:rsid w:val="00E0300F"/>
+    <w:rPr>
+      <w:color w:val="0000FF" w:themeColor="hyperlink"/>
+      <w:u w:val="single"/>
+    </w:rPr>
+  </w:style>
 </w:styles>
 </file>
 
@@ -25237,6 +25379,17 @@
       <w:rFonts w:ascii="Times New Roman" w:eastAsia="Times New Roman" w:hAnsi="Times New Roman" w:cs="Times New Roman"/>
       <w:sz w:val="24"/>
       <w:szCs w:val="24"/>
+    </w:rPr>
+  </w:style>
+  <w:style w:type="character" w:styleId="Hyperlink">
+    <w:name w:val="Hyperlink"/>
+    <w:basedOn w:val="DefaultParagraphFont"/>
+    <w:uiPriority w:val="99"/>
+    <w:unhideWhenUsed/>
+    <w:rsid w:val="00E0300F"/>
+    <w:rPr>
+      <w:color w:val="0000FF" w:themeColor="hyperlink"/>
+      <w:u w:val="single"/>
     </w:rPr>
   </w:style>
 </w:styles>
@@ -25567,7 +25720,7 @@
 </file>
 
 <file path=customXml/itemProps1.xml><?xml version="1.0" encoding="utf-8"?>
-<ds:datastoreItem xmlns:ds="http://schemas.openxmlformats.org/officeDocument/2006/customXml" ds:itemID="{662657D9-D4E2-4FD6-82F5-DF19A62C8005}">
+<ds:datastoreItem xmlns:ds="http://schemas.openxmlformats.org/officeDocument/2006/customXml" ds:itemID="{BC61952A-C1A2-4EE7-ADA2-FDF583D24404}">
   <ds:schemaRefs>
     <ds:schemaRef ds:uri="http://schemas.openxmlformats.org/officeDocument/2006/bibliography"/>
   </ds:schemaRefs>

--- a/Durrani_Group_Notes.docx
+++ b/Durrani_Group_Notes.docx
@@ -505,12 +505,177 @@
           <w:rStyle w:val="Strong"/>
         </w:rPr>
       </w:pPr>
+    </w:p>
+    <w:p>
+      <w:pPr>
+        <w:pStyle w:val="Heading1"/>
+      </w:pPr>
+      <w:r>
+        <w:lastRenderedPageBreak/>
+        <w:t>Chairman's Message</w:t>
+      </w:r>
+    </w:p>
+    <w:p>
+      <w:pPr>
+        <w:pStyle w:val="isselectedend"/>
+      </w:pPr>
+      <w:r>
+        <w:t>Welcome to our company.</w:t>
+      </w:r>
+    </w:p>
+    <w:p>
+      <w:pPr>
+        <w:pStyle w:val="isselectedend"/>
+      </w:pPr>
+      <w:r>
+        <w:t xml:space="preserve">It is my pleasure to welcome you to one of Khyber </w:t>
+      </w:r>
       <w:proofErr w:type="spellStart"/>
       <w:r>
+        <w:t>Pakhtunkhwa's</w:t>
+      </w:r>
+      <w:proofErr w:type="spellEnd"/>
+      <w:r>
+        <w:t xml:space="preserve"> trusted real estate organizations. Our mission is to provide safe, transparent, and rewarding real estate solutions while upholding the highest standards of integrity, professionalism, and customer satisfaction.</w:t>
+      </w:r>
+    </w:p>
+    <w:p>
+      <w:pPr>
+        <w:pStyle w:val="isselectedend"/>
+      </w:pPr>
+      <w:r>
+        <w:t xml:space="preserve">Peshawar and Khyber </w:t>
+      </w:r>
+      <w:proofErr w:type="spellStart"/>
+      <w:r>
+        <w:t>Pakhtunkhwa</w:t>
+      </w:r>
+      <w:proofErr w:type="spellEnd"/>
+      <w:r>
+        <w:t xml:space="preserve"> are experiencing remarkable growth, creating exceptional opportunities for homeowners and investors alike. We are committed to helping our clients make informed decisions and achieve long-term value through expert guidance and reliable services.</w:t>
+      </w:r>
+    </w:p>
+    <w:p>
+      <w:pPr>
+        <w:pStyle w:val="isselectedend"/>
+      </w:pPr>
+      <w:r>
+        <w:t xml:space="preserve">At our company, we believe that trust is the foundation of every successful relationship. Our experienced team is dedicated to providing personalized support in buying, selling, renting, and investing in real estate. We strive to deliver excellence in every project and </w:t>
+      </w:r>
+      <w:proofErr w:type="gramStart"/>
+      <w:r>
+        <w:t>transaction, ensuring our clients receive</w:t>
+      </w:r>
+      <w:proofErr w:type="gramEnd"/>
+      <w:r>
+        <w:t xml:space="preserve"> the best possible experience.</w:t>
+      </w:r>
+    </w:p>
+    <w:p>
+      <w:pPr>
+        <w:pStyle w:val="isselectedend"/>
+      </w:pPr>
+      <w:r>
+        <w:t xml:space="preserve">Thank you for placing your trust in us. We look forward to building lasting relationships and contributing to the growth and prosperity of Peshawar and Khyber </w:t>
+      </w:r>
+      <w:proofErr w:type="spellStart"/>
+      <w:r>
+        <w:t>Pakhtunkhwa</w:t>
+      </w:r>
+      <w:proofErr w:type="spellEnd"/>
+      <w:r>
+        <w:t>.</w:t>
+      </w:r>
+    </w:p>
+    <w:p>
+      <w:pPr>
+        <w:pStyle w:val="NormalWeb"/>
+      </w:pPr>
+      <w:r>
         <w:rPr>
           <w:rStyle w:val="Strong"/>
         </w:rPr>
-        <w:lastRenderedPageBreak/>
+        <w:t xml:space="preserve">Salman </w:t>
+      </w:r>
+      <w:proofErr w:type="spellStart"/>
+      <w:r>
+        <w:rPr>
+          <w:rStyle w:val="Strong"/>
+        </w:rPr>
+        <w:t>Durrani</w:t>
+      </w:r>
+      <w:proofErr w:type="spellEnd"/>
+      <w:r>
+        <w:br/>
+      </w:r>
+      <w:r>
+        <w:rPr>
+          <w:rStyle w:val="Strong"/>
+        </w:rPr>
+        <w:t>Chairman</w:t>
+      </w:r>
+      <w:r>
+        <w:br/>
+      </w:r>
+      <w:proofErr w:type="spellStart"/>
+      <w:r>
+        <w:rPr>
+          <w:rStyle w:val="Strong"/>
+        </w:rPr>
+        <w:t>Durrani</w:t>
+      </w:r>
+      <w:proofErr w:type="spellEnd"/>
+      <w:r>
+        <w:rPr>
+          <w:rStyle w:val="Strong"/>
+        </w:rPr>
+        <w:t xml:space="preserve"> Group</w:t>
+      </w:r>
+      <w:r>
+        <w:rPr>
+          <w:rStyle w:val="Strong"/>
+        </w:rPr>
+        <w:t>.</w:t>
+      </w:r>
+      <w:bookmarkStart w:id="0" w:name="_GoBack"/>
+      <w:bookmarkEnd w:id="0"/>
+    </w:p>
+    <w:p>
+      <w:pPr>
+        <w:pStyle w:val="NormalWeb"/>
+        <w:rPr>
+          <w:rStyle w:val="Strong"/>
+        </w:rPr>
+      </w:pPr>
+    </w:p>
+    <w:p>
+      <w:pPr>
+        <w:pStyle w:val="NormalWeb"/>
+        <w:rPr>
+          <w:rStyle w:val="Strong"/>
+        </w:rPr>
+      </w:pPr>
+    </w:p>
+    <w:p>
+      <w:pPr>
+        <w:pStyle w:val="NormalWeb"/>
+        <w:rPr>
+          <w:rStyle w:val="Strong"/>
+        </w:rPr>
+      </w:pPr>
+    </w:p>
+    <w:p>
+      <w:pPr>
+        <w:pStyle w:val="NormalWeb"/>
+        <w:rPr>
+          <w:rStyle w:val="Strong"/>
+        </w:rPr>
+      </w:pPr>
+      <w:proofErr w:type="spellStart"/>
+      <w:r>
+        <w:rPr>
+          <w:rStyle w:val="Strong"/>
+        </w:rPr>
         <w:t>Mazhar</w:t>
       </w:r>
       <w:proofErr w:type="spellEnd"/>
@@ -614,6 +779,7 @@
         <w:pStyle w:val="NormalWeb"/>
       </w:pPr>
       <w:r>
+        <w:lastRenderedPageBreak/>
         <w:t xml:space="preserve">I am honored to welcome you to </w:t>
       </w:r>
       <w:proofErr w:type="spellStart"/>
@@ -881,11 +1047,7 @@
         <w:t>integrity, innovation, teamwork, and long-term relationships</w:t>
       </w:r>
       <w:r>
-        <w:t xml:space="preserve">. Our commitment is to maintain the highest standards of </w:t>
-      </w:r>
-      <w:r>
-        <w:lastRenderedPageBreak/>
-        <w:t>professionalism while continuing to grow and contribute to the development of our region.</w:t>
+        <w:t>. Our commitment is to maintain the highest standards of professionalism while continuing to grow and contribute to the development of our region.</w:t>
       </w:r>
     </w:p>
     <w:p>
@@ -1115,23 +1277,3057 @@
           <w:b/>
           <w:bCs/>
         </w:rPr>
-        <w:t>:</w:t>
-      </w:r>
-      <w:bookmarkStart w:id="0" w:name="_GoBack"/>
-      <w:bookmarkEnd w:id="0"/>
-      <w:r>
+        <w:t xml:space="preserve">: </w:t>
+      </w:r>
+      <w:hyperlink r:id="rId8" w:history="1">
+        <w:r>
+          <w:rPr>
+            <w:rStyle w:val="Hyperlink"/>
+            <w:b/>
+            <w:bCs/>
+          </w:rPr>
+          <w:t>https://l.instagram.com/?u=http%3A%2F%2Fspringroseevents.com%2F&amp;e=AUCLhcQrh9WGZEgngbl30pLzMZ2hGV4a1iilpNt4GzU3IP9yPWO58ns1DO3MAKTN4xheVE7bLSu6Kq61JJ-L3AQ2PsTAKHiMX0_v2_LLhddj2i4UaJmen85VorI-vkoh33fqEb903ER6QVC-pPFmSA</w:t>
+        </w:r>
+      </w:hyperlink>
+    </w:p>
+    <w:p>
+      <w:pPr>
+        <w:pStyle w:val="NormalWeb"/>
         <w:rPr>
           <w:b/>
           <w:bCs/>
-        </w:rPr>
-        <w:t xml:space="preserve"> </w:t>
-      </w:r>
-      <w:r>
+          <w:u w:val="single"/>
+        </w:rPr>
+      </w:pPr>
+    </w:p>
+    <w:p>
+      <w:pPr>
+        <w:pStyle w:val="NormalWeb"/>
         <w:rPr>
           <w:b/>
           <w:bCs/>
-        </w:rPr>
-        <w:t>https://l.instagram.com/?u=http%3A%2F%2Fspringroseevents.com%2F&amp;e=AUCLhcQrh9WGZEgngbl30pLzMZ2hGV4a1iilpNt4GzU3IP9yPWO58ns1DO3MAKTN4xheVE7bLSu6Kq61JJ-L3AQ2PsTAKHiMX0_v2_LLhddj2i4UaJmen85VorI-vkoh33fqEb903ER6QVC-pPFmSA</w:t>
+          <w:u w:val="single"/>
+        </w:rPr>
+      </w:pPr>
+      <w:r>
+        <w:rPr>
+          <w:b/>
+          <w:bCs/>
+          <w:u w:val="single"/>
+        </w:rPr>
+        <w:t>.</w:t>
+      </w:r>
+    </w:p>
+    <w:p>
+      <w:pPr>
+        <w:pStyle w:val="NormalWeb"/>
+        <w:rPr>
+          <w:b/>
+          <w:bCs/>
+          <w:u w:val="single"/>
+        </w:rPr>
+      </w:pPr>
+      <w:proofErr w:type="spellStart"/>
+      <w:r>
+        <w:rPr>
+          <w:rStyle w:val="inqyif"/>
+          <w:rFonts w:ascii="Arial" w:hAnsi="Arial" w:cs="Arial"/>
+          <w:b/>
+          <w:bCs/>
+          <w:u w:val="single"/>
+        </w:rPr>
+        <w:t>Defence</w:t>
+      </w:r>
+      <w:proofErr w:type="spellEnd"/>
+      <w:r>
+        <w:rPr>
+          <w:rStyle w:val="inqyif"/>
+          <w:rFonts w:ascii="Arial" w:hAnsi="Arial" w:cs="Arial"/>
+          <w:b/>
+          <w:bCs/>
+          <w:u w:val="single"/>
+        </w:rPr>
+        <w:t xml:space="preserve"> Housing Authority (DHA) Peshawar</w:t>
+      </w:r>
+      <w:r>
+        <w:t xml:space="preserve"> is a premier, master-planned gated community located in Peshawar, Pakistan, designed to offer high-end residential and commercial living standards. Spanning across approximately </w:t>
+      </w:r>
+      <w:r>
+        <w:rPr>
+          <w:rStyle w:val="Strong"/>
+          <w:rFonts w:ascii="Arial" w:hAnsi="Arial" w:cs="Arial"/>
+        </w:rPr>
+        <w:t xml:space="preserve">136,000 </w:t>
+      </w:r>
+      <w:proofErr w:type="spellStart"/>
+      <w:r>
+        <w:rPr>
+          <w:rStyle w:val="Strong"/>
+          <w:rFonts w:ascii="Arial" w:hAnsi="Arial" w:cs="Arial"/>
+        </w:rPr>
+        <w:t>Kanals</w:t>
+      </w:r>
+      <w:proofErr w:type="spellEnd"/>
+      <w:r>
+        <w:t xml:space="preserve"> and divided into </w:t>
+      </w:r>
+      <w:r>
+        <w:rPr>
+          <w:rStyle w:val="Strong"/>
+          <w:rFonts w:ascii="Arial" w:hAnsi="Arial" w:cs="Arial"/>
+        </w:rPr>
+        <w:t>10 distinct sectors</w:t>
+      </w:r>
+      <w:r>
+        <w:t xml:space="preserve">, it serves as a central modern hub for the Khyber </w:t>
+      </w:r>
+      <w:proofErr w:type="spellStart"/>
+      <w:r>
+        <w:t>Pakhtunkhwa</w:t>
+      </w:r>
+      <w:proofErr w:type="spellEnd"/>
+      <w:r>
+        <w:t xml:space="preserve"> region. The project is strategically positioned with multi-route connectivity near </w:t>
+      </w:r>
+      <w:proofErr w:type="spellStart"/>
+      <w:r>
+        <w:t>Nasir</w:t>
+      </w:r>
+      <w:proofErr w:type="spellEnd"/>
+      <w:r>
+        <w:t xml:space="preserve"> </w:t>
+      </w:r>
+      <w:proofErr w:type="spellStart"/>
+      <w:r>
+        <w:t>Bagh</w:t>
+      </w:r>
+      <w:proofErr w:type="spellEnd"/>
+      <w:r>
+        <w:t xml:space="preserve"> Road, the Northern Bypass, the Ring Road, and University Road.</w:t>
+      </w:r>
+    </w:p>
+    <w:p>
+      <w:pPr>
+        <w:pStyle w:val="NormalWeb"/>
+      </w:pPr>
+    </w:p>
+    <w:p>
+      <w:pPr>
+        <w:pStyle w:val="NormalWeb"/>
+      </w:pPr>
+      <w:proofErr w:type="spellStart"/>
+      <w:r>
+        <w:rPr>
+          <w:rStyle w:val="inqyif"/>
+          <w:rFonts w:ascii="Arial" w:hAnsi="Arial" w:cs="Arial"/>
+          <w:b/>
+          <w:bCs/>
+          <w:u w:val="single"/>
+        </w:rPr>
+        <w:t>Regi</w:t>
+      </w:r>
+      <w:proofErr w:type="spellEnd"/>
+      <w:r>
+        <w:rPr>
+          <w:rStyle w:val="inqyif"/>
+          <w:rFonts w:ascii="Arial" w:hAnsi="Arial" w:cs="Arial"/>
+          <w:b/>
+          <w:bCs/>
+          <w:u w:val="single"/>
+        </w:rPr>
+        <w:t xml:space="preserve"> Model Town (RMT</w:t>
+      </w:r>
+      <w:r>
+        <w:rPr>
+          <w:rStyle w:val="inqyif"/>
+          <w:rFonts w:ascii="Arial" w:hAnsi="Arial" w:cs="Arial"/>
+          <w:b/>
+          <w:bCs/>
+        </w:rPr>
+        <w:t>)</w:t>
+      </w:r>
+      <w:r>
+        <w:rPr>
+          <w:rStyle w:val="inqyif"/>
+          <w:rFonts w:ascii="Arial" w:hAnsi="Arial" w:cs="Arial"/>
+        </w:rPr>
+        <w:t xml:space="preserve"> in Peshawar is a 4,620-acre government-approved housing scheme featuring over 26,000 plots, developed by the Peshawar Development Authority (PDA)</w:t>
+      </w:r>
+      <w:r>
+        <w:t>. While Zones 3 and 4 are fully developed with immediate possession, Zones 1, 2, and 5 face long-term development delays due to ongoing land disputes, making verification of allotment records via the PDA crucial for investors.</w:t>
+      </w:r>
+    </w:p>
+    <w:p>
+      <w:pPr>
+        <w:rPr>
+          <w:rFonts w:ascii="Arial" w:hAnsi="Arial" w:cs="Arial"/>
+          <w:b/>
+          <w:bCs/>
+          <w:sz w:val="30"/>
+          <w:szCs w:val="30"/>
+        </w:rPr>
+      </w:pPr>
+      <w:r>
+        <w:rPr>
+          <w:rFonts w:ascii="Arial" w:hAnsi="Arial" w:cs="Arial"/>
+          <w:b/>
+          <w:bCs/>
+          <w:sz w:val="30"/>
+          <w:szCs w:val="30"/>
+        </w:rPr>
+        <w:t>Location and Access</w:t>
+      </w:r>
+    </w:p>
+    <w:p>
+      <w:pPr>
+        <w:numPr>
+          <w:ilvl w:val="0"/>
+          <w:numId w:val="12"/>
+        </w:numPr>
+        <w:spacing w:after="0" w:line="240" w:lineRule="auto"/>
+        <w:ind w:left="0"/>
+        <w:rPr>
+          <w:rFonts w:ascii="Arial" w:hAnsi="Arial" w:cs="Arial"/>
+          <w:sz w:val="24"/>
+          <w:szCs w:val="24"/>
+        </w:rPr>
+      </w:pPr>
+      <w:r>
+        <w:rPr>
+          <w:rStyle w:val="Strong"/>
+          <w:rFonts w:ascii="Arial" w:hAnsi="Arial" w:cs="Arial"/>
+        </w:rPr>
+        <w:t>Position:</w:t>
+      </w:r>
+      <w:r>
+        <w:rPr>
+          <w:rStyle w:val="inqyif"/>
+          <w:rFonts w:ascii="Arial" w:hAnsi="Arial" w:cs="Arial"/>
+        </w:rPr>
+        <w:t xml:space="preserve"> Located near </w:t>
+      </w:r>
+      <w:proofErr w:type="spellStart"/>
+      <w:r>
+        <w:rPr>
+          <w:rStyle w:val="inqyif"/>
+          <w:rFonts w:ascii="Arial" w:hAnsi="Arial" w:cs="Arial"/>
+        </w:rPr>
+        <w:t>Nasir</w:t>
+      </w:r>
+      <w:proofErr w:type="spellEnd"/>
+      <w:r>
+        <w:rPr>
+          <w:rStyle w:val="inqyif"/>
+          <w:rFonts w:ascii="Arial" w:hAnsi="Arial" w:cs="Arial"/>
+        </w:rPr>
+        <w:t xml:space="preserve"> </w:t>
+      </w:r>
+      <w:proofErr w:type="spellStart"/>
+      <w:r>
+        <w:rPr>
+          <w:rStyle w:val="inqyif"/>
+          <w:rFonts w:ascii="Arial" w:hAnsi="Arial" w:cs="Arial"/>
+        </w:rPr>
+        <w:t>Bagh</w:t>
+      </w:r>
+      <w:proofErr w:type="spellEnd"/>
+      <w:r>
+        <w:rPr>
+          <w:rStyle w:val="inqyif"/>
+          <w:rFonts w:ascii="Arial" w:hAnsi="Arial" w:cs="Arial"/>
+        </w:rPr>
+        <w:t xml:space="preserve"> Road, close to the academic zones and neighboring DHA Peshawar.</w:t>
+      </w:r>
+    </w:p>
+    <w:p>
+      <w:pPr>
+        <w:numPr>
+          <w:ilvl w:val="0"/>
+          <w:numId w:val="12"/>
+        </w:numPr>
+        <w:spacing w:after="0" w:line="240" w:lineRule="auto"/>
+        <w:ind w:left="0"/>
+        <w:rPr>
+          <w:rFonts w:ascii="Arial" w:hAnsi="Arial" w:cs="Arial"/>
+        </w:rPr>
+      </w:pPr>
+      <w:r>
+        <w:rPr>
+          <w:rStyle w:val="Strong"/>
+          <w:rFonts w:ascii="Arial" w:hAnsi="Arial" w:cs="Arial"/>
+        </w:rPr>
+        <w:t>Main Entrance:</w:t>
+      </w:r>
+      <w:r>
+        <w:rPr>
+          <w:rStyle w:val="inqyif"/>
+          <w:rFonts w:ascii="Arial" w:hAnsi="Arial" w:cs="Arial"/>
+        </w:rPr>
+        <w:t xml:space="preserve"> Primary access relies heavily on </w:t>
+      </w:r>
+      <w:proofErr w:type="spellStart"/>
+      <w:r>
+        <w:rPr>
+          <w:rStyle w:val="inqyif"/>
+          <w:rFonts w:ascii="Arial" w:hAnsi="Arial" w:cs="Arial"/>
+        </w:rPr>
+        <w:t>Nasir</w:t>
+      </w:r>
+      <w:proofErr w:type="spellEnd"/>
+      <w:r>
+        <w:rPr>
+          <w:rStyle w:val="inqyif"/>
+          <w:rFonts w:ascii="Arial" w:hAnsi="Arial" w:cs="Arial"/>
+        </w:rPr>
+        <w:t xml:space="preserve"> </w:t>
+      </w:r>
+      <w:proofErr w:type="spellStart"/>
+      <w:r>
+        <w:rPr>
+          <w:rStyle w:val="inqyif"/>
+          <w:rFonts w:ascii="Arial" w:hAnsi="Arial" w:cs="Arial"/>
+        </w:rPr>
+        <w:t>Bagh</w:t>
+      </w:r>
+      <w:proofErr w:type="spellEnd"/>
+      <w:r>
+        <w:rPr>
+          <w:rStyle w:val="inqyif"/>
+          <w:rFonts w:ascii="Arial" w:hAnsi="Arial" w:cs="Arial"/>
+        </w:rPr>
+        <w:t xml:space="preserve"> Road, linking residents smoothly to the rest of Peshawar.</w:t>
+      </w:r>
+      <w:r>
+        <w:rPr>
+          <w:rFonts w:ascii="Arial" w:hAnsi="Arial" w:cs="Arial"/>
+        </w:rPr>
+        <w:t xml:space="preserve"> [</w:t>
+      </w:r>
+      <w:hyperlink r:id="rId9" w:history="1">
+        <w:r>
+          <w:rPr>
+            <w:rStyle w:val="Hyperlink"/>
+            <w:rFonts w:ascii="Arial" w:hAnsi="Arial" w:cs="Arial"/>
+          </w:rPr>
+          <w:t>1</w:t>
+        </w:r>
+      </w:hyperlink>
+      <w:r>
+        <w:rPr>
+          <w:rFonts w:ascii="Arial" w:hAnsi="Arial" w:cs="Arial"/>
+        </w:rPr>
+        <w:t>]</w:t>
+      </w:r>
+    </w:p>
+    <w:p>
+      <w:pPr>
+        <w:rPr>
+          <w:rFonts w:ascii="Arial" w:hAnsi="Arial" w:cs="Arial"/>
+          <w:b/>
+          <w:bCs/>
+          <w:sz w:val="30"/>
+          <w:szCs w:val="30"/>
+        </w:rPr>
+      </w:pPr>
+      <w:r>
+        <w:rPr>
+          <w:rFonts w:ascii="Arial" w:hAnsi="Arial" w:cs="Arial"/>
+          <w:b/>
+          <w:bCs/>
+          <w:sz w:val="30"/>
+          <w:szCs w:val="30"/>
+        </w:rPr>
+        <w:t>Layout and Structure</w:t>
+      </w:r>
+    </w:p>
+    <w:p>
+      <w:pPr>
+        <w:numPr>
+          <w:ilvl w:val="0"/>
+          <w:numId w:val="13"/>
+        </w:numPr>
+        <w:spacing w:after="0" w:line="240" w:lineRule="auto"/>
+        <w:ind w:left="0"/>
+        <w:rPr>
+          <w:rFonts w:ascii="Arial" w:hAnsi="Arial" w:cs="Arial"/>
+          <w:sz w:val="24"/>
+          <w:szCs w:val="24"/>
+        </w:rPr>
+      </w:pPr>
+      <w:r>
+        <w:rPr>
+          <w:rStyle w:val="Strong"/>
+          <w:rFonts w:ascii="Arial" w:hAnsi="Arial" w:cs="Arial"/>
+        </w:rPr>
+        <w:t>Phases:</w:t>
+      </w:r>
+      <w:r>
+        <w:rPr>
+          <w:rStyle w:val="inqyif"/>
+          <w:rFonts w:ascii="Arial" w:hAnsi="Arial" w:cs="Arial"/>
+        </w:rPr>
+        <w:t xml:space="preserve"> Split across 5 main zones/phases (Phase 1 through Phase 5), subdivided into multiple named blocks.</w:t>
+      </w:r>
+    </w:p>
+    <w:p>
+      <w:pPr>
+        <w:numPr>
+          <w:ilvl w:val="0"/>
+          <w:numId w:val="13"/>
+        </w:numPr>
+        <w:spacing w:after="0" w:line="240" w:lineRule="auto"/>
+        <w:ind w:left="0"/>
+        <w:rPr>
+          <w:rFonts w:ascii="Arial" w:hAnsi="Arial" w:cs="Arial"/>
+        </w:rPr>
+      </w:pPr>
+      <w:r>
+        <w:rPr>
+          <w:rStyle w:val="Strong"/>
+          <w:rFonts w:ascii="Arial" w:hAnsi="Arial" w:cs="Arial"/>
+        </w:rPr>
+        <w:t>Plot Options:</w:t>
+      </w:r>
+      <w:r>
+        <w:rPr>
+          <w:rStyle w:val="inqyif"/>
+          <w:rFonts w:ascii="Arial" w:hAnsi="Arial" w:cs="Arial"/>
+        </w:rPr>
+        <w:t xml:space="preserve"> Predominantly residential options including 5 Marla, 10 Marla, and 1 </w:t>
+      </w:r>
+      <w:proofErr w:type="spellStart"/>
+      <w:r>
+        <w:rPr>
+          <w:rStyle w:val="inqyif"/>
+          <w:rFonts w:ascii="Arial" w:hAnsi="Arial" w:cs="Arial"/>
+        </w:rPr>
+        <w:t>Kanal</w:t>
+      </w:r>
+      <w:proofErr w:type="spellEnd"/>
+      <w:r>
+        <w:rPr>
+          <w:rStyle w:val="inqyif"/>
+          <w:rFonts w:ascii="Arial" w:hAnsi="Arial" w:cs="Arial"/>
+        </w:rPr>
+        <w:t xml:space="preserve"> plots.</w:t>
+      </w:r>
+    </w:p>
+    <w:p>
+      <w:pPr>
+        <w:numPr>
+          <w:ilvl w:val="0"/>
+          <w:numId w:val="13"/>
+        </w:numPr>
+        <w:spacing w:after="0" w:line="240" w:lineRule="auto"/>
+        <w:ind w:left="0"/>
+        <w:rPr>
+          <w:rFonts w:ascii="Arial" w:hAnsi="Arial" w:cs="Arial"/>
+        </w:rPr>
+      </w:pPr>
+      <w:r>
+        <w:rPr>
+          <w:rStyle w:val="Strong"/>
+          <w:rFonts w:ascii="Arial" w:hAnsi="Arial" w:cs="Arial"/>
+        </w:rPr>
+        <w:t>Market Status:</w:t>
+      </w:r>
+      <w:r>
+        <w:rPr>
+          <w:rStyle w:val="inqyif"/>
+          <w:rFonts w:ascii="Arial" w:hAnsi="Arial" w:cs="Arial"/>
+        </w:rPr>
+        <w:t xml:space="preserve"> Highly popular among mid-range buyers and long-term investors looking </w:t>
+      </w:r>
+      <w:proofErr w:type="gramStart"/>
+      <w:r>
+        <w:rPr>
+          <w:rStyle w:val="inqyif"/>
+          <w:rFonts w:ascii="Arial" w:hAnsi="Arial" w:cs="Arial"/>
+        </w:rPr>
+        <w:t>for  verified</w:t>
+      </w:r>
+      <w:proofErr w:type="gramEnd"/>
+      <w:r>
+        <w:rPr>
+          <w:rStyle w:val="inqyif"/>
+          <w:rFonts w:ascii="Arial" w:hAnsi="Arial" w:cs="Arial"/>
+        </w:rPr>
+        <w:t xml:space="preserve"> property.</w:t>
+      </w:r>
+    </w:p>
+    <w:p>
+      <w:pPr>
+        <w:rPr>
+          <w:rFonts w:ascii="Arial" w:hAnsi="Arial" w:cs="Arial"/>
+          <w:b/>
+          <w:bCs/>
+          <w:sz w:val="30"/>
+          <w:szCs w:val="30"/>
+        </w:rPr>
+      </w:pPr>
+      <w:r>
+        <w:rPr>
+          <w:rFonts w:ascii="Arial" w:hAnsi="Arial" w:cs="Arial"/>
+          <w:b/>
+          <w:bCs/>
+          <w:sz w:val="30"/>
+          <w:szCs w:val="30"/>
+        </w:rPr>
+        <w:t>Current Real Estate Trends</w:t>
+      </w:r>
+    </w:p>
+    <w:p>
+      <w:pPr>
+        <w:numPr>
+          <w:ilvl w:val="0"/>
+          <w:numId w:val="14"/>
+        </w:numPr>
+        <w:spacing w:after="0" w:line="240" w:lineRule="auto"/>
+        <w:ind w:left="0"/>
+        <w:rPr>
+          <w:rFonts w:ascii="Arial" w:hAnsi="Arial" w:cs="Arial"/>
+          <w:sz w:val="24"/>
+          <w:szCs w:val="24"/>
+        </w:rPr>
+      </w:pPr>
+      <w:r>
+        <w:rPr>
+          <w:rStyle w:val="Strong"/>
+          <w:rFonts w:ascii="Arial" w:hAnsi="Arial" w:cs="Arial"/>
+        </w:rPr>
+        <w:lastRenderedPageBreak/>
+        <w:t>Demand:</w:t>
+      </w:r>
+      <w:r>
+        <w:rPr>
+          <w:rStyle w:val="inqyif"/>
+          <w:rFonts w:ascii="Arial" w:hAnsi="Arial" w:cs="Arial"/>
+        </w:rPr>
+        <w:t xml:space="preserve"> Rapid infrastructure development and improved authority oversight have spiked buyer interest.</w:t>
+      </w:r>
+      <w:r>
+        <w:rPr>
+          <w:rFonts w:ascii="Arial" w:hAnsi="Arial" w:cs="Arial"/>
+        </w:rPr>
+        <w:t xml:space="preserve"> </w:t>
+      </w:r>
+    </w:p>
+    <w:p>
+      <w:pPr>
+        <w:numPr>
+          <w:ilvl w:val="0"/>
+          <w:numId w:val="14"/>
+        </w:numPr>
+        <w:spacing w:after="0" w:line="240" w:lineRule="auto"/>
+        <w:ind w:left="0"/>
+        <w:rPr>
+          <w:rFonts w:ascii="Arial" w:hAnsi="Arial" w:cs="Arial"/>
+        </w:rPr>
+      </w:pPr>
+      <w:r>
+        <w:rPr>
+          <w:rStyle w:val="Strong"/>
+          <w:rFonts w:ascii="Arial" w:hAnsi="Arial" w:cs="Arial"/>
+        </w:rPr>
+        <w:t>Pricing (Approximate):</w:t>
+      </w:r>
+    </w:p>
+    <w:p>
+      <w:pPr>
+        <w:numPr>
+          <w:ilvl w:val="1"/>
+          <w:numId w:val="14"/>
+        </w:numPr>
+        <w:spacing w:after="0" w:line="240" w:lineRule="auto"/>
+        <w:ind w:left="0"/>
+        <w:rPr>
+          <w:rFonts w:ascii="Arial" w:hAnsi="Arial" w:cs="Arial"/>
+        </w:rPr>
+      </w:pPr>
+      <w:r>
+        <w:rPr>
+          <w:rStyle w:val="Emphasis"/>
+          <w:rFonts w:ascii="Arial" w:hAnsi="Arial" w:cs="Arial"/>
+        </w:rPr>
+        <w:t>5 Marla plots:</w:t>
+      </w:r>
+      <w:r>
+        <w:rPr>
+          <w:rStyle w:val="inqyif"/>
+          <w:rFonts w:ascii="Arial" w:hAnsi="Arial" w:cs="Arial"/>
+        </w:rPr>
+        <w:t xml:space="preserve"> PKR 60 Lakh to 1.4 </w:t>
+      </w:r>
+      <w:proofErr w:type="spellStart"/>
+      <w:r>
+        <w:rPr>
+          <w:rStyle w:val="inqyif"/>
+          <w:rFonts w:ascii="Arial" w:hAnsi="Arial" w:cs="Arial"/>
+        </w:rPr>
+        <w:t>Crore</w:t>
+      </w:r>
+      <w:proofErr w:type="spellEnd"/>
+      <w:r>
+        <w:rPr>
+          <w:rStyle w:val="inqyif"/>
+          <w:rFonts w:ascii="Arial" w:hAnsi="Arial" w:cs="Arial"/>
+        </w:rPr>
+        <w:t xml:space="preserve"> depending on the specific phase/block.</w:t>
+      </w:r>
+    </w:p>
+    <w:p>
+      <w:pPr>
+        <w:numPr>
+          <w:ilvl w:val="1"/>
+          <w:numId w:val="14"/>
+        </w:numPr>
+        <w:spacing w:after="0" w:line="240" w:lineRule="auto"/>
+        <w:ind w:left="0"/>
+        <w:rPr>
+          <w:rStyle w:val="inqyif"/>
+          <w:rFonts w:ascii="Arial" w:hAnsi="Arial" w:cs="Arial"/>
+        </w:rPr>
+      </w:pPr>
+      <w:r>
+        <w:rPr>
+          <w:rStyle w:val="Emphasis"/>
+          <w:rFonts w:ascii="Arial" w:hAnsi="Arial" w:cs="Arial"/>
+        </w:rPr>
+        <w:t>10 Marla plots:</w:t>
+      </w:r>
+      <w:r>
+        <w:rPr>
+          <w:rStyle w:val="inqyif"/>
+          <w:rFonts w:ascii="Arial" w:hAnsi="Arial" w:cs="Arial"/>
+        </w:rPr>
+        <w:t xml:space="preserve"> PKR 1.2 </w:t>
+      </w:r>
+      <w:proofErr w:type="spellStart"/>
+      <w:r>
+        <w:rPr>
+          <w:rStyle w:val="inqyif"/>
+          <w:rFonts w:ascii="Arial" w:hAnsi="Arial" w:cs="Arial"/>
+        </w:rPr>
+        <w:t>Crore</w:t>
+      </w:r>
+      <w:proofErr w:type="spellEnd"/>
+      <w:r>
+        <w:rPr>
+          <w:rStyle w:val="inqyif"/>
+          <w:rFonts w:ascii="Arial" w:hAnsi="Arial" w:cs="Arial"/>
+        </w:rPr>
+        <w:t xml:space="preserve"> to 2.1 </w:t>
+      </w:r>
+      <w:proofErr w:type="spellStart"/>
+      <w:r>
+        <w:rPr>
+          <w:rStyle w:val="inqyif"/>
+          <w:rFonts w:ascii="Arial" w:hAnsi="Arial" w:cs="Arial"/>
+        </w:rPr>
+        <w:t>Crore</w:t>
+      </w:r>
+      <w:proofErr w:type="spellEnd"/>
+    </w:p>
+    <w:p>
+      <w:pPr>
+        <w:spacing w:after="0" w:line="240" w:lineRule="auto"/>
+        <w:rPr>
+          <w:rFonts w:ascii="Arial" w:hAnsi="Arial" w:cs="Arial"/>
+        </w:rPr>
+      </w:pPr>
+    </w:p>
+    <w:p>
+      <w:pPr>
+        <w:spacing w:after="0" w:line="240" w:lineRule="auto"/>
+        <w:rPr>
+          <w:rFonts w:ascii="Arial" w:hAnsi="Arial" w:cs="Arial"/>
+        </w:rPr>
+      </w:pPr>
+    </w:p>
+    <w:p>
+      <w:pPr>
+        <w:rPr>
+          <w:rFonts w:ascii="Arial" w:hAnsi="Arial" w:cs="Arial"/>
+        </w:rPr>
+      </w:pPr>
+      <w:r>
+        <w:rPr>
+          <w:rFonts w:ascii="Arial" w:hAnsi="Arial" w:cs="Arial"/>
+          <w:b/>
+          <w:bCs/>
+          <w:u w:val="single"/>
+        </w:rPr>
+        <w:t xml:space="preserve">Hayatabad </w:t>
+      </w:r>
+      <w:r>
+        <w:rPr>
+          <w:rFonts w:ascii="Arial" w:hAnsi="Arial" w:cs="Arial"/>
+        </w:rPr>
+        <w:t xml:space="preserve">is a major, highly developed residential and commercial suburb on the western outskirts of Peshawar, Khyber </w:t>
+      </w:r>
+      <w:proofErr w:type="spellStart"/>
+      <w:r>
+        <w:rPr>
+          <w:rFonts w:ascii="Arial" w:hAnsi="Arial" w:cs="Arial"/>
+        </w:rPr>
+        <w:t>Pakhtunkhwa</w:t>
+      </w:r>
+      <w:proofErr w:type="spellEnd"/>
+      <w:r>
+        <w:rPr>
+          <w:rFonts w:ascii="Arial" w:hAnsi="Arial" w:cs="Arial"/>
+        </w:rPr>
+        <w:t xml:space="preserve">, Pakistan, named after politician Hayat </w:t>
+      </w:r>
+      <w:proofErr w:type="spellStart"/>
+      <w:r>
+        <w:rPr>
+          <w:rFonts w:ascii="Arial" w:hAnsi="Arial" w:cs="Arial"/>
+        </w:rPr>
+        <w:t>Sherpao</w:t>
+      </w:r>
+      <w:proofErr w:type="spellEnd"/>
+      <w:r>
+        <w:rPr>
+          <w:rFonts w:ascii="Arial" w:hAnsi="Arial" w:cs="Arial"/>
+        </w:rPr>
+        <w:t xml:space="preserve">. Divided into multiple well-planned phases (Phase 1 to Phase 7), it serves as a modern hub featuring prominent educational institutions, healthcare complexes, and commercial markets. </w:t>
+      </w:r>
+    </w:p>
+    <w:p>
+      <w:pPr>
+        <w:rPr>
+          <w:rFonts w:ascii="Arial" w:hAnsi="Arial" w:cs="Arial"/>
+          <w:b/>
+          <w:bCs/>
+          <w:sz w:val="30"/>
+          <w:szCs w:val="30"/>
+        </w:rPr>
+      </w:pPr>
+      <w:r>
+        <w:rPr>
+          <w:rFonts w:ascii="Arial" w:hAnsi="Arial" w:cs="Arial"/>
+          <w:b/>
+          <w:bCs/>
+          <w:sz w:val="30"/>
+          <w:szCs w:val="30"/>
+        </w:rPr>
+        <w:t>Overview and Layout</w:t>
+      </w:r>
+    </w:p>
+    <w:p>
+      <w:pPr>
+        <w:numPr>
+          <w:ilvl w:val="0"/>
+          <w:numId w:val="15"/>
+        </w:numPr>
+        <w:spacing w:after="0" w:line="240" w:lineRule="auto"/>
+        <w:ind w:left="0"/>
+        <w:rPr>
+          <w:rFonts w:ascii="Arial" w:hAnsi="Arial" w:cs="Arial"/>
+          <w:sz w:val="24"/>
+          <w:szCs w:val="24"/>
+        </w:rPr>
+      </w:pPr>
+      <w:r>
+        <w:rPr>
+          <w:rStyle w:val="Strong"/>
+          <w:rFonts w:ascii="Arial" w:hAnsi="Arial" w:cs="Arial"/>
+        </w:rPr>
+        <w:t>Location:</w:t>
+      </w:r>
+      <w:r>
+        <w:rPr>
+          <w:rStyle w:val="inqyif"/>
+          <w:rFonts w:ascii="Arial" w:hAnsi="Arial" w:cs="Arial"/>
+        </w:rPr>
+        <w:t xml:space="preserve"> Situated along </w:t>
+      </w:r>
+      <w:proofErr w:type="spellStart"/>
+      <w:r>
+        <w:rPr>
+          <w:rStyle w:val="inqyif"/>
+          <w:rFonts w:ascii="Arial" w:hAnsi="Arial" w:cs="Arial"/>
+        </w:rPr>
+        <w:t>Jamrud</w:t>
+      </w:r>
+      <w:proofErr w:type="spellEnd"/>
+      <w:r>
+        <w:rPr>
+          <w:rStyle w:val="inqyif"/>
+          <w:rFonts w:ascii="Arial" w:hAnsi="Arial" w:cs="Arial"/>
+        </w:rPr>
+        <w:t xml:space="preserve"> Road on the western edge of Peshawar, close to the Afghan border crossing at </w:t>
+      </w:r>
+      <w:proofErr w:type="spellStart"/>
+      <w:r>
+        <w:rPr>
+          <w:rStyle w:val="inqyif"/>
+          <w:rFonts w:ascii="Arial" w:hAnsi="Arial" w:cs="Arial"/>
+        </w:rPr>
+        <w:t>Torkham</w:t>
+      </w:r>
+      <w:proofErr w:type="spellEnd"/>
+      <w:r>
+        <w:rPr>
+          <w:rStyle w:val="inqyif"/>
+          <w:rFonts w:ascii="Arial" w:hAnsi="Arial" w:cs="Arial"/>
+        </w:rPr>
+        <w:t>.</w:t>
+      </w:r>
+    </w:p>
+    <w:p>
+      <w:pPr>
+        <w:numPr>
+          <w:ilvl w:val="0"/>
+          <w:numId w:val="15"/>
+        </w:numPr>
+        <w:spacing w:after="0" w:line="240" w:lineRule="auto"/>
+        <w:ind w:left="0"/>
+        <w:rPr>
+          <w:rFonts w:ascii="Arial" w:hAnsi="Arial" w:cs="Arial"/>
+        </w:rPr>
+      </w:pPr>
+      <w:r>
+        <w:rPr>
+          <w:rStyle w:val="Strong"/>
+          <w:rFonts w:ascii="Arial" w:hAnsi="Arial" w:cs="Arial"/>
+        </w:rPr>
+        <w:t>Structure:</w:t>
+      </w:r>
+      <w:r>
+        <w:rPr>
+          <w:rStyle w:val="inqyif"/>
+          <w:rFonts w:ascii="Arial" w:hAnsi="Arial" w:cs="Arial"/>
+        </w:rPr>
+        <w:t xml:space="preserve"> Organized alphabetically and numerically into designated residential sectors and phases with wide boulevards, parks, and dedicated commercial zones.</w:t>
+      </w:r>
+    </w:p>
+    <w:p>
+      <w:pPr>
+        <w:numPr>
+          <w:ilvl w:val="0"/>
+          <w:numId w:val="15"/>
+        </w:numPr>
+        <w:spacing w:after="0" w:line="240" w:lineRule="auto"/>
+        <w:ind w:left="0"/>
+        <w:rPr>
+          <w:rFonts w:ascii="Arial" w:hAnsi="Arial" w:cs="Arial"/>
+        </w:rPr>
+      </w:pPr>
+      <w:r>
+        <w:rPr>
+          <w:rStyle w:val="Strong"/>
+          <w:rFonts w:ascii="Arial" w:hAnsi="Arial" w:cs="Arial"/>
+        </w:rPr>
+        <w:t>Real Estate:</w:t>
+      </w:r>
+      <w:r>
+        <w:rPr>
+          <w:rStyle w:val="inqyif"/>
+          <w:rFonts w:ascii="Arial" w:hAnsi="Arial" w:cs="Arial"/>
+        </w:rPr>
+        <w:t xml:space="preserve"> Regarded as one of the most secure, prime real estate and upscale living areas in Peshawar.</w:t>
+      </w:r>
+    </w:p>
+    <w:p>
+      <w:pPr>
+        <w:rPr>
+          <w:rFonts w:ascii="Arial" w:hAnsi="Arial" w:cs="Arial"/>
+          <w:b/>
+          <w:bCs/>
+          <w:sz w:val="30"/>
+          <w:szCs w:val="30"/>
+        </w:rPr>
+      </w:pPr>
+      <w:r>
+        <w:rPr>
+          <w:rFonts w:ascii="Arial" w:hAnsi="Arial" w:cs="Arial"/>
+          <w:b/>
+          <w:bCs/>
+          <w:sz w:val="30"/>
+          <w:szCs w:val="30"/>
+        </w:rPr>
+        <w:t>Key Infrastructure &amp; Services</w:t>
+      </w:r>
+    </w:p>
+    <w:p>
+      <w:pPr>
+        <w:numPr>
+          <w:ilvl w:val="0"/>
+          <w:numId w:val="16"/>
+        </w:numPr>
+        <w:spacing w:after="0" w:line="240" w:lineRule="auto"/>
+        <w:ind w:left="0"/>
+        <w:rPr>
+          <w:rFonts w:ascii="Arial" w:hAnsi="Arial" w:cs="Arial"/>
+          <w:sz w:val="24"/>
+          <w:szCs w:val="24"/>
+        </w:rPr>
+      </w:pPr>
+      <w:r>
+        <w:rPr>
+          <w:rStyle w:val="Strong"/>
+          <w:rFonts w:ascii="Arial" w:hAnsi="Arial" w:cs="Arial"/>
+        </w:rPr>
+        <w:t>Healthcare:</w:t>
+      </w:r>
+      <w:r>
+        <w:rPr>
+          <w:rStyle w:val="inqyif"/>
+          <w:rFonts w:ascii="Arial" w:hAnsi="Arial" w:cs="Arial"/>
+        </w:rPr>
+        <w:t xml:space="preserve"> Home to major medical infrastructure including the prominent </w:t>
+      </w:r>
+      <w:hyperlink r:id="rId10" w:tgtFrame="_blank" w:history="1">
+        <w:r>
+          <w:rPr>
+            <w:rStyle w:val="Hyperlink"/>
+            <w:rFonts w:ascii="Arial" w:hAnsi="Arial" w:cs="Arial"/>
+          </w:rPr>
+          <w:t>Hayatabad Medical Complex</w:t>
+        </w:r>
+      </w:hyperlink>
+      <w:r>
+        <w:rPr>
+          <w:rStyle w:val="inqyif"/>
+          <w:rFonts w:ascii="Arial" w:hAnsi="Arial" w:cs="Arial"/>
+        </w:rPr>
+        <w:t xml:space="preserve"> (HMC), the Institute of Kidney Diseases (IKD), and Khyber Girls Medical College.</w:t>
+      </w:r>
+    </w:p>
+    <w:p>
+      <w:pPr>
+        <w:numPr>
+          <w:ilvl w:val="0"/>
+          <w:numId w:val="16"/>
+        </w:numPr>
+        <w:spacing w:after="0" w:line="240" w:lineRule="auto"/>
+        <w:ind w:left="0"/>
+        <w:rPr>
+          <w:rStyle w:val="inqyif"/>
+          <w:rFonts w:ascii="Arial" w:hAnsi="Arial" w:cs="Arial"/>
+        </w:rPr>
+      </w:pPr>
+      <w:r>
+        <w:rPr>
+          <w:rStyle w:val="Strong"/>
+          <w:rFonts w:ascii="Arial" w:hAnsi="Arial" w:cs="Arial"/>
+        </w:rPr>
+        <w:t>Education &amp; Sports:</w:t>
+      </w:r>
+      <w:r>
+        <w:rPr>
+          <w:rStyle w:val="inqyif"/>
+          <w:rFonts w:ascii="Arial" w:hAnsi="Arial" w:cs="Arial"/>
+        </w:rPr>
+        <w:t xml:space="preserve"> Features numerous high-ranking public and private schools, colleges, and sports complexes catering to the metropolitan population</w:t>
+      </w:r>
+    </w:p>
+    <w:p>
+      <w:pPr>
+        <w:spacing w:after="0" w:line="240" w:lineRule="auto"/>
+        <w:rPr>
+          <w:rFonts w:ascii="Arial" w:hAnsi="Arial" w:cs="Arial"/>
+        </w:rPr>
+      </w:pPr>
+    </w:p>
+    <w:p>
+      <w:pPr>
+        <w:rPr>
+          <w:rFonts w:ascii="Arial" w:hAnsi="Arial" w:cs="Arial"/>
+        </w:rPr>
+      </w:pPr>
+      <w:r>
+        <w:rPr>
+          <w:rFonts w:ascii="Arial" w:hAnsi="Arial" w:cs="Arial"/>
+          <w:b/>
+          <w:bCs/>
+          <w:u w:val="single"/>
+        </w:rPr>
+        <w:t xml:space="preserve">Sheikh </w:t>
+      </w:r>
+      <w:proofErr w:type="spellStart"/>
+      <w:r>
+        <w:rPr>
+          <w:rFonts w:ascii="Arial" w:hAnsi="Arial" w:cs="Arial"/>
+          <w:b/>
+          <w:bCs/>
+          <w:u w:val="single"/>
+        </w:rPr>
+        <w:t>Yaseen</w:t>
+      </w:r>
+      <w:proofErr w:type="spellEnd"/>
+      <w:r>
+        <w:rPr>
+          <w:rFonts w:ascii="Arial" w:hAnsi="Arial" w:cs="Arial"/>
+          <w:b/>
+          <w:bCs/>
+          <w:u w:val="single"/>
+        </w:rPr>
+        <w:t xml:space="preserve"> Town</w:t>
+      </w:r>
+      <w:r>
+        <w:rPr>
+          <w:rFonts w:ascii="Arial" w:hAnsi="Arial" w:cs="Arial"/>
+        </w:rPr>
+        <w:t xml:space="preserve"> is a PDA-approved housing society located on Main </w:t>
+      </w:r>
+      <w:proofErr w:type="spellStart"/>
+      <w:r>
+        <w:rPr>
+          <w:rFonts w:ascii="Arial" w:hAnsi="Arial" w:cs="Arial"/>
+        </w:rPr>
+        <w:t>Nasir</w:t>
+      </w:r>
+      <w:proofErr w:type="spellEnd"/>
+      <w:r>
+        <w:rPr>
+          <w:rFonts w:ascii="Arial" w:hAnsi="Arial" w:cs="Arial"/>
+        </w:rPr>
+        <w:t xml:space="preserve"> </w:t>
+      </w:r>
+      <w:proofErr w:type="spellStart"/>
+      <w:r>
+        <w:rPr>
+          <w:rFonts w:ascii="Arial" w:hAnsi="Arial" w:cs="Arial"/>
+        </w:rPr>
+        <w:t>Bagh</w:t>
+      </w:r>
+      <w:proofErr w:type="spellEnd"/>
+      <w:r>
+        <w:rPr>
+          <w:rFonts w:ascii="Arial" w:hAnsi="Arial" w:cs="Arial"/>
+        </w:rPr>
+        <w:t xml:space="preserve"> Road in Peshawar, right next to DHA Peshawar and near </w:t>
+      </w:r>
+      <w:proofErr w:type="spellStart"/>
+      <w:r>
+        <w:rPr>
+          <w:rFonts w:ascii="Arial" w:hAnsi="Arial" w:cs="Arial"/>
+        </w:rPr>
+        <w:t>Regi</w:t>
+      </w:r>
+      <w:proofErr w:type="spellEnd"/>
+      <w:r>
+        <w:rPr>
+          <w:rFonts w:ascii="Arial" w:hAnsi="Arial" w:cs="Arial"/>
+        </w:rPr>
+        <w:t xml:space="preserve"> Model Town. It offers affordable residential plots and built-up houses in sizes like 5 Marla, 10 Marla, and 1 </w:t>
+      </w:r>
+      <w:proofErr w:type="spellStart"/>
+      <w:r>
+        <w:rPr>
+          <w:rFonts w:ascii="Arial" w:hAnsi="Arial" w:cs="Arial"/>
+        </w:rPr>
+        <w:t>Kanal</w:t>
+      </w:r>
+      <w:proofErr w:type="spellEnd"/>
+      <w:r>
+        <w:rPr>
+          <w:rFonts w:ascii="Arial" w:hAnsi="Arial" w:cs="Arial"/>
+        </w:rPr>
+        <w:t>. [</w:t>
+      </w:r>
+      <w:hyperlink r:id="rId11" w:history="1">
+        <w:r>
+          <w:rPr>
+            <w:rStyle w:val="Hyperlink"/>
+            <w:rFonts w:ascii="Arial" w:hAnsi="Arial" w:cs="Arial"/>
+          </w:rPr>
+          <w:t>1</w:t>
+        </w:r>
+      </w:hyperlink>
+      <w:r>
+        <w:rPr>
+          <w:rFonts w:ascii="Arial" w:hAnsi="Arial" w:cs="Arial"/>
+        </w:rPr>
+        <w:t xml:space="preserve">, </w:t>
+      </w:r>
+      <w:hyperlink r:id="rId12" w:history="1">
+        <w:r>
+          <w:rPr>
+            <w:rStyle w:val="Hyperlink"/>
+            <w:rFonts w:ascii="Arial" w:hAnsi="Arial" w:cs="Arial"/>
+          </w:rPr>
+          <w:t>2</w:t>
+        </w:r>
+      </w:hyperlink>
+      <w:r>
+        <w:rPr>
+          <w:rFonts w:ascii="Arial" w:hAnsi="Arial" w:cs="Arial"/>
+        </w:rPr>
+        <w:t xml:space="preserve">, </w:t>
+      </w:r>
+      <w:hyperlink r:id="rId13" w:history="1">
+        <w:r>
+          <w:rPr>
+            <w:rStyle w:val="Hyperlink"/>
+            <w:rFonts w:ascii="Arial" w:hAnsi="Arial" w:cs="Arial"/>
+          </w:rPr>
+          <w:t>3</w:t>
+        </w:r>
+      </w:hyperlink>
+      <w:r>
+        <w:rPr>
+          <w:rFonts w:ascii="Arial" w:hAnsi="Arial" w:cs="Arial"/>
+        </w:rPr>
+        <w:t xml:space="preserve">, </w:t>
+      </w:r>
+      <w:hyperlink r:id="rId14" w:history="1">
+        <w:r>
+          <w:rPr>
+            <w:rStyle w:val="Hyperlink"/>
+            <w:rFonts w:ascii="Arial" w:hAnsi="Arial" w:cs="Arial"/>
+          </w:rPr>
+          <w:t>4</w:t>
+        </w:r>
+      </w:hyperlink>
+      <w:r>
+        <w:rPr>
+          <w:rFonts w:ascii="Arial" w:hAnsi="Arial" w:cs="Arial"/>
+        </w:rPr>
+        <w:t xml:space="preserve">, </w:t>
+      </w:r>
+      <w:hyperlink r:id="rId15" w:history="1">
+        <w:r>
+          <w:rPr>
+            <w:rStyle w:val="Hyperlink"/>
+            <w:rFonts w:ascii="Arial" w:hAnsi="Arial" w:cs="Arial"/>
+          </w:rPr>
+          <w:t>5</w:t>
+        </w:r>
+      </w:hyperlink>
+      <w:r>
+        <w:rPr>
+          <w:rFonts w:ascii="Arial" w:hAnsi="Arial" w:cs="Arial"/>
+        </w:rPr>
+        <w:t>]</w:t>
+      </w:r>
+    </w:p>
+    <w:p>
+      <w:pPr>
+        <w:rPr>
+          <w:rFonts w:ascii="Arial" w:hAnsi="Arial" w:cs="Arial"/>
+          <w:b/>
+          <w:bCs/>
+          <w:sz w:val="30"/>
+          <w:szCs w:val="30"/>
+        </w:rPr>
+      </w:pPr>
+      <w:r>
+        <w:rPr>
+          <w:rFonts w:ascii="Arial" w:hAnsi="Arial" w:cs="Arial"/>
+          <w:b/>
+          <w:bCs/>
+          <w:sz w:val="30"/>
+          <w:szCs w:val="30"/>
+        </w:rPr>
+        <w:t>Location and Surroundings</w:t>
+      </w:r>
+    </w:p>
+    <w:p>
+      <w:pPr>
+        <w:numPr>
+          <w:ilvl w:val="0"/>
+          <w:numId w:val="17"/>
+        </w:numPr>
+        <w:spacing w:after="0" w:line="240" w:lineRule="auto"/>
+        <w:ind w:left="0"/>
+        <w:rPr>
+          <w:rFonts w:ascii="Arial" w:hAnsi="Arial" w:cs="Arial"/>
+          <w:sz w:val="24"/>
+          <w:szCs w:val="24"/>
+        </w:rPr>
+      </w:pPr>
+      <w:r>
+        <w:rPr>
+          <w:rStyle w:val="Strong"/>
+          <w:rFonts w:ascii="Arial" w:hAnsi="Arial" w:cs="Arial"/>
+        </w:rPr>
+        <w:t>Address:</w:t>
+      </w:r>
+      <w:r>
+        <w:rPr>
+          <w:rStyle w:val="inqyif"/>
+          <w:rFonts w:ascii="Arial" w:hAnsi="Arial" w:cs="Arial"/>
+        </w:rPr>
+        <w:t xml:space="preserve"> Main </w:t>
+      </w:r>
+      <w:proofErr w:type="spellStart"/>
+      <w:r>
+        <w:rPr>
+          <w:rStyle w:val="inqyif"/>
+          <w:rFonts w:ascii="Arial" w:hAnsi="Arial" w:cs="Arial"/>
+        </w:rPr>
+        <w:t>Nasir</w:t>
+      </w:r>
+      <w:proofErr w:type="spellEnd"/>
+      <w:r>
+        <w:rPr>
+          <w:rStyle w:val="inqyif"/>
+          <w:rFonts w:ascii="Arial" w:hAnsi="Arial" w:cs="Arial"/>
+        </w:rPr>
+        <w:t xml:space="preserve"> </w:t>
+      </w:r>
+      <w:proofErr w:type="spellStart"/>
+      <w:r>
+        <w:rPr>
+          <w:rStyle w:val="inqyif"/>
+          <w:rFonts w:ascii="Arial" w:hAnsi="Arial" w:cs="Arial"/>
+        </w:rPr>
+        <w:t>Bagh</w:t>
+      </w:r>
+      <w:proofErr w:type="spellEnd"/>
+      <w:r>
+        <w:rPr>
+          <w:rStyle w:val="inqyif"/>
+          <w:rFonts w:ascii="Arial" w:hAnsi="Arial" w:cs="Arial"/>
+        </w:rPr>
+        <w:t xml:space="preserve"> Road, adjacent to DHA Peshawar.</w:t>
+      </w:r>
+    </w:p>
+    <w:p>
+      <w:pPr>
+        <w:numPr>
+          <w:ilvl w:val="0"/>
+          <w:numId w:val="17"/>
+        </w:numPr>
+        <w:spacing w:after="0" w:line="240" w:lineRule="auto"/>
+        <w:ind w:left="0"/>
+        <w:rPr>
+          <w:rFonts w:ascii="Arial" w:hAnsi="Arial" w:cs="Arial"/>
+        </w:rPr>
+      </w:pPr>
+      <w:r>
+        <w:rPr>
+          <w:rStyle w:val="Strong"/>
+          <w:rFonts w:ascii="Arial" w:hAnsi="Arial" w:cs="Arial"/>
+        </w:rPr>
+        <w:t>Nearby Areas:</w:t>
+      </w:r>
+      <w:r>
+        <w:rPr>
+          <w:rStyle w:val="inqyif"/>
+          <w:rFonts w:ascii="Arial" w:hAnsi="Arial" w:cs="Arial"/>
+        </w:rPr>
+        <w:t xml:space="preserve"> Professor Model Town, </w:t>
+      </w:r>
+      <w:proofErr w:type="spellStart"/>
+      <w:r>
+        <w:rPr>
+          <w:rStyle w:val="inqyif"/>
+          <w:rFonts w:ascii="Arial" w:hAnsi="Arial" w:cs="Arial"/>
+        </w:rPr>
+        <w:t>Regi</w:t>
+      </w:r>
+      <w:proofErr w:type="spellEnd"/>
+      <w:r>
+        <w:rPr>
+          <w:rStyle w:val="inqyif"/>
+          <w:rFonts w:ascii="Arial" w:hAnsi="Arial" w:cs="Arial"/>
+        </w:rPr>
+        <w:t xml:space="preserve"> Model Town, and Peshawar Media Colony.</w:t>
+      </w:r>
+    </w:p>
+    <w:p>
+      <w:pPr>
+        <w:numPr>
+          <w:ilvl w:val="0"/>
+          <w:numId w:val="17"/>
+        </w:numPr>
+        <w:spacing w:after="0" w:line="240" w:lineRule="auto"/>
+        <w:ind w:left="0"/>
+        <w:rPr>
+          <w:rFonts w:ascii="Arial" w:hAnsi="Arial" w:cs="Arial"/>
+        </w:rPr>
+      </w:pPr>
+      <w:r>
+        <w:rPr>
+          <w:rStyle w:val="Strong"/>
+          <w:rFonts w:ascii="Arial" w:hAnsi="Arial" w:cs="Arial"/>
+        </w:rPr>
+        <w:t>Status:</w:t>
+      </w:r>
+      <w:r>
+        <w:rPr>
+          <w:rStyle w:val="inqyif"/>
+          <w:rFonts w:ascii="Arial" w:hAnsi="Arial" w:cs="Arial"/>
+        </w:rPr>
+        <w:t xml:space="preserve"> Approved by the Peshawar Development Authority (PDA).</w:t>
+      </w:r>
+      <w:r>
+        <w:rPr>
+          <w:rFonts w:ascii="Arial" w:hAnsi="Arial" w:cs="Arial"/>
+        </w:rPr>
+        <w:t xml:space="preserve"> [</w:t>
+      </w:r>
+      <w:hyperlink r:id="rId16" w:history="1">
+        <w:r>
+          <w:rPr>
+            <w:rStyle w:val="Hyperlink"/>
+            <w:rFonts w:ascii="Arial" w:hAnsi="Arial" w:cs="Arial"/>
+          </w:rPr>
+          <w:t>1</w:t>
+        </w:r>
+      </w:hyperlink>
+      <w:r>
+        <w:rPr>
+          <w:rFonts w:ascii="Arial" w:hAnsi="Arial" w:cs="Arial"/>
+        </w:rPr>
+        <w:t xml:space="preserve">, </w:t>
+      </w:r>
+      <w:hyperlink r:id="rId17" w:history="1">
+        <w:r>
+          <w:rPr>
+            <w:rStyle w:val="Hyperlink"/>
+            <w:rFonts w:ascii="Arial" w:hAnsi="Arial" w:cs="Arial"/>
+          </w:rPr>
+          <w:t>2</w:t>
+        </w:r>
+      </w:hyperlink>
+      <w:r>
+        <w:rPr>
+          <w:rFonts w:ascii="Arial" w:hAnsi="Arial" w:cs="Arial"/>
+        </w:rPr>
+        <w:t xml:space="preserve">, </w:t>
+      </w:r>
+      <w:hyperlink r:id="rId18" w:history="1">
+        <w:r>
+          <w:rPr>
+            <w:rStyle w:val="Hyperlink"/>
+            <w:rFonts w:ascii="Arial" w:hAnsi="Arial" w:cs="Arial"/>
+          </w:rPr>
+          <w:t>3</w:t>
+        </w:r>
+      </w:hyperlink>
+      <w:r>
+        <w:rPr>
+          <w:rFonts w:ascii="Arial" w:hAnsi="Arial" w:cs="Arial"/>
+        </w:rPr>
+        <w:t xml:space="preserve">, </w:t>
+      </w:r>
+      <w:hyperlink r:id="rId19" w:history="1">
+        <w:r>
+          <w:rPr>
+            <w:rStyle w:val="Hyperlink"/>
+            <w:rFonts w:ascii="Arial" w:hAnsi="Arial" w:cs="Arial"/>
+          </w:rPr>
+          <w:t>4</w:t>
+        </w:r>
+      </w:hyperlink>
+      <w:r>
+        <w:rPr>
+          <w:rFonts w:ascii="Arial" w:hAnsi="Arial" w:cs="Arial"/>
+        </w:rPr>
+        <w:t>]</w:t>
+      </w:r>
+    </w:p>
+    <w:p>
+      <w:pPr>
+        <w:rPr>
+          <w:rFonts w:ascii="Arial" w:hAnsi="Arial" w:cs="Arial"/>
+          <w:b/>
+          <w:bCs/>
+          <w:sz w:val="30"/>
+          <w:szCs w:val="30"/>
+        </w:rPr>
+      </w:pPr>
+      <w:r>
+        <w:rPr>
+          <w:rFonts w:ascii="Arial" w:hAnsi="Arial" w:cs="Arial"/>
+          <w:b/>
+          <w:bCs/>
+          <w:sz w:val="30"/>
+          <w:szCs w:val="30"/>
+        </w:rPr>
+        <w:t>Property and Prices</w:t>
+      </w:r>
+    </w:p>
+    <w:p>
+      <w:pPr>
+        <w:numPr>
+          <w:ilvl w:val="0"/>
+          <w:numId w:val="18"/>
+        </w:numPr>
+        <w:spacing w:after="0" w:line="240" w:lineRule="auto"/>
+        <w:ind w:left="0"/>
+        <w:rPr>
+          <w:rFonts w:ascii="Arial" w:hAnsi="Arial" w:cs="Arial"/>
+          <w:sz w:val="24"/>
+          <w:szCs w:val="24"/>
+        </w:rPr>
+      </w:pPr>
+      <w:r>
+        <w:rPr>
+          <w:rStyle w:val="Strong"/>
+          <w:rFonts w:ascii="Arial" w:hAnsi="Arial" w:cs="Arial"/>
+        </w:rPr>
+        <w:t>Plot Sizes:</w:t>
+      </w:r>
+      <w:r>
+        <w:rPr>
+          <w:rStyle w:val="inqyif"/>
+          <w:rFonts w:ascii="Arial" w:hAnsi="Arial" w:cs="Arial"/>
+        </w:rPr>
+        <w:t xml:space="preserve"> 5 Marla, 10 Marla, and 1 </w:t>
+      </w:r>
+      <w:proofErr w:type="spellStart"/>
+      <w:r>
+        <w:rPr>
+          <w:rStyle w:val="inqyif"/>
+          <w:rFonts w:ascii="Arial" w:hAnsi="Arial" w:cs="Arial"/>
+        </w:rPr>
+        <w:t>Kanal</w:t>
+      </w:r>
+      <w:proofErr w:type="spellEnd"/>
+      <w:r>
+        <w:rPr>
+          <w:rStyle w:val="inqyif"/>
+          <w:rFonts w:ascii="Arial" w:hAnsi="Arial" w:cs="Arial"/>
+        </w:rPr>
+        <w:t xml:space="preserve"> residential </w:t>
+      </w:r>
+      <w:proofErr w:type="gramStart"/>
+      <w:r>
+        <w:rPr>
+          <w:rStyle w:val="inqyif"/>
+          <w:rFonts w:ascii="Arial" w:hAnsi="Arial" w:cs="Arial"/>
+        </w:rPr>
+        <w:t>plots</w:t>
+      </w:r>
+      <w:proofErr w:type="gramEnd"/>
+      <w:r>
+        <w:rPr>
+          <w:rStyle w:val="inqyif"/>
+          <w:rFonts w:ascii="Arial" w:hAnsi="Arial" w:cs="Arial"/>
+        </w:rPr>
+        <w:t>.</w:t>
+      </w:r>
+      <w:r>
+        <w:rPr>
+          <w:rFonts w:ascii="Arial" w:hAnsi="Arial" w:cs="Arial"/>
+        </w:rPr>
+        <w:t xml:space="preserve"> [</w:t>
+      </w:r>
+      <w:hyperlink r:id="rId20" w:history="1">
+        <w:r>
+          <w:rPr>
+            <w:rStyle w:val="Hyperlink"/>
+            <w:rFonts w:ascii="Arial" w:hAnsi="Arial" w:cs="Arial"/>
+          </w:rPr>
+          <w:t>1</w:t>
+        </w:r>
+      </w:hyperlink>
+      <w:r>
+        <w:rPr>
+          <w:rFonts w:ascii="Arial" w:hAnsi="Arial" w:cs="Arial"/>
+        </w:rPr>
+        <w:t xml:space="preserve">, </w:t>
+      </w:r>
+      <w:hyperlink r:id="rId21" w:history="1">
+        <w:r>
+          <w:rPr>
+            <w:rStyle w:val="Hyperlink"/>
+            <w:rFonts w:ascii="Arial" w:hAnsi="Arial" w:cs="Arial"/>
+          </w:rPr>
+          <w:t>2</w:t>
+        </w:r>
+      </w:hyperlink>
+      <w:r>
+        <w:rPr>
+          <w:rFonts w:ascii="Arial" w:hAnsi="Arial" w:cs="Arial"/>
+        </w:rPr>
+        <w:t>]</w:t>
+      </w:r>
+    </w:p>
+    <w:p>
+      <w:pPr>
+        <w:numPr>
+          <w:ilvl w:val="0"/>
+          <w:numId w:val="18"/>
+        </w:numPr>
+        <w:spacing w:after="0" w:line="240" w:lineRule="auto"/>
+        <w:ind w:left="0"/>
+        <w:rPr>
+          <w:rFonts w:ascii="Arial" w:hAnsi="Arial" w:cs="Arial"/>
+        </w:rPr>
+      </w:pPr>
+      <w:r>
+        <w:rPr>
+          <w:rStyle w:val="Strong"/>
+          <w:rFonts w:ascii="Arial" w:hAnsi="Arial" w:cs="Arial"/>
+        </w:rPr>
+        <w:t>Price Range:</w:t>
+      </w:r>
+      <w:r>
+        <w:rPr>
+          <w:rStyle w:val="inqyif"/>
+          <w:rFonts w:ascii="Arial" w:hAnsi="Arial" w:cs="Arial"/>
+        </w:rPr>
+        <w:t xml:space="preserve"> 5 Marla plots generally range from PKR 35 Lakh to 55 Lakh, while 10 Marla and 1 </w:t>
+      </w:r>
+      <w:proofErr w:type="spellStart"/>
+      <w:r>
+        <w:rPr>
+          <w:rStyle w:val="inqyif"/>
+          <w:rFonts w:ascii="Arial" w:hAnsi="Arial" w:cs="Arial"/>
+        </w:rPr>
+        <w:t>Kanal</w:t>
+      </w:r>
+      <w:proofErr w:type="spellEnd"/>
+      <w:r>
+        <w:rPr>
+          <w:rStyle w:val="inqyif"/>
+          <w:rFonts w:ascii="Arial" w:hAnsi="Arial" w:cs="Arial"/>
+        </w:rPr>
+        <w:t xml:space="preserve"> options scale higher depending on the specific block and location.</w:t>
+      </w:r>
+      <w:r>
+        <w:rPr>
+          <w:rFonts w:ascii="Arial" w:hAnsi="Arial" w:cs="Arial"/>
+        </w:rPr>
+        <w:t xml:space="preserve"> [</w:t>
+      </w:r>
+      <w:hyperlink r:id="rId22" w:history="1">
+        <w:r>
+          <w:rPr>
+            <w:rStyle w:val="Hyperlink"/>
+            <w:rFonts w:ascii="Arial" w:hAnsi="Arial" w:cs="Arial"/>
+          </w:rPr>
+          <w:t>1</w:t>
+        </w:r>
+      </w:hyperlink>
+      <w:r>
+        <w:rPr>
+          <w:rFonts w:ascii="Arial" w:hAnsi="Arial" w:cs="Arial"/>
+        </w:rPr>
+        <w:t>]</w:t>
+      </w:r>
+    </w:p>
+    <w:p>
+      <w:pPr>
+        <w:numPr>
+          <w:ilvl w:val="0"/>
+          <w:numId w:val="18"/>
+        </w:numPr>
+        <w:spacing w:after="0" w:line="240" w:lineRule="auto"/>
+        <w:ind w:left="0"/>
+        <w:rPr>
+          <w:rFonts w:ascii="Arial" w:hAnsi="Arial" w:cs="Arial"/>
+        </w:rPr>
+      </w:pPr>
+      <w:r>
+        <w:rPr>
+          <w:rStyle w:val="Strong"/>
+          <w:rFonts w:ascii="Arial" w:hAnsi="Arial" w:cs="Arial"/>
+        </w:rPr>
+        <w:t>Built-up Units:</w:t>
+      </w:r>
+      <w:r>
+        <w:rPr>
+          <w:rStyle w:val="inqyif"/>
+          <w:rFonts w:ascii="Arial" w:hAnsi="Arial" w:cs="Arial"/>
+        </w:rPr>
+        <w:t xml:space="preserve"> Ready 3 to 5-room houses (5 Marla) are available through local builders and developers. You can check active listings directly</w:t>
+      </w:r>
+    </w:p>
+    <w:p>
+      <w:pPr>
+        <w:spacing w:after="0" w:line="240" w:lineRule="auto"/>
+        <w:rPr>
+          <w:rFonts w:ascii="Arial" w:hAnsi="Arial" w:cs="Arial"/>
+        </w:rPr>
+      </w:pPr>
+    </w:p>
+    <w:p>
+      <w:pPr>
+        <w:spacing w:after="0" w:line="240" w:lineRule="auto"/>
+        <w:rPr>
+          <w:rFonts w:ascii="Arial" w:hAnsi="Arial" w:cs="Arial"/>
+        </w:rPr>
+      </w:pPr>
+    </w:p>
+    <w:p>
+      <w:pPr>
+        <w:rPr>
+          <w:rFonts w:ascii="Arial" w:hAnsi="Arial" w:cs="Arial"/>
+        </w:rPr>
+      </w:pPr>
+      <w:r>
+        <w:rPr>
+          <w:rFonts w:ascii="Arial" w:hAnsi="Arial" w:cs="Arial"/>
+          <w:b/>
+          <w:bCs/>
+          <w:u w:val="single"/>
+        </w:rPr>
+        <w:lastRenderedPageBreak/>
+        <w:t xml:space="preserve">Professor Model Town </w:t>
+      </w:r>
+      <w:r>
+        <w:rPr>
+          <w:rFonts w:ascii="Arial" w:hAnsi="Arial" w:cs="Arial"/>
+        </w:rPr>
+        <w:t xml:space="preserve">Cooperative Housing Society in Peshawar is a PDA-approved gated community located on main </w:t>
+      </w:r>
+      <w:proofErr w:type="spellStart"/>
+      <w:r>
+        <w:rPr>
+          <w:rFonts w:ascii="Arial" w:hAnsi="Arial" w:cs="Arial"/>
+        </w:rPr>
+        <w:t>Nasir</w:t>
+      </w:r>
+      <w:proofErr w:type="spellEnd"/>
+      <w:r>
+        <w:rPr>
+          <w:rFonts w:ascii="Arial" w:hAnsi="Arial" w:cs="Arial"/>
+        </w:rPr>
+        <w:t xml:space="preserve"> </w:t>
+      </w:r>
+      <w:proofErr w:type="spellStart"/>
+      <w:r>
+        <w:rPr>
+          <w:rFonts w:ascii="Arial" w:hAnsi="Arial" w:cs="Arial"/>
+        </w:rPr>
+        <w:t>Bagh</w:t>
+      </w:r>
+      <w:proofErr w:type="spellEnd"/>
+      <w:r>
+        <w:rPr>
+          <w:rFonts w:ascii="Arial" w:hAnsi="Arial" w:cs="Arial"/>
+        </w:rPr>
+        <w:t xml:space="preserve"> Road, right near DHA Peshawar and </w:t>
+      </w:r>
+      <w:proofErr w:type="spellStart"/>
+      <w:r>
+        <w:rPr>
+          <w:rFonts w:ascii="Arial" w:hAnsi="Arial" w:cs="Arial"/>
+        </w:rPr>
+        <w:t>Regi</w:t>
+      </w:r>
+      <w:proofErr w:type="spellEnd"/>
+      <w:r>
+        <w:rPr>
+          <w:rFonts w:ascii="Arial" w:hAnsi="Arial" w:cs="Arial"/>
+        </w:rPr>
+        <w:t xml:space="preserve"> </w:t>
+      </w:r>
+      <w:proofErr w:type="spellStart"/>
+      <w:r>
+        <w:rPr>
+          <w:rFonts w:ascii="Arial" w:hAnsi="Arial" w:cs="Arial"/>
+        </w:rPr>
+        <w:t>Lalma</w:t>
+      </w:r>
+      <w:proofErr w:type="spellEnd"/>
+      <w:r>
+        <w:rPr>
+          <w:rFonts w:ascii="Arial" w:hAnsi="Arial" w:cs="Arial"/>
+        </w:rPr>
+        <w:t>. Registered in 2015, it features built houses, operational utilities, and active residential and commercial real estate options.</w:t>
+      </w:r>
+    </w:p>
+    <w:p>
+      <w:pPr>
+        <w:rPr>
+          <w:rFonts w:ascii="Arial" w:hAnsi="Arial" w:cs="Arial"/>
+          <w:b/>
+          <w:bCs/>
+          <w:sz w:val="30"/>
+          <w:szCs w:val="30"/>
+        </w:rPr>
+      </w:pPr>
+      <w:r>
+        <w:rPr>
+          <w:rFonts w:ascii="Arial" w:hAnsi="Arial" w:cs="Arial"/>
+          <w:b/>
+          <w:bCs/>
+          <w:sz w:val="30"/>
+          <w:szCs w:val="30"/>
+        </w:rPr>
+        <w:t>Location and Layout</w:t>
+      </w:r>
+    </w:p>
+    <w:p>
+      <w:pPr>
+        <w:numPr>
+          <w:ilvl w:val="0"/>
+          <w:numId w:val="19"/>
+        </w:numPr>
+        <w:spacing w:after="0" w:line="240" w:lineRule="auto"/>
+        <w:ind w:left="0"/>
+        <w:rPr>
+          <w:rFonts w:ascii="Arial" w:hAnsi="Arial" w:cs="Arial"/>
+          <w:sz w:val="24"/>
+          <w:szCs w:val="24"/>
+        </w:rPr>
+      </w:pPr>
+      <w:r>
+        <w:rPr>
+          <w:rStyle w:val="inqyif"/>
+          <w:rFonts w:ascii="Arial" w:hAnsi="Arial" w:cs="Arial"/>
+        </w:rPr>
+        <w:t xml:space="preserve">Situated on </w:t>
+      </w:r>
+      <w:proofErr w:type="spellStart"/>
+      <w:r>
+        <w:rPr>
+          <w:rStyle w:val="inqyif"/>
+          <w:rFonts w:ascii="Arial" w:hAnsi="Arial" w:cs="Arial"/>
+        </w:rPr>
+        <w:t>Nasir</w:t>
+      </w:r>
+      <w:proofErr w:type="spellEnd"/>
+      <w:r>
+        <w:rPr>
+          <w:rStyle w:val="inqyif"/>
+          <w:rFonts w:ascii="Arial" w:hAnsi="Arial" w:cs="Arial"/>
+        </w:rPr>
+        <w:t xml:space="preserve"> </w:t>
+      </w:r>
+      <w:proofErr w:type="spellStart"/>
+      <w:r>
+        <w:rPr>
+          <w:rStyle w:val="inqyif"/>
+          <w:rFonts w:ascii="Arial" w:hAnsi="Arial" w:cs="Arial"/>
+        </w:rPr>
+        <w:t>Bagh</w:t>
+      </w:r>
+      <w:proofErr w:type="spellEnd"/>
+      <w:r>
+        <w:rPr>
+          <w:rStyle w:val="inqyif"/>
+          <w:rFonts w:ascii="Arial" w:hAnsi="Arial" w:cs="Arial"/>
+        </w:rPr>
+        <w:t xml:space="preserve"> Road directly opposite </w:t>
+      </w:r>
+      <w:proofErr w:type="spellStart"/>
+      <w:r>
+        <w:rPr>
+          <w:rStyle w:val="inqyif"/>
+          <w:rFonts w:ascii="Arial" w:hAnsi="Arial" w:cs="Arial"/>
+        </w:rPr>
+        <w:t>Regi</w:t>
+      </w:r>
+      <w:proofErr w:type="spellEnd"/>
+      <w:r>
+        <w:rPr>
+          <w:rStyle w:val="inqyif"/>
+          <w:rFonts w:ascii="Arial" w:hAnsi="Arial" w:cs="Arial"/>
+        </w:rPr>
+        <w:t xml:space="preserve"> </w:t>
+      </w:r>
+      <w:proofErr w:type="spellStart"/>
+      <w:r>
+        <w:rPr>
+          <w:rStyle w:val="inqyif"/>
+          <w:rFonts w:ascii="Arial" w:hAnsi="Arial" w:cs="Arial"/>
+        </w:rPr>
+        <w:t>Lalma</w:t>
+      </w:r>
+      <w:proofErr w:type="spellEnd"/>
+      <w:r>
+        <w:rPr>
+          <w:rStyle w:val="inqyif"/>
+          <w:rFonts w:ascii="Arial" w:hAnsi="Arial" w:cs="Arial"/>
+        </w:rPr>
+        <w:t xml:space="preserve"> and adjacent to DHA Peshawar boundaries.</w:t>
+      </w:r>
+    </w:p>
+    <w:p>
+      <w:pPr>
+        <w:numPr>
+          <w:ilvl w:val="0"/>
+          <w:numId w:val="19"/>
+        </w:numPr>
+        <w:spacing w:after="0" w:line="240" w:lineRule="auto"/>
+        <w:ind w:left="0"/>
+        <w:rPr>
+          <w:rFonts w:ascii="Arial" w:hAnsi="Arial" w:cs="Arial"/>
+        </w:rPr>
+      </w:pPr>
+      <w:r>
+        <w:rPr>
+          <w:rStyle w:val="inqyif"/>
+          <w:rFonts w:ascii="Arial" w:hAnsi="Arial" w:cs="Arial"/>
+        </w:rPr>
+        <w:t>Designed as a compact, easily manageable, and secure gated community.</w:t>
+      </w:r>
+    </w:p>
+    <w:p>
+      <w:pPr>
+        <w:numPr>
+          <w:ilvl w:val="0"/>
+          <w:numId w:val="19"/>
+        </w:numPr>
+        <w:spacing w:after="0" w:line="240" w:lineRule="auto"/>
+        <w:ind w:left="0"/>
+        <w:rPr>
+          <w:rFonts w:ascii="Arial" w:hAnsi="Arial" w:cs="Arial"/>
+        </w:rPr>
+      </w:pPr>
+      <w:r>
+        <w:rPr>
+          <w:rStyle w:val="inqyif"/>
+          <w:rFonts w:ascii="Arial" w:hAnsi="Arial" w:cs="Arial"/>
+        </w:rPr>
+        <w:t>Includes basic infrastructure such as internal roads, street lights, electricity transformers, and green spaces/parks.</w:t>
+      </w:r>
+    </w:p>
+    <w:p>
+      <w:pPr>
+        <w:rPr>
+          <w:rFonts w:ascii="Arial" w:hAnsi="Arial" w:cs="Arial"/>
+          <w:b/>
+          <w:bCs/>
+          <w:sz w:val="30"/>
+          <w:szCs w:val="30"/>
+        </w:rPr>
+      </w:pPr>
+      <w:r>
+        <w:rPr>
+          <w:rFonts w:ascii="Arial" w:hAnsi="Arial" w:cs="Arial"/>
+          <w:b/>
+          <w:bCs/>
+          <w:sz w:val="30"/>
+          <w:szCs w:val="30"/>
+        </w:rPr>
+        <w:t>Property Options and Market Trends</w:t>
+      </w:r>
+    </w:p>
+    <w:p>
+      <w:pPr>
+        <w:numPr>
+          <w:ilvl w:val="0"/>
+          <w:numId w:val="20"/>
+        </w:numPr>
+        <w:spacing w:after="0" w:line="240" w:lineRule="auto"/>
+        <w:ind w:left="0"/>
+        <w:rPr>
+          <w:rFonts w:ascii="Arial" w:hAnsi="Arial" w:cs="Arial"/>
+          <w:sz w:val="24"/>
+          <w:szCs w:val="24"/>
+        </w:rPr>
+      </w:pPr>
+      <w:r>
+        <w:rPr>
+          <w:rStyle w:val="Strong"/>
+          <w:rFonts w:ascii="Arial" w:hAnsi="Arial" w:cs="Arial"/>
+        </w:rPr>
+        <w:t>Residential Plots:</w:t>
+      </w:r>
+      <w:r>
+        <w:rPr>
+          <w:rStyle w:val="inqyif"/>
+          <w:rFonts w:ascii="Arial" w:hAnsi="Arial" w:cs="Arial"/>
+        </w:rPr>
+        <w:t xml:space="preserve"> Available in sizes including 5, 7, 8, 10, 12, and 16 Marla. Market listings on our platforms like place plot prices roughly between PKR 55 Lakh to over PKR 1.4 </w:t>
+      </w:r>
+      <w:proofErr w:type="spellStart"/>
+      <w:r>
+        <w:rPr>
+          <w:rStyle w:val="inqyif"/>
+          <w:rFonts w:ascii="Arial" w:hAnsi="Arial" w:cs="Arial"/>
+        </w:rPr>
+        <w:t>Crore</w:t>
+      </w:r>
+      <w:proofErr w:type="spellEnd"/>
+      <w:r>
+        <w:rPr>
+          <w:rStyle w:val="inqyif"/>
+          <w:rFonts w:ascii="Arial" w:hAnsi="Arial" w:cs="Arial"/>
+        </w:rPr>
+        <w:t xml:space="preserve"> depending on the plot size and exact block.</w:t>
+      </w:r>
+      <w:r>
+        <w:rPr>
+          <w:rFonts w:ascii="Arial" w:hAnsi="Arial" w:cs="Arial"/>
+        </w:rPr>
+        <w:t xml:space="preserve"> [</w:t>
+      </w:r>
+      <w:hyperlink r:id="rId23" w:history="1">
+        <w:r>
+          <w:rPr>
+            <w:rStyle w:val="Hyperlink"/>
+            <w:rFonts w:ascii="Arial" w:hAnsi="Arial" w:cs="Arial"/>
+          </w:rPr>
+          <w:t>1</w:t>
+        </w:r>
+      </w:hyperlink>
+      <w:r>
+        <w:rPr>
+          <w:rFonts w:ascii="Arial" w:hAnsi="Arial" w:cs="Arial"/>
+        </w:rPr>
+        <w:t xml:space="preserve">, </w:t>
+      </w:r>
+      <w:hyperlink r:id="rId24" w:history="1">
+        <w:r>
+          <w:rPr>
+            <w:rStyle w:val="Hyperlink"/>
+            <w:rFonts w:ascii="Arial" w:hAnsi="Arial" w:cs="Arial"/>
+          </w:rPr>
+          <w:t>2</w:t>
+        </w:r>
+      </w:hyperlink>
+      <w:r>
+        <w:rPr>
+          <w:rFonts w:ascii="Arial" w:hAnsi="Arial" w:cs="Arial"/>
+        </w:rPr>
+        <w:t xml:space="preserve">, </w:t>
+      </w:r>
+      <w:hyperlink r:id="rId25" w:history="1">
+        <w:r>
+          <w:rPr>
+            <w:rStyle w:val="Hyperlink"/>
+            <w:rFonts w:ascii="Arial" w:hAnsi="Arial" w:cs="Arial"/>
+          </w:rPr>
+          <w:t>3</w:t>
+        </w:r>
+      </w:hyperlink>
+      <w:r>
+        <w:rPr>
+          <w:rFonts w:ascii="Arial" w:hAnsi="Arial" w:cs="Arial"/>
+        </w:rPr>
+        <w:t>]</w:t>
+      </w:r>
+    </w:p>
+    <w:p>
+      <w:pPr>
+        <w:numPr>
+          <w:ilvl w:val="0"/>
+          <w:numId w:val="20"/>
+        </w:numPr>
+        <w:spacing w:after="0" w:line="240" w:lineRule="auto"/>
+        <w:ind w:left="0"/>
+        <w:rPr>
+          <w:rFonts w:ascii="Arial" w:hAnsi="Arial" w:cs="Arial"/>
+        </w:rPr>
+      </w:pPr>
+      <w:r>
+        <w:rPr>
+          <w:rStyle w:val="Strong"/>
+          <w:rFonts w:ascii="Arial" w:hAnsi="Arial" w:cs="Arial"/>
+        </w:rPr>
+        <w:t>Built Houses:</w:t>
+      </w:r>
+      <w:r>
+        <w:rPr>
+          <w:rStyle w:val="inqyif"/>
+          <w:rFonts w:ascii="Arial" w:hAnsi="Arial" w:cs="Arial"/>
+        </w:rPr>
+        <w:t xml:space="preserve"> Ready-to-move homes (ranging from small units to 8 Marla multi-story houses) are actively constructed and traded, with prices scaling upwards of PKR 2.5 </w:t>
+      </w:r>
+      <w:proofErr w:type="spellStart"/>
+      <w:r>
+        <w:rPr>
+          <w:rStyle w:val="inqyif"/>
+          <w:rFonts w:ascii="Arial" w:hAnsi="Arial" w:cs="Arial"/>
+        </w:rPr>
+        <w:t>Crore</w:t>
+      </w:r>
+      <w:proofErr w:type="spellEnd"/>
+      <w:r>
+        <w:rPr>
+          <w:rStyle w:val="inqyif"/>
+          <w:rFonts w:ascii="Arial" w:hAnsi="Arial" w:cs="Arial"/>
+        </w:rPr>
+        <w:t>.</w:t>
+      </w:r>
+      <w:r>
+        <w:rPr>
+          <w:rFonts w:ascii="Arial" w:hAnsi="Arial" w:cs="Arial"/>
+        </w:rPr>
+        <w:t xml:space="preserve"> [</w:t>
+      </w:r>
+      <w:hyperlink r:id="rId26" w:history="1">
+        <w:r>
+          <w:rPr>
+            <w:rStyle w:val="Hyperlink"/>
+            <w:rFonts w:ascii="Arial" w:hAnsi="Arial" w:cs="Arial"/>
+          </w:rPr>
+          <w:t>1</w:t>
+        </w:r>
+      </w:hyperlink>
+      <w:r>
+        <w:rPr>
+          <w:rFonts w:ascii="Arial" w:hAnsi="Arial" w:cs="Arial"/>
+        </w:rPr>
+        <w:t xml:space="preserve">, </w:t>
+      </w:r>
+      <w:hyperlink r:id="rId27" w:history="1">
+        <w:r>
+          <w:rPr>
+            <w:rStyle w:val="Hyperlink"/>
+            <w:rFonts w:ascii="Arial" w:hAnsi="Arial" w:cs="Arial"/>
+          </w:rPr>
+          <w:t>2</w:t>
+        </w:r>
+      </w:hyperlink>
+      <w:r>
+        <w:rPr>
+          <w:rFonts w:ascii="Arial" w:hAnsi="Arial" w:cs="Arial"/>
+        </w:rPr>
+        <w:t xml:space="preserve">, </w:t>
+      </w:r>
+      <w:hyperlink r:id="rId28" w:history="1">
+        <w:r>
+          <w:rPr>
+            <w:rStyle w:val="Hyperlink"/>
+            <w:rFonts w:ascii="Arial" w:hAnsi="Arial" w:cs="Arial"/>
+          </w:rPr>
+          <w:t>3</w:t>
+        </w:r>
+      </w:hyperlink>
+      <w:r>
+        <w:rPr>
+          <w:rFonts w:ascii="Arial" w:hAnsi="Arial" w:cs="Arial"/>
+        </w:rPr>
+        <w:t>]</w:t>
+      </w:r>
+    </w:p>
+    <w:p>
+      <w:pPr>
+        <w:numPr>
+          <w:ilvl w:val="0"/>
+          <w:numId w:val="20"/>
+        </w:numPr>
+        <w:spacing w:after="0" w:line="240" w:lineRule="auto"/>
+        <w:ind w:left="0"/>
+        <w:rPr>
+          <w:rFonts w:ascii="Arial" w:hAnsi="Arial" w:cs="Arial"/>
+        </w:rPr>
+      </w:pPr>
+      <w:r>
+        <w:rPr>
+          <w:rStyle w:val="Strong"/>
+          <w:rFonts w:ascii="Arial" w:hAnsi="Arial" w:cs="Arial"/>
+        </w:rPr>
+        <w:t>Commercial Plots:</w:t>
+      </w:r>
+      <w:r>
+        <w:rPr>
+          <w:rStyle w:val="inqyif"/>
+          <w:rFonts w:ascii="Arial" w:hAnsi="Arial" w:cs="Arial"/>
+        </w:rPr>
+        <w:t xml:space="preserve"> Small 3 Marla commercial spaces are available for plazas and local retail</w:t>
+      </w:r>
+    </w:p>
+    <w:p>
+      <w:pPr>
+        <w:spacing w:after="0" w:line="240" w:lineRule="auto"/>
+        <w:rPr>
+          <w:rFonts w:ascii="Arial" w:hAnsi="Arial" w:cs="Arial"/>
+        </w:rPr>
+      </w:pPr>
+    </w:p>
+    <w:p>
+      <w:pPr>
+        <w:spacing w:after="0" w:line="240" w:lineRule="auto"/>
+        <w:rPr>
+          <w:rFonts w:ascii="Arial" w:hAnsi="Arial" w:cs="Arial"/>
+        </w:rPr>
+      </w:pPr>
+    </w:p>
+    <w:p>
+      <w:pPr>
+        <w:rPr>
+          <w:rFonts w:ascii="Arial" w:hAnsi="Arial" w:cs="Arial"/>
+        </w:rPr>
+      </w:pPr>
+      <w:r>
+        <w:rPr>
+          <w:rFonts w:ascii="Arial" w:hAnsi="Arial" w:cs="Arial"/>
+        </w:rPr>
+        <w:t xml:space="preserve">The Peshawar Media Colony (often linked with </w:t>
+      </w:r>
+      <w:proofErr w:type="spellStart"/>
+      <w:r>
+        <w:rPr>
+          <w:rFonts w:ascii="Arial" w:hAnsi="Arial" w:cs="Arial"/>
+        </w:rPr>
+        <w:t>Regi</w:t>
+      </w:r>
+      <w:proofErr w:type="spellEnd"/>
+      <w:r>
+        <w:rPr>
+          <w:rFonts w:ascii="Arial" w:hAnsi="Arial" w:cs="Arial"/>
+        </w:rPr>
+        <w:t xml:space="preserve"> Model Town Extensions or </w:t>
+      </w:r>
+      <w:proofErr w:type="spellStart"/>
+      <w:r>
+        <w:rPr>
+          <w:rFonts w:ascii="Arial" w:hAnsi="Arial" w:cs="Arial"/>
+        </w:rPr>
+        <w:t>Durrani</w:t>
+      </w:r>
+      <w:proofErr w:type="spellEnd"/>
+      <w:r>
+        <w:rPr>
+          <w:rFonts w:ascii="Arial" w:hAnsi="Arial" w:cs="Arial"/>
+        </w:rPr>
+        <w:t xml:space="preserve"> Media Colony) is located along </w:t>
+      </w:r>
+      <w:proofErr w:type="spellStart"/>
+      <w:r>
+        <w:rPr>
+          <w:rFonts w:ascii="Arial" w:hAnsi="Arial" w:cs="Arial"/>
+        </w:rPr>
+        <w:t>Nasir</w:t>
+      </w:r>
+      <w:proofErr w:type="spellEnd"/>
+      <w:r>
+        <w:rPr>
+          <w:rFonts w:ascii="Arial" w:hAnsi="Arial" w:cs="Arial"/>
+        </w:rPr>
+        <w:t xml:space="preserve"> </w:t>
+      </w:r>
+      <w:proofErr w:type="spellStart"/>
+      <w:r>
+        <w:rPr>
+          <w:rFonts w:ascii="Arial" w:hAnsi="Arial" w:cs="Arial"/>
+        </w:rPr>
+        <w:t>Bagh</w:t>
+      </w:r>
+      <w:proofErr w:type="spellEnd"/>
+      <w:r>
+        <w:rPr>
+          <w:rFonts w:ascii="Arial" w:hAnsi="Arial" w:cs="Arial"/>
+        </w:rPr>
+        <w:t xml:space="preserve"> Road near DHA Peshawar. Residential plots here—primarily 10 Marla sizes—generally range from PKR 1.05 </w:t>
+      </w:r>
+      <w:proofErr w:type="spellStart"/>
+      <w:r>
+        <w:rPr>
+          <w:rFonts w:ascii="Arial" w:hAnsi="Arial" w:cs="Arial"/>
+        </w:rPr>
+        <w:t>crore</w:t>
+      </w:r>
+      <w:proofErr w:type="spellEnd"/>
+      <w:r>
+        <w:rPr>
+          <w:rFonts w:ascii="Arial" w:hAnsi="Arial" w:cs="Arial"/>
+        </w:rPr>
+        <w:t xml:space="preserve"> to PKR 1.13 </w:t>
+      </w:r>
+      <w:proofErr w:type="spellStart"/>
+      <w:r>
+        <w:rPr>
+          <w:rFonts w:ascii="Arial" w:hAnsi="Arial" w:cs="Arial"/>
+        </w:rPr>
+        <w:t>crore</w:t>
+      </w:r>
+      <w:proofErr w:type="spellEnd"/>
+      <w:r>
+        <w:rPr>
+          <w:rFonts w:ascii="Arial" w:hAnsi="Arial" w:cs="Arial"/>
+        </w:rPr>
+        <w:t>, serving as a designated housing initiative for journalists and local communities. [</w:t>
+      </w:r>
+      <w:hyperlink r:id="rId29" w:history="1">
+        <w:r>
+          <w:rPr>
+            <w:rStyle w:val="Hyperlink"/>
+            <w:rFonts w:ascii="Arial" w:hAnsi="Arial" w:cs="Arial"/>
+          </w:rPr>
+          <w:t>1</w:t>
+        </w:r>
+      </w:hyperlink>
+      <w:r>
+        <w:rPr>
+          <w:rFonts w:ascii="Arial" w:hAnsi="Arial" w:cs="Arial"/>
+        </w:rPr>
+        <w:t xml:space="preserve">, </w:t>
+      </w:r>
+      <w:hyperlink r:id="rId30" w:history="1">
+        <w:r>
+          <w:rPr>
+            <w:rStyle w:val="Hyperlink"/>
+            <w:rFonts w:ascii="Arial" w:hAnsi="Arial" w:cs="Arial"/>
+          </w:rPr>
+          <w:t>2</w:t>
+        </w:r>
+      </w:hyperlink>
+      <w:r>
+        <w:rPr>
+          <w:rFonts w:ascii="Arial" w:hAnsi="Arial" w:cs="Arial"/>
+        </w:rPr>
+        <w:t xml:space="preserve">, </w:t>
+      </w:r>
+      <w:hyperlink r:id="rId31" w:history="1">
+        <w:r>
+          <w:rPr>
+            <w:rStyle w:val="Hyperlink"/>
+            <w:rFonts w:ascii="Arial" w:hAnsi="Arial" w:cs="Arial"/>
+          </w:rPr>
+          <w:t>3</w:t>
+        </w:r>
+      </w:hyperlink>
+      <w:r>
+        <w:rPr>
+          <w:rFonts w:ascii="Arial" w:hAnsi="Arial" w:cs="Arial"/>
+        </w:rPr>
+        <w:t xml:space="preserve">, </w:t>
+      </w:r>
+      <w:hyperlink r:id="rId32" w:history="1">
+        <w:r>
+          <w:rPr>
+            <w:rStyle w:val="Hyperlink"/>
+            <w:rFonts w:ascii="Arial" w:hAnsi="Arial" w:cs="Arial"/>
+          </w:rPr>
+          <w:t>4</w:t>
+        </w:r>
+      </w:hyperlink>
+      <w:r>
+        <w:rPr>
+          <w:rFonts w:ascii="Arial" w:hAnsi="Arial" w:cs="Arial"/>
+        </w:rPr>
+        <w:t>]</w:t>
+      </w:r>
+    </w:p>
+    <w:p>
+      <w:pPr>
+        <w:rPr>
+          <w:rFonts w:ascii="Arial" w:hAnsi="Arial" w:cs="Arial"/>
+          <w:b/>
+          <w:bCs/>
+          <w:sz w:val="30"/>
+          <w:szCs w:val="30"/>
+        </w:rPr>
+      </w:pPr>
+      <w:r>
+        <w:rPr>
+          <w:rFonts w:ascii="Arial" w:hAnsi="Arial" w:cs="Arial"/>
+          <w:b/>
+          <w:bCs/>
+          <w:sz w:val="30"/>
+          <w:szCs w:val="30"/>
+        </w:rPr>
+        <w:t>Location &amp; Context</w:t>
+      </w:r>
+    </w:p>
+    <w:p>
+      <w:pPr>
+        <w:numPr>
+          <w:ilvl w:val="0"/>
+          <w:numId w:val="21"/>
+        </w:numPr>
+        <w:spacing w:after="0" w:line="240" w:lineRule="auto"/>
+        <w:ind w:left="0"/>
+        <w:rPr>
+          <w:rFonts w:ascii="Arial" w:hAnsi="Arial" w:cs="Arial"/>
+          <w:sz w:val="24"/>
+          <w:szCs w:val="24"/>
+        </w:rPr>
+      </w:pPr>
+      <w:r>
+        <w:rPr>
+          <w:rStyle w:val="Strong"/>
+          <w:rFonts w:ascii="Arial" w:hAnsi="Arial" w:cs="Arial"/>
+        </w:rPr>
+        <w:t>Area:</w:t>
+      </w:r>
+      <w:r>
+        <w:rPr>
+          <w:rStyle w:val="inqyif"/>
+          <w:rFonts w:ascii="Arial" w:hAnsi="Arial" w:cs="Arial"/>
+        </w:rPr>
+        <w:t xml:space="preserve"> </w:t>
+      </w:r>
+      <w:proofErr w:type="spellStart"/>
+      <w:r>
+        <w:rPr>
+          <w:rStyle w:val="inqyif"/>
+          <w:rFonts w:ascii="Arial" w:hAnsi="Arial" w:cs="Arial"/>
+        </w:rPr>
+        <w:t>Nasir</w:t>
+      </w:r>
+      <w:proofErr w:type="spellEnd"/>
+      <w:r>
+        <w:rPr>
+          <w:rStyle w:val="inqyif"/>
+          <w:rFonts w:ascii="Arial" w:hAnsi="Arial" w:cs="Arial"/>
+        </w:rPr>
+        <w:t xml:space="preserve"> </w:t>
+      </w:r>
+      <w:proofErr w:type="spellStart"/>
+      <w:r>
+        <w:rPr>
+          <w:rStyle w:val="inqyif"/>
+          <w:rFonts w:ascii="Arial" w:hAnsi="Arial" w:cs="Arial"/>
+        </w:rPr>
+        <w:t>Bagh</w:t>
+      </w:r>
+      <w:proofErr w:type="spellEnd"/>
+      <w:r>
+        <w:rPr>
+          <w:rStyle w:val="inqyif"/>
+          <w:rFonts w:ascii="Arial" w:hAnsi="Arial" w:cs="Arial"/>
+        </w:rPr>
+        <w:t xml:space="preserve"> Road / </w:t>
+      </w:r>
+      <w:proofErr w:type="spellStart"/>
+      <w:r>
+        <w:rPr>
+          <w:rStyle w:val="inqyif"/>
+          <w:rFonts w:ascii="Arial" w:hAnsi="Arial" w:cs="Arial"/>
+        </w:rPr>
+        <w:t>Regi</w:t>
+      </w:r>
+      <w:proofErr w:type="spellEnd"/>
+      <w:r>
+        <w:rPr>
+          <w:rStyle w:val="inqyif"/>
+          <w:rFonts w:ascii="Arial" w:hAnsi="Arial" w:cs="Arial"/>
+        </w:rPr>
+        <w:t xml:space="preserve"> Model Town extension zone.</w:t>
+      </w:r>
+    </w:p>
+    <w:p>
+      <w:pPr>
+        <w:numPr>
+          <w:ilvl w:val="0"/>
+          <w:numId w:val="21"/>
+        </w:numPr>
+        <w:spacing w:after="0" w:line="240" w:lineRule="auto"/>
+        <w:ind w:left="0"/>
+        <w:rPr>
+          <w:rFonts w:ascii="Arial" w:hAnsi="Arial" w:cs="Arial"/>
+        </w:rPr>
+      </w:pPr>
+      <w:r>
+        <w:rPr>
+          <w:rStyle w:val="Strong"/>
+          <w:rFonts w:ascii="Arial" w:hAnsi="Arial" w:cs="Arial"/>
+        </w:rPr>
+        <w:t>Nearby Landmarks:</w:t>
+      </w:r>
+      <w:r>
+        <w:rPr>
+          <w:rStyle w:val="inqyif"/>
+          <w:rFonts w:ascii="Arial" w:hAnsi="Arial" w:cs="Arial"/>
+        </w:rPr>
+        <w:t xml:space="preserve"> Close to DHA Peshawar and established housing schemes like Professor Model Town.</w:t>
+      </w:r>
+    </w:p>
+    <w:p>
+      <w:pPr>
+        <w:numPr>
+          <w:ilvl w:val="0"/>
+          <w:numId w:val="21"/>
+        </w:numPr>
+        <w:spacing w:after="0" w:line="240" w:lineRule="auto"/>
+        <w:ind w:left="0"/>
+        <w:rPr>
+          <w:rFonts w:ascii="Arial" w:hAnsi="Arial" w:cs="Arial"/>
+        </w:rPr>
+      </w:pPr>
+      <w:r>
+        <w:rPr>
+          <w:rStyle w:val="Strong"/>
+          <w:rFonts w:ascii="Arial" w:hAnsi="Arial" w:cs="Arial"/>
+        </w:rPr>
+        <w:t>Origin:</w:t>
+      </w:r>
+      <w:r>
+        <w:rPr>
+          <w:rStyle w:val="inqyif"/>
+          <w:rFonts w:ascii="Arial" w:hAnsi="Arial" w:cs="Arial"/>
+        </w:rPr>
+        <w:t xml:space="preserve"> Designated by provincial authorities and the government to facilitate press club members and local housing demands.</w:t>
+      </w:r>
+      <w:r>
+        <w:rPr>
+          <w:rFonts w:ascii="Arial" w:hAnsi="Arial" w:cs="Arial"/>
+        </w:rPr>
+        <w:t xml:space="preserve"> </w:t>
+      </w:r>
+    </w:p>
+    <w:p>
+      <w:pPr>
+        <w:rPr>
+          <w:rFonts w:ascii="Arial" w:hAnsi="Arial" w:cs="Arial"/>
+          <w:b/>
+          <w:bCs/>
+          <w:sz w:val="30"/>
+          <w:szCs w:val="30"/>
+        </w:rPr>
+      </w:pPr>
+      <w:r>
+        <w:rPr>
+          <w:rFonts w:ascii="Arial" w:hAnsi="Arial" w:cs="Arial"/>
+          <w:b/>
+          <w:bCs/>
+          <w:sz w:val="30"/>
+          <w:szCs w:val="30"/>
+        </w:rPr>
+        <w:t>Current Real Estate Market</w:t>
+      </w:r>
+    </w:p>
+    <w:p>
+      <w:pPr>
+        <w:numPr>
+          <w:ilvl w:val="0"/>
+          <w:numId w:val="22"/>
+        </w:numPr>
+        <w:spacing w:after="0" w:line="240" w:lineRule="auto"/>
+        <w:ind w:left="0"/>
+        <w:rPr>
+          <w:rFonts w:ascii="Arial" w:hAnsi="Arial" w:cs="Arial"/>
+          <w:sz w:val="24"/>
+          <w:szCs w:val="24"/>
+        </w:rPr>
+      </w:pPr>
+      <w:r>
+        <w:rPr>
+          <w:rStyle w:val="Strong"/>
+          <w:rFonts w:ascii="Arial" w:hAnsi="Arial" w:cs="Arial"/>
+        </w:rPr>
+        <w:t>Plot Sizes:</w:t>
+      </w:r>
+      <w:r>
+        <w:rPr>
+          <w:rStyle w:val="inqyif"/>
+          <w:rFonts w:ascii="Arial" w:hAnsi="Arial" w:cs="Arial"/>
+        </w:rPr>
+        <w:t xml:space="preserve"> Mostly 5 Marla and 10 Marla residential plots.</w:t>
+      </w:r>
+    </w:p>
+    <w:p>
+      <w:pPr>
+        <w:numPr>
+          <w:ilvl w:val="0"/>
+          <w:numId w:val="22"/>
+        </w:numPr>
+        <w:spacing w:after="0" w:line="240" w:lineRule="auto"/>
+        <w:ind w:left="0"/>
+        <w:rPr>
+          <w:rFonts w:ascii="Arial" w:hAnsi="Arial" w:cs="Arial"/>
+        </w:rPr>
+      </w:pPr>
+      <w:r>
+        <w:rPr>
+          <w:rStyle w:val="Strong"/>
+          <w:rFonts w:ascii="Arial" w:hAnsi="Arial" w:cs="Arial"/>
+        </w:rPr>
+        <w:t>10 Marla Price Range:</w:t>
+      </w:r>
+      <w:r>
+        <w:rPr>
+          <w:rStyle w:val="inqyif"/>
+          <w:rFonts w:ascii="Arial" w:hAnsi="Arial" w:cs="Arial"/>
+        </w:rPr>
+        <w:t xml:space="preserve"> PKR 1.05 </w:t>
+      </w:r>
+      <w:proofErr w:type="spellStart"/>
+      <w:r>
+        <w:rPr>
+          <w:rStyle w:val="inqyif"/>
+          <w:rFonts w:ascii="Arial" w:hAnsi="Arial" w:cs="Arial"/>
+        </w:rPr>
+        <w:t>crore</w:t>
+      </w:r>
+      <w:proofErr w:type="spellEnd"/>
+      <w:r>
+        <w:rPr>
+          <w:rStyle w:val="inqyif"/>
+          <w:rFonts w:ascii="Arial" w:hAnsi="Arial" w:cs="Arial"/>
+        </w:rPr>
+        <w:t xml:space="preserve"> – PKR 1.13 </w:t>
+      </w:r>
+      <w:proofErr w:type="spellStart"/>
+      <w:r>
+        <w:rPr>
+          <w:rStyle w:val="inqyif"/>
+          <w:rFonts w:ascii="Arial" w:hAnsi="Arial" w:cs="Arial"/>
+        </w:rPr>
+        <w:t>crore</w:t>
+      </w:r>
+      <w:proofErr w:type="spellEnd"/>
+      <w:r>
+        <w:rPr>
+          <w:rStyle w:val="inqyif"/>
+          <w:rFonts w:ascii="Arial" w:hAnsi="Arial" w:cs="Arial"/>
+        </w:rPr>
+        <w:t xml:space="preserve"> depending on exact proximity to the main entrance, parks, or markets.</w:t>
+      </w:r>
+    </w:p>
+    <w:p>
+      <w:pPr>
+        <w:numPr>
+          <w:ilvl w:val="0"/>
+          <w:numId w:val="22"/>
+        </w:numPr>
+        <w:spacing w:after="0" w:line="240" w:lineRule="auto"/>
+        <w:ind w:left="0"/>
+        <w:rPr>
+          <w:rFonts w:ascii="Arial" w:hAnsi="Arial" w:cs="Arial"/>
+        </w:rPr>
+      </w:pPr>
+      <w:r>
+        <w:rPr>
+          <w:rStyle w:val="Strong"/>
+          <w:rFonts w:ascii="Arial" w:hAnsi="Arial" w:cs="Arial"/>
+        </w:rPr>
+        <w:t>Utilities:</w:t>
+      </w:r>
+      <w:r>
+        <w:rPr>
+          <w:rStyle w:val="inqyif"/>
+          <w:rFonts w:ascii="Arial" w:hAnsi="Arial" w:cs="Arial"/>
+        </w:rPr>
+        <w:t xml:space="preserve"> Basic provisions like water, electricity, and gas are progressively expanding across the extension phases</w:t>
+      </w:r>
+    </w:p>
+    <w:p>
+      <w:pPr>
+        <w:pStyle w:val="NoSpacing"/>
+      </w:pPr>
+    </w:p>
+    <w:p>
+      <w:pPr>
+        <w:pStyle w:val="NoSpacing"/>
+        <w:rPr>
+          <w:b/>
+          <w:bCs/>
+          <w:u w:val="single"/>
+        </w:rPr>
+      </w:pPr>
+      <w:r>
+        <w:rPr>
+          <w:b/>
+          <w:bCs/>
+          <w:u w:val="single"/>
+        </w:rPr>
+        <w:t>We have an experienced and expert real estate team specializing in these areas, providing professional and reliable property services</w:t>
+      </w:r>
+      <w:r>
+        <w:rPr>
+          <w:b/>
+          <w:bCs/>
+          <w:u w:val="single"/>
+        </w:rPr>
+        <w:t>.</w:t>
+      </w:r>
+    </w:p>
+    <w:p>
+      <w:pPr>
+        <w:pStyle w:val="NoSpacing"/>
+      </w:pPr>
+    </w:p>
+    <w:p>
+      <w:pPr>
+        <w:pStyle w:val="NoSpacing"/>
+        <w:rPr>
+          <w:b/>
+          <w:bCs/>
+          <w:u w:val="single"/>
+        </w:rPr>
+      </w:pPr>
+      <w:proofErr w:type="spellStart"/>
+      <w:r>
+        <w:rPr>
+          <w:b/>
+          <w:bCs/>
+          <w:u w:val="single"/>
+        </w:rPr>
+        <w:lastRenderedPageBreak/>
+        <w:t>Mujahid</w:t>
+      </w:r>
+      <w:proofErr w:type="spellEnd"/>
+      <w:r>
+        <w:rPr>
+          <w:b/>
+          <w:bCs/>
+          <w:u w:val="single"/>
+        </w:rPr>
+        <w:t xml:space="preserve"> khan</w:t>
+      </w:r>
+    </w:p>
+    <w:p>
+      <w:pPr>
+        <w:pStyle w:val="NoSpacing"/>
+      </w:pPr>
+      <w:r>
+        <w:t>03341440001</w:t>
+      </w:r>
+    </w:p>
+    <w:p>
+      <w:pPr>
+        <w:pStyle w:val="NoSpacing"/>
+      </w:pPr>
+      <w:hyperlink r:id="rId33" w:history="1">
+        <w:r>
+          <w:rPr>
+            <w:rStyle w:val="Hyperlink"/>
+            <w:b/>
+            <w:bCs/>
+          </w:rPr>
+          <w:t>mujee334pk@gmail.com</w:t>
+        </w:r>
+      </w:hyperlink>
+    </w:p>
+    <w:p>
+      <w:pPr>
+        <w:pStyle w:val="NoSpacing"/>
+      </w:pPr>
+      <w:r>
+        <w:t xml:space="preserve">Dealing area: </w:t>
+      </w:r>
+      <w:proofErr w:type="spellStart"/>
+      <w:r>
+        <w:t>Regi</w:t>
+      </w:r>
+      <w:proofErr w:type="spellEnd"/>
+      <w:r>
+        <w:t xml:space="preserve"> Model Town, Professor Model Town, Sheikh </w:t>
+      </w:r>
+      <w:proofErr w:type="spellStart"/>
+      <w:r>
+        <w:t>Yaseen</w:t>
+      </w:r>
+      <w:proofErr w:type="spellEnd"/>
+      <w:r>
+        <w:t xml:space="preserve"> Town and DHA Peshawar</w:t>
+      </w:r>
+    </w:p>
+    <w:p>
+      <w:pPr>
+        <w:pStyle w:val="NoSpacing"/>
+      </w:pPr>
+    </w:p>
+    <w:p>
+      <w:pPr>
+        <w:pStyle w:val="NoSpacing"/>
+        <w:rPr>
+          <w:b/>
+          <w:bCs/>
+          <w:u w:val="single"/>
+        </w:rPr>
+      </w:pPr>
+      <w:r>
+        <w:rPr>
+          <w:b/>
+          <w:bCs/>
+          <w:u w:val="single"/>
+        </w:rPr>
+        <w:t xml:space="preserve">Shah </w:t>
+      </w:r>
+      <w:proofErr w:type="spellStart"/>
+      <w:r>
+        <w:rPr>
+          <w:b/>
+          <w:bCs/>
+          <w:u w:val="single"/>
+        </w:rPr>
+        <w:t>Fahad</w:t>
+      </w:r>
+      <w:proofErr w:type="spellEnd"/>
+    </w:p>
+    <w:p>
+      <w:pPr>
+        <w:pStyle w:val="NoSpacing"/>
+      </w:pPr>
+      <w:r>
+        <w:t xml:space="preserve">Sales Manager </w:t>
+      </w:r>
+    </w:p>
+    <w:p>
+      <w:pPr>
+        <w:pStyle w:val="NoSpacing"/>
+      </w:pPr>
+      <w:r>
+        <w:t>03149796809</w:t>
+      </w:r>
+    </w:p>
+    <w:p>
+      <w:pPr>
+        <w:pStyle w:val="NoSpacing"/>
+      </w:pPr>
+      <w:r>
+        <w:t>03333226238</w:t>
+      </w:r>
+    </w:p>
+    <w:p>
+      <w:pPr>
+        <w:pStyle w:val="NoSpacing"/>
+      </w:pPr>
+      <w:r>
+        <w:t>fahad96809@gmail.com</w:t>
+      </w:r>
+    </w:p>
+    <w:p>
+      <w:pPr>
+        <w:pStyle w:val="NoSpacing"/>
+      </w:pPr>
+      <w:r>
+        <w:t xml:space="preserve">Dealing area: </w:t>
+      </w:r>
+      <w:proofErr w:type="spellStart"/>
+      <w:r>
+        <w:t>Regi</w:t>
+      </w:r>
+      <w:proofErr w:type="spellEnd"/>
+      <w:r>
+        <w:t xml:space="preserve"> Model Town, DHA Peshawar, </w:t>
+      </w:r>
+      <w:proofErr w:type="spellStart"/>
+      <w:r>
+        <w:t>Shiekh</w:t>
+      </w:r>
+      <w:proofErr w:type="spellEnd"/>
+      <w:r>
+        <w:t xml:space="preserve"> </w:t>
+      </w:r>
+      <w:proofErr w:type="spellStart"/>
+      <w:r>
+        <w:t>Yaseen</w:t>
+      </w:r>
+      <w:proofErr w:type="spellEnd"/>
+      <w:r>
+        <w:t xml:space="preserve"> Town, </w:t>
+      </w:r>
+      <w:proofErr w:type="spellStart"/>
+      <w:r>
+        <w:t>Durrani</w:t>
+      </w:r>
+      <w:proofErr w:type="spellEnd"/>
+      <w:r>
+        <w:t xml:space="preserve"> </w:t>
+      </w:r>
+      <w:proofErr w:type="spellStart"/>
+      <w:r>
+        <w:t>Medai</w:t>
+      </w:r>
+      <w:proofErr w:type="spellEnd"/>
+      <w:r>
+        <w:t xml:space="preserve"> Colony and </w:t>
+      </w:r>
+      <w:proofErr w:type="spellStart"/>
+      <w:r>
+        <w:t>Durrani</w:t>
+      </w:r>
+      <w:proofErr w:type="spellEnd"/>
+      <w:r>
+        <w:t xml:space="preserve"> Enclave</w:t>
+      </w:r>
+    </w:p>
+    <w:p>
+      <w:pPr>
+        <w:pStyle w:val="NoSpacing"/>
+      </w:pPr>
+    </w:p>
+    <w:p>
+      <w:pPr>
+        <w:pStyle w:val="NoSpacing"/>
+        <w:rPr>
+          <w:b/>
+          <w:bCs/>
+          <w:u w:val="single"/>
+        </w:rPr>
+      </w:pPr>
+      <w:r>
+        <w:rPr>
+          <w:b/>
+          <w:bCs/>
+          <w:u w:val="single"/>
+        </w:rPr>
+        <w:t xml:space="preserve">Syed UMAIR </w:t>
+      </w:r>
+    </w:p>
+    <w:p>
+      <w:pPr>
+        <w:pStyle w:val="NoSpacing"/>
+      </w:pPr>
+      <w:r>
+        <w:t xml:space="preserve">0317-5988914 </w:t>
+      </w:r>
+    </w:p>
+    <w:p>
+      <w:pPr>
+        <w:pStyle w:val="NoSpacing"/>
+      </w:pPr>
+      <w:r>
+        <w:t>syedumairrealtor@gmail.com</w:t>
+      </w:r>
+    </w:p>
+    <w:p>
+      <w:pPr>
+        <w:pStyle w:val="NoSpacing"/>
+      </w:pPr>
+      <w:proofErr w:type="gramStart"/>
+      <w:r>
+        <w:t xml:space="preserve">Dealing area: </w:t>
+      </w:r>
+      <w:proofErr w:type="spellStart"/>
+      <w:r>
+        <w:t>Regi</w:t>
+      </w:r>
+      <w:proofErr w:type="spellEnd"/>
+      <w:r>
+        <w:t xml:space="preserve"> Model Town, Professor Model Town, Hayatabad and </w:t>
+      </w:r>
+      <w:proofErr w:type="spellStart"/>
+      <w:r>
+        <w:t>Durrani</w:t>
+      </w:r>
+      <w:proofErr w:type="spellEnd"/>
+      <w:r>
+        <w:t xml:space="preserve"> Enclave Peshawar.</w:t>
+      </w:r>
+      <w:proofErr w:type="gramEnd"/>
+    </w:p>
+    <w:p>
+      <w:pPr>
+        <w:pStyle w:val="NoSpacing"/>
+      </w:pPr>
+    </w:p>
+    <w:p>
+      <w:pPr>
+        <w:pStyle w:val="NoSpacing"/>
+        <w:rPr>
+          <w:b/>
+          <w:bCs/>
+          <w:u w:val="single"/>
+        </w:rPr>
+      </w:pPr>
+      <w:r>
+        <w:rPr>
+          <w:b/>
+          <w:bCs/>
+          <w:u w:val="single"/>
+        </w:rPr>
+        <w:t>Muhammad Ali</w:t>
+      </w:r>
+    </w:p>
+    <w:p>
+      <w:pPr>
+        <w:pStyle w:val="NoSpacing"/>
+      </w:pPr>
+      <w:r>
+        <w:t>Property Consultant/ Sales Executive</w:t>
+      </w:r>
+    </w:p>
+    <w:p>
+      <w:pPr>
+        <w:pStyle w:val="NoSpacing"/>
+      </w:pPr>
+      <w:r>
+        <w:t>03335012080</w:t>
+      </w:r>
+    </w:p>
+    <w:p>
+      <w:pPr>
+        <w:pStyle w:val="NoSpacing"/>
+      </w:pPr>
+      <w:r>
+        <w:t>m.ali565734@gmail.com</w:t>
+      </w:r>
+    </w:p>
+    <w:p>
+      <w:pPr>
+        <w:pStyle w:val="NoSpacing"/>
+      </w:pPr>
+      <w:r>
+        <w:t xml:space="preserve">Dealing area: Sheikh </w:t>
+      </w:r>
+      <w:proofErr w:type="spellStart"/>
+      <w:r>
+        <w:t>Yaseen</w:t>
+      </w:r>
+      <w:proofErr w:type="spellEnd"/>
+      <w:r>
+        <w:t xml:space="preserve"> Town, Professor Model Town, DHA Peshawar and </w:t>
+      </w:r>
+      <w:proofErr w:type="spellStart"/>
+      <w:r>
+        <w:t>Durrani</w:t>
+      </w:r>
+      <w:proofErr w:type="spellEnd"/>
+      <w:r>
+        <w:t xml:space="preserve"> Enclave Peshawar</w:t>
+      </w:r>
+    </w:p>
+    <w:p>
+      <w:pPr>
+        <w:pStyle w:val="NoSpacing"/>
+      </w:pPr>
+    </w:p>
+    <w:p>
+      <w:pPr>
+        <w:pStyle w:val="NoSpacing"/>
+        <w:rPr>
+          <w:b/>
+          <w:bCs/>
+          <w:u w:val="single"/>
+        </w:rPr>
+      </w:pPr>
+      <w:r>
+        <w:rPr>
+          <w:b/>
+          <w:bCs/>
+          <w:u w:val="single"/>
+        </w:rPr>
+        <w:t xml:space="preserve">Bilal </w:t>
+      </w:r>
+      <w:proofErr w:type="spellStart"/>
+      <w:r>
+        <w:rPr>
+          <w:b/>
+          <w:bCs/>
+          <w:u w:val="single"/>
+        </w:rPr>
+        <w:t>Durrani</w:t>
+      </w:r>
+      <w:proofErr w:type="spellEnd"/>
+      <w:r>
+        <w:rPr>
+          <w:b/>
+          <w:bCs/>
+          <w:u w:val="single"/>
+        </w:rPr>
+        <w:t xml:space="preserve"> </w:t>
+      </w:r>
+    </w:p>
+    <w:p>
+      <w:pPr>
+        <w:pStyle w:val="NoSpacing"/>
+      </w:pPr>
+      <w:r>
+        <w:t>0337-9202527</w:t>
+      </w:r>
+    </w:p>
+    <w:p>
+      <w:pPr>
+        <w:pStyle w:val="NoSpacing"/>
+      </w:pPr>
+      <w:r>
+        <w:t xml:space="preserve">DHA </w:t>
+      </w:r>
+      <w:proofErr w:type="spellStart"/>
+      <w:r>
+        <w:t>Peshawar</w:t>
+      </w:r>
+      <w:proofErr w:type="gramStart"/>
+      <w:r>
+        <w:t>,Regi</w:t>
+      </w:r>
+      <w:proofErr w:type="spellEnd"/>
+      <w:proofErr w:type="gramEnd"/>
+      <w:r>
+        <w:t xml:space="preserve"> Model Town, Sheikh </w:t>
+      </w:r>
+      <w:proofErr w:type="spellStart"/>
+      <w:r>
+        <w:t>Yaseen</w:t>
+      </w:r>
+      <w:proofErr w:type="spellEnd"/>
+      <w:r>
+        <w:t xml:space="preserve">, Professor Model Town, Media Colony </w:t>
+      </w:r>
+    </w:p>
+    <w:p>
+      <w:pPr>
+        <w:pStyle w:val="NoSpacing"/>
+      </w:pPr>
+      <w:hyperlink r:id="rId34" w:history="1">
+        <w:r>
+          <w:rPr>
+            <w:rStyle w:val="Hyperlink"/>
+          </w:rPr>
+          <w:t>bilaldurrani2009@gmail.com</w:t>
+        </w:r>
+      </w:hyperlink>
+      <w:r>
+        <w:t>.</w:t>
+      </w:r>
+    </w:p>
+    <w:p>
+      <w:pPr>
+        <w:pStyle w:val="NoSpacing"/>
+      </w:pPr>
+      <w:r>
+        <w:t>Property Consultant/ Sales Executive</w:t>
+      </w:r>
+    </w:p>
+    <w:p>
+      <w:pPr>
+        <w:pStyle w:val="NoSpacing"/>
+      </w:pPr>
+    </w:p>
+    <w:p>
+      <w:pPr>
+        <w:pStyle w:val="NoSpacing"/>
+      </w:pPr>
+    </w:p>
+    <w:p>
+      <w:pPr>
+        <w:pStyle w:val="NoSpacing"/>
+        <w:rPr>
+          <w:b/>
+          <w:bCs/>
+          <w:u w:val="single"/>
+        </w:rPr>
+      </w:pPr>
+      <w:proofErr w:type="spellStart"/>
+      <w:r>
+        <w:rPr>
+          <w:b/>
+          <w:bCs/>
+          <w:u w:val="single"/>
+        </w:rPr>
+        <w:t>Malak</w:t>
+      </w:r>
+      <w:proofErr w:type="spellEnd"/>
+      <w:r>
+        <w:rPr>
+          <w:b/>
+          <w:bCs/>
+          <w:u w:val="single"/>
+        </w:rPr>
+        <w:t xml:space="preserve"> </w:t>
+      </w:r>
+      <w:proofErr w:type="spellStart"/>
+      <w:r>
+        <w:rPr>
+          <w:b/>
+          <w:bCs/>
+          <w:u w:val="single"/>
+        </w:rPr>
+        <w:t>Saad</w:t>
+      </w:r>
+      <w:proofErr w:type="spellEnd"/>
+      <w:r>
+        <w:rPr>
+          <w:b/>
+          <w:bCs/>
+          <w:u w:val="single"/>
+        </w:rPr>
+        <w:t xml:space="preserve"> Khan</w:t>
+      </w:r>
+    </w:p>
+    <w:p>
+      <w:pPr>
+        <w:pStyle w:val="NoSpacing"/>
+      </w:pPr>
+      <w:r>
+        <w:t>033333367310</w:t>
+      </w:r>
+    </w:p>
+    <w:p>
+      <w:pPr>
+        <w:pStyle w:val="NoSpacing"/>
+      </w:pPr>
+      <w:r>
+        <w:t>malaksaad266@gmail.com</w:t>
+      </w:r>
+    </w:p>
+    <w:p>
+      <w:pPr>
+        <w:pStyle w:val="NoSpacing"/>
+      </w:pPr>
+      <w:r>
+        <w:t>Sales executive/ Property consultant</w:t>
       </w:r>
     </w:p>
     <w:sectPr>
@@ -1318,6 +4514,304 @@
     </w:lvl>
   </w:abstractNum>
   <w:abstractNum w:abstractNumId="9">
+    <w:nsid w:val="011C2A95"/>
+    <w:multiLevelType w:val="multilevel"/>
+    <w:tmpl w:val="C2060CC0"/>
+    <w:lvl w:ilvl="0">
+      <w:start w:val="1"/>
+      <w:numFmt w:val="bullet"/>
+      <w:lvlText w:val=""/>
+      <w:lvlJc w:val="left"/>
+      <w:pPr>
+        <w:tabs>
+          <w:tab w:val="num" w:pos="720"/>
+        </w:tabs>
+        <w:ind w:left="720" w:hanging="360"/>
+      </w:pPr>
+      <w:rPr>
+        <w:rFonts w:ascii="Symbol" w:hAnsi="Symbol" w:hint="default"/>
+        <w:sz w:val="20"/>
+      </w:rPr>
+    </w:lvl>
+    <w:lvl w:ilvl="1" w:tentative="1">
+      <w:start w:val="1"/>
+      <w:numFmt w:val="bullet"/>
+      <w:lvlText w:val="o"/>
+      <w:lvlJc w:val="left"/>
+      <w:pPr>
+        <w:tabs>
+          <w:tab w:val="num" w:pos="1440"/>
+        </w:tabs>
+        <w:ind w:left="1440" w:hanging="360"/>
+      </w:pPr>
+      <w:rPr>
+        <w:rFonts w:ascii="Courier New" w:hAnsi="Courier New" w:hint="default"/>
+        <w:sz w:val="20"/>
+      </w:rPr>
+    </w:lvl>
+    <w:lvl w:ilvl="2" w:tentative="1">
+      <w:start w:val="1"/>
+      <w:numFmt w:val="bullet"/>
+      <w:lvlText w:val=""/>
+      <w:lvlJc w:val="left"/>
+      <w:pPr>
+        <w:tabs>
+          <w:tab w:val="num" w:pos="2160"/>
+        </w:tabs>
+        <w:ind w:left="2160" w:hanging="360"/>
+      </w:pPr>
+      <w:rPr>
+        <w:rFonts w:ascii="Wingdings" w:hAnsi="Wingdings" w:hint="default"/>
+        <w:sz w:val="20"/>
+      </w:rPr>
+    </w:lvl>
+    <w:lvl w:ilvl="3" w:tentative="1">
+      <w:start w:val="1"/>
+      <w:numFmt w:val="bullet"/>
+      <w:lvlText w:val=""/>
+      <w:lvlJc w:val="left"/>
+      <w:pPr>
+        <w:tabs>
+          <w:tab w:val="num" w:pos="2880"/>
+        </w:tabs>
+        <w:ind w:left="2880" w:hanging="360"/>
+      </w:pPr>
+      <w:rPr>
+        <w:rFonts w:ascii="Wingdings" w:hAnsi="Wingdings" w:hint="default"/>
+        <w:sz w:val="20"/>
+      </w:rPr>
+    </w:lvl>
+    <w:lvl w:ilvl="4" w:tentative="1">
+      <w:start w:val="1"/>
+      <w:numFmt w:val="bullet"/>
+      <w:lvlText w:val=""/>
+      <w:lvlJc w:val="left"/>
+      <w:pPr>
+        <w:tabs>
+          <w:tab w:val="num" w:pos="3600"/>
+        </w:tabs>
+        <w:ind w:left="3600" w:hanging="360"/>
+      </w:pPr>
+      <w:rPr>
+        <w:rFonts w:ascii="Wingdings" w:hAnsi="Wingdings" w:hint="default"/>
+        <w:sz w:val="20"/>
+      </w:rPr>
+    </w:lvl>
+    <w:lvl w:ilvl="5" w:tentative="1">
+      <w:start w:val="1"/>
+      <w:numFmt w:val="bullet"/>
+      <w:lvlText w:val=""/>
+      <w:lvlJc w:val="left"/>
+      <w:pPr>
+        <w:tabs>
+          <w:tab w:val="num" w:pos="4320"/>
+        </w:tabs>
+        <w:ind w:left="4320" w:hanging="360"/>
+      </w:pPr>
+      <w:rPr>
+        <w:rFonts w:ascii="Wingdings" w:hAnsi="Wingdings" w:hint="default"/>
+        <w:sz w:val="20"/>
+      </w:rPr>
+    </w:lvl>
+    <w:lvl w:ilvl="6" w:tentative="1">
+      <w:start w:val="1"/>
+      <w:numFmt w:val="bullet"/>
+      <w:lvlText w:val=""/>
+      <w:lvlJc w:val="left"/>
+      <w:pPr>
+        <w:tabs>
+          <w:tab w:val="num" w:pos="5040"/>
+        </w:tabs>
+        <w:ind w:left="5040" w:hanging="360"/>
+      </w:pPr>
+      <w:rPr>
+        <w:rFonts w:ascii="Wingdings" w:hAnsi="Wingdings" w:hint="default"/>
+        <w:sz w:val="20"/>
+      </w:rPr>
+    </w:lvl>
+    <w:lvl w:ilvl="7" w:tentative="1">
+      <w:start w:val="1"/>
+      <w:numFmt w:val="bullet"/>
+      <w:lvlText w:val=""/>
+      <w:lvlJc w:val="left"/>
+      <w:pPr>
+        <w:tabs>
+          <w:tab w:val="num" w:pos="5760"/>
+        </w:tabs>
+        <w:ind w:left="5760" w:hanging="360"/>
+      </w:pPr>
+      <w:rPr>
+        <w:rFonts w:ascii="Wingdings" w:hAnsi="Wingdings" w:hint="default"/>
+        <w:sz w:val="20"/>
+      </w:rPr>
+    </w:lvl>
+    <w:lvl w:ilvl="8" w:tentative="1">
+      <w:start w:val="1"/>
+      <w:numFmt w:val="bullet"/>
+      <w:lvlText w:val=""/>
+      <w:lvlJc w:val="left"/>
+      <w:pPr>
+        <w:tabs>
+          <w:tab w:val="num" w:pos="6480"/>
+        </w:tabs>
+        <w:ind w:left="6480" w:hanging="360"/>
+      </w:pPr>
+      <w:rPr>
+        <w:rFonts w:ascii="Wingdings" w:hAnsi="Wingdings" w:hint="default"/>
+        <w:sz w:val="20"/>
+      </w:rPr>
+    </w:lvl>
+  </w:abstractNum>
+  <w:abstractNum w:abstractNumId="10">
+    <w:nsid w:val="05B35219"/>
+    <w:multiLevelType w:val="multilevel"/>
+    <w:tmpl w:val="80FA63D6"/>
+    <w:lvl w:ilvl="0">
+      <w:start w:val="1"/>
+      <w:numFmt w:val="bullet"/>
+      <w:lvlText w:val=""/>
+      <w:lvlJc w:val="left"/>
+      <w:pPr>
+        <w:tabs>
+          <w:tab w:val="num" w:pos="720"/>
+        </w:tabs>
+        <w:ind w:left="720" w:hanging="360"/>
+      </w:pPr>
+      <w:rPr>
+        <w:rFonts w:ascii="Symbol" w:hAnsi="Symbol" w:hint="default"/>
+        <w:sz w:val="20"/>
+      </w:rPr>
+    </w:lvl>
+    <w:lvl w:ilvl="1" w:tentative="1">
+      <w:start w:val="1"/>
+      <w:numFmt w:val="bullet"/>
+      <w:lvlText w:val="o"/>
+      <w:lvlJc w:val="left"/>
+      <w:pPr>
+        <w:tabs>
+          <w:tab w:val="num" w:pos="1440"/>
+        </w:tabs>
+        <w:ind w:left="1440" w:hanging="360"/>
+      </w:pPr>
+      <w:rPr>
+        <w:rFonts w:ascii="Courier New" w:hAnsi="Courier New" w:hint="default"/>
+        <w:sz w:val="20"/>
+      </w:rPr>
+    </w:lvl>
+    <w:lvl w:ilvl="2" w:tentative="1">
+      <w:start w:val="1"/>
+      <w:numFmt w:val="bullet"/>
+      <w:lvlText w:val=""/>
+      <w:lvlJc w:val="left"/>
+      <w:pPr>
+        <w:tabs>
+          <w:tab w:val="num" w:pos="2160"/>
+        </w:tabs>
+        <w:ind w:left="2160" w:hanging="360"/>
+      </w:pPr>
+      <w:rPr>
+        <w:rFonts w:ascii="Wingdings" w:hAnsi="Wingdings" w:hint="default"/>
+        <w:sz w:val="20"/>
+      </w:rPr>
+    </w:lvl>
+    <w:lvl w:ilvl="3" w:tentative="1">
+      <w:start w:val="1"/>
+      <w:numFmt w:val="bullet"/>
+      <w:lvlText w:val=""/>
+      <w:lvlJc w:val="left"/>
+      <w:pPr>
+        <w:tabs>
+          <w:tab w:val="num" w:pos="2880"/>
+        </w:tabs>
+        <w:ind w:left="2880" w:hanging="360"/>
+      </w:pPr>
+      <w:rPr>
+        <w:rFonts w:ascii="Wingdings" w:hAnsi="Wingdings" w:hint="default"/>
+        <w:sz w:val="20"/>
+      </w:rPr>
+    </w:lvl>
+    <w:lvl w:ilvl="4" w:tentative="1">
+      <w:start w:val="1"/>
+      <w:numFmt w:val="bullet"/>
+      <w:lvlText w:val=""/>
+      <w:lvlJc w:val="left"/>
+      <w:pPr>
+        <w:tabs>
+          <w:tab w:val="num" w:pos="3600"/>
+        </w:tabs>
+        <w:ind w:left="3600" w:hanging="360"/>
+      </w:pPr>
+      <w:rPr>
+        <w:rFonts w:ascii="Wingdings" w:hAnsi="Wingdings" w:hint="default"/>
+        <w:sz w:val="20"/>
+      </w:rPr>
+    </w:lvl>
+    <w:lvl w:ilvl="5" w:tentative="1">
+      <w:start w:val="1"/>
+      <w:numFmt w:val="bullet"/>
+      <w:lvlText w:val=""/>
+      <w:lvlJc w:val="left"/>
+      <w:pPr>
+        <w:tabs>
+          <w:tab w:val="num" w:pos="4320"/>
+        </w:tabs>
+        <w:ind w:left="4320" w:hanging="360"/>
+      </w:pPr>
+      <w:rPr>
+        <w:rFonts w:ascii="Wingdings" w:hAnsi="Wingdings" w:hint="default"/>
+        <w:sz w:val="20"/>
+      </w:rPr>
+    </w:lvl>
+    <w:lvl w:ilvl="6" w:tentative="1">
+      <w:start w:val="1"/>
+      <w:numFmt w:val="bullet"/>
+      <w:lvlText w:val=""/>
+      <w:lvlJc w:val="left"/>
+      <w:pPr>
+        <w:tabs>
+          <w:tab w:val="num" w:pos="5040"/>
+        </w:tabs>
+        <w:ind w:left="5040" w:hanging="360"/>
+      </w:pPr>
+      <w:rPr>
+        <w:rFonts w:ascii="Wingdings" w:hAnsi="Wingdings" w:hint="default"/>
+        <w:sz w:val="20"/>
+      </w:rPr>
+    </w:lvl>
+    <w:lvl w:ilvl="7" w:tentative="1">
+      <w:start w:val="1"/>
+      <w:numFmt w:val="bullet"/>
+      <w:lvlText w:val=""/>
+      <w:lvlJc w:val="left"/>
+      <w:pPr>
+        <w:tabs>
+          <w:tab w:val="num" w:pos="5760"/>
+        </w:tabs>
+        <w:ind w:left="5760" w:hanging="360"/>
+      </w:pPr>
+      <w:rPr>
+        <w:rFonts w:ascii="Wingdings" w:hAnsi="Wingdings" w:hint="default"/>
+        <w:sz w:val="20"/>
+      </w:rPr>
+    </w:lvl>
+    <w:lvl w:ilvl="8" w:tentative="1">
+      <w:start w:val="1"/>
+      <w:numFmt w:val="bullet"/>
+      <w:lvlText w:val=""/>
+      <w:lvlJc w:val="left"/>
+      <w:pPr>
+        <w:tabs>
+          <w:tab w:val="num" w:pos="6480"/>
+        </w:tabs>
+        <w:ind w:left="6480" w:hanging="360"/>
+      </w:pPr>
+      <w:rPr>
+        <w:rFonts w:ascii="Wingdings" w:hAnsi="Wingdings" w:hint="default"/>
+        <w:sz w:val="20"/>
+      </w:rPr>
+    </w:lvl>
+  </w:abstractNum>
+  <w:abstractNum w:abstractNumId="11">
     <w:nsid w:val="0635545A"/>
     <w:multiLevelType w:val="multilevel"/>
     <w:tmpl w:val="AC745AD0"/>
@@ -1466,10 +4960,1351 @@
       </w:rPr>
     </w:lvl>
   </w:abstractNum>
-  <w:abstractNum w:abstractNumId="10">
+  <w:abstractNum w:abstractNumId="12">
+    <w:nsid w:val="122A10E4"/>
+    <w:multiLevelType w:val="multilevel"/>
+    <w:tmpl w:val="5E38E304"/>
+    <w:lvl w:ilvl="0">
+      <w:start w:val="1"/>
+      <w:numFmt w:val="bullet"/>
+      <w:lvlText w:val=""/>
+      <w:lvlJc w:val="left"/>
+      <w:pPr>
+        <w:tabs>
+          <w:tab w:val="num" w:pos="720"/>
+        </w:tabs>
+        <w:ind w:left="720" w:hanging="360"/>
+      </w:pPr>
+      <w:rPr>
+        <w:rFonts w:ascii="Symbol" w:hAnsi="Symbol" w:hint="default"/>
+        <w:sz w:val="20"/>
+      </w:rPr>
+    </w:lvl>
+    <w:lvl w:ilvl="1">
+      <w:start w:val="1"/>
+      <w:numFmt w:val="bullet"/>
+      <w:lvlText w:val="o"/>
+      <w:lvlJc w:val="left"/>
+      <w:pPr>
+        <w:tabs>
+          <w:tab w:val="num" w:pos="1440"/>
+        </w:tabs>
+        <w:ind w:left="1440" w:hanging="360"/>
+      </w:pPr>
+      <w:rPr>
+        <w:rFonts w:ascii="Courier New" w:hAnsi="Courier New" w:hint="default"/>
+        <w:sz w:val="20"/>
+      </w:rPr>
+    </w:lvl>
+    <w:lvl w:ilvl="2" w:tentative="1">
+      <w:start w:val="1"/>
+      <w:numFmt w:val="bullet"/>
+      <w:lvlText w:val=""/>
+      <w:lvlJc w:val="left"/>
+      <w:pPr>
+        <w:tabs>
+          <w:tab w:val="num" w:pos="2160"/>
+        </w:tabs>
+        <w:ind w:left="2160" w:hanging="360"/>
+      </w:pPr>
+      <w:rPr>
+        <w:rFonts w:ascii="Wingdings" w:hAnsi="Wingdings" w:hint="default"/>
+        <w:sz w:val="20"/>
+      </w:rPr>
+    </w:lvl>
+    <w:lvl w:ilvl="3" w:tentative="1">
+      <w:start w:val="1"/>
+      <w:numFmt w:val="bullet"/>
+      <w:lvlText w:val=""/>
+      <w:lvlJc w:val="left"/>
+      <w:pPr>
+        <w:tabs>
+          <w:tab w:val="num" w:pos="2880"/>
+        </w:tabs>
+        <w:ind w:left="2880" w:hanging="360"/>
+      </w:pPr>
+      <w:rPr>
+        <w:rFonts w:ascii="Wingdings" w:hAnsi="Wingdings" w:hint="default"/>
+        <w:sz w:val="20"/>
+      </w:rPr>
+    </w:lvl>
+    <w:lvl w:ilvl="4" w:tentative="1">
+      <w:start w:val="1"/>
+      <w:numFmt w:val="bullet"/>
+      <w:lvlText w:val=""/>
+      <w:lvlJc w:val="left"/>
+      <w:pPr>
+        <w:tabs>
+          <w:tab w:val="num" w:pos="3600"/>
+        </w:tabs>
+        <w:ind w:left="3600" w:hanging="360"/>
+      </w:pPr>
+      <w:rPr>
+        <w:rFonts w:ascii="Wingdings" w:hAnsi="Wingdings" w:hint="default"/>
+        <w:sz w:val="20"/>
+      </w:rPr>
+    </w:lvl>
+    <w:lvl w:ilvl="5" w:tentative="1">
+      <w:start w:val="1"/>
+      <w:numFmt w:val="bullet"/>
+      <w:lvlText w:val=""/>
+      <w:lvlJc w:val="left"/>
+      <w:pPr>
+        <w:tabs>
+          <w:tab w:val="num" w:pos="4320"/>
+        </w:tabs>
+        <w:ind w:left="4320" w:hanging="360"/>
+      </w:pPr>
+      <w:rPr>
+        <w:rFonts w:ascii="Wingdings" w:hAnsi="Wingdings" w:hint="default"/>
+        <w:sz w:val="20"/>
+      </w:rPr>
+    </w:lvl>
+    <w:lvl w:ilvl="6" w:tentative="1">
+      <w:start w:val="1"/>
+      <w:numFmt w:val="bullet"/>
+      <w:lvlText w:val=""/>
+      <w:lvlJc w:val="left"/>
+      <w:pPr>
+        <w:tabs>
+          <w:tab w:val="num" w:pos="5040"/>
+        </w:tabs>
+        <w:ind w:left="5040" w:hanging="360"/>
+      </w:pPr>
+      <w:rPr>
+        <w:rFonts w:ascii="Wingdings" w:hAnsi="Wingdings" w:hint="default"/>
+        <w:sz w:val="20"/>
+      </w:rPr>
+    </w:lvl>
+    <w:lvl w:ilvl="7" w:tentative="1">
+      <w:start w:val="1"/>
+      <w:numFmt w:val="bullet"/>
+      <w:lvlText w:val=""/>
+      <w:lvlJc w:val="left"/>
+      <w:pPr>
+        <w:tabs>
+          <w:tab w:val="num" w:pos="5760"/>
+        </w:tabs>
+        <w:ind w:left="5760" w:hanging="360"/>
+      </w:pPr>
+      <w:rPr>
+        <w:rFonts w:ascii="Wingdings" w:hAnsi="Wingdings" w:hint="default"/>
+        <w:sz w:val="20"/>
+      </w:rPr>
+    </w:lvl>
+    <w:lvl w:ilvl="8" w:tentative="1">
+      <w:start w:val="1"/>
+      <w:numFmt w:val="bullet"/>
+      <w:lvlText w:val=""/>
+      <w:lvlJc w:val="left"/>
+      <w:pPr>
+        <w:tabs>
+          <w:tab w:val="num" w:pos="6480"/>
+        </w:tabs>
+        <w:ind w:left="6480" w:hanging="360"/>
+      </w:pPr>
+      <w:rPr>
+        <w:rFonts w:ascii="Wingdings" w:hAnsi="Wingdings" w:hint="default"/>
+        <w:sz w:val="20"/>
+      </w:rPr>
+    </w:lvl>
+  </w:abstractNum>
+  <w:abstractNum w:abstractNumId="13">
     <w:nsid w:val="2628736B"/>
     <w:multiLevelType w:val="multilevel"/>
     <w:tmpl w:val="2BA85BA0"/>
+    <w:lvl w:ilvl="0">
+      <w:start w:val="1"/>
+      <w:numFmt w:val="bullet"/>
+      <w:lvlText w:val=""/>
+      <w:lvlJc w:val="left"/>
+      <w:pPr>
+        <w:tabs>
+          <w:tab w:val="num" w:pos="720"/>
+        </w:tabs>
+        <w:ind w:left="720" w:hanging="360"/>
+      </w:pPr>
+      <w:rPr>
+        <w:rFonts w:ascii="Symbol" w:hAnsi="Symbol" w:hint="default"/>
+        <w:sz w:val="20"/>
+      </w:rPr>
+    </w:lvl>
+    <w:lvl w:ilvl="1" w:tentative="1">
+      <w:start w:val="1"/>
+      <w:numFmt w:val="bullet"/>
+      <w:lvlText w:val="o"/>
+      <w:lvlJc w:val="left"/>
+      <w:pPr>
+        <w:tabs>
+          <w:tab w:val="num" w:pos="1440"/>
+        </w:tabs>
+        <w:ind w:left="1440" w:hanging="360"/>
+      </w:pPr>
+      <w:rPr>
+        <w:rFonts w:ascii="Courier New" w:hAnsi="Courier New" w:hint="default"/>
+        <w:sz w:val="20"/>
+      </w:rPr>
+    </w:lvl>
+    <w:lvl w:ilvl="2" w:tentative="1">
+      <w:start w:val="1"/>
+      <w:numFmt w:val="bullet"/>
+      <w:lvlText w:val=""/>
+      <w:lvlJc w:val="left"/>
+      <w:pPr>
+        <w:tabs>
+          <w:tab w:val="num" w:pos="2160"/>
+        </w:tabs>
+        <w:ind w:left="2160" w:hanging="360"/>
+      </w:pPr>
+      <w:rPr>
+        <w:rFonts w:ascii="Wingdings" w:hAnsi="Wingdings" w:hint="default"/>
+        <w:sz w:val="20"/>
+      </w:rPr>
+    </w:lvl>
+    <w:lvl w:ilvl="3" w:tentative="1">
+      <w:start w:val="1"/>
+      <w:numFmt w:val="bullet"/>
+      <w:lvlText w:val=""/>
+      <w:lvlJc w:val="left"/>
+      <w:pPr>
+        <w:tabs>
+          <w:tab w:val="num" w:pos="2880"/>
+        </w:tabs>
+        <w:ind w:left="2880" w:hanging="360"/>
+      </w:pPr>
+      <w:rPr>
+        <w:rFonts w:ascii="Wingdings" w:hAnsi="Wingdings" w:hint="default"/>
+        <w:sz w:val="20"/>
+      </w:rPr>
+    </w:lvl>
+    <w:lvl w:ilvl="4" w:tentative="1">
+      <w:start w:val="1"/>
+      <w:numFmt w:val="bullet"/>
+      <w:lvlText w:val=""/>
+      <w:lvlJc w:val="left"/>
+      <w:pPr>
+        <w:tabs>
+          <w:tab w:val="num" w:pos="3600"/>
+        </w:tabs>
+        <w:ind w:left="3600" w:hanging="360"/>
+      </w:pPr>
+      <w:rPr>
+        <w:rFonts w:ascii="Wingdings" w:hAnsi="Wingdings" w:hint="default"/>
+        <w:sz w:val="20"/>
+      </w:rPr>
+    </w:lvl>
+    <w:lvl w:ilvl="5" w:tentative="1">
+      <w:start w:val="1"/>
+      <w:numFmt w:val="bullet"/>
+      <w:lvlText w:val=""/>
+      <w:lvlJc w:val="left"/>
+      <w:pPr>
+        <w:tabs>
+          <w:tab w:val="num" w:pos="4320"/>
+        </w:tabs>
+        <w:ind w:left="4320" w:hanging="360"/>
+      </w:pPr>
+      <w:rPr>
+        <w:rFonts w:ascii="Wingdings" w:hAnsi="Wingdings" w:hint="default"/>
+        <w:sz w:val="20"/>
+      </w:rPr>
+    </w:lvl>
+    <w:lvl w:ilvl="6" w:tentative="1">
+      <w:start w:val="1"/>
+      <w:numFmt w:val="bullet"/>
+      <w:lvlText w:val=""/>
+      <w:lvlJc w:val="left"/>
+      <w:pPr>
+        <w:tabs>
+          <w:tab w:val="num" w:pos="5040"/>
+        </w:tabs>
+        <w:ind w:left="5040" w:hanging="360"/>
+      </w:pPr>
+      <w:rPr>
+        <w:rFonts w:ascii="Wingdings" w:hAnsi="Wingdings" w:hint="default"/>
+        <w:sz w:val="20"/>
+      </w:rPr>
+    </w:lvl>
+    <w:lvl w:ilvl="7" w:tentative="1">
+      <w:start w:val="1"/>
+      <w:numFmt w:val="bullet"/>
+      <w:lvlText w:val=""/>
+      <w:lvlJc w:val="left"/>
+      <w:pPr>
+        <w:tabs>
+          <w:tab w:val="num" w:pos="5760"/>
+        </w:tabs>
+        <w:ind w:left="5760" w:hanging="360"/>
+      </w:pPr>
+      <w:rPr>
+        <w:rFonts w:ascii="Wingdings" w:hAnsi="Wingdings" w:hint="default"/>
+        <w:sz w:val="20"/>
+      </w:rPr>
+    </w:lvl>
+    <w:lvl w:ilvl="8" w:tentative="1">
+      <w:start w:val="1"/>
+      <w:numFmt w:val="bullet"/>
+      <w:lvlText w:val=""/>
+      <w:lvlJc w:val="left"/>
+      <w:pPr>
+        <w:tabs>
+          <w:tab w:val="num" w:pos="6480"/>
+        </w:tabs>
+        <w:ind w:left="6480" w:hanging="360"/>
+      </w:pPr>
+      <w:rPr>
+        <w:rFonts w:ascii="Wingdings" w:hAnsi="Wingdings" w:hint="default"/>
+        <w:sz w:val="20"/>
+      </w:rPr>
+    </w:lvl>
+  </w:abstractNum>
+  <w:abstractNum w:abstractNumId="14">
+    <w:nsid w:val="3155466E"/>
+    <w:multiLevelType w:val="multilevel"/>
+    <w:tmpl w:val="3EEE8FBE"/>
+    <w:lvl w:ilvl="0">
+      <w:start w:val="1"/>
+      <w:numFmt w:val="bullet"/>
+      <w:lvlText w:val=""/>
+      <w:lvlJc w:val="left"/>
+      <w:pPr>
+        <w:tabs>
+          <w:tab w:val="num" w:pos="720"/>
+        </w:tabs>
+        <w:ind w:left="720" w:hanging="360"/>
+      </w:pPr>
+      <w:rPr>
+        <w:rFonts w:ascii="Symbol" w:hAnsi="Symbol" w:hint="default"/>
+        <w:sz w:val="20"/>
+      </w:rPr>
+    </w:lvl>
+    <w:lvl w:ilvl="1" w:tentative="1">
+      <w:start w:val="1"/>
+      <w:numFmt w:val="bullet"/>
+      <w:lvlText w:val="o"/>
+      <w:lvlJc w:val="left"/>
+      <w:pPr>
+        <w:tabs>
+          <w:tab w:val="num" w:pos="1440"/>
+        </w:tabs>
+        <w:ind w:left="1440" w:hanging="360"/>
+      </w:pPr>
+      <w:rPr>
+        <w:rFonts w:ascii="Courier New" w:hAnsi="Courier New" w:hint="default"/>
+        <w:sz w:val="20"/>
+      </w:rPr>
+    </w:lvl>
+    <w:lvl w:ilvl="2" w:tentative="1">
+      <w:start w:val="1"/>
+      <w:numFmt w:val="bullet"/>
+      <w:lvlText w:val=""/>
+      <w:lvlJc w:val="left"/>
+      <w:pPr>
+        <w:tabs>
+          <w:tab w:val="num" w:pos="2160"/>
+        </w:tabs>
+        <w:ind w:left="2160" w:hanging="360"/>
+      </w:pPr>
+      <w:rPr>
+        <w:rFonts w:ascii="Wingdings" w:hAnsi="Wingdings" w:hint="default"/>
+        <w:sz w:val="20"/>
+      </w:rPr>
+    </w:lvl>
+    <w:lvl w:ilvl="3" w:tentative="1">
+      <w:start w:val="1"/>
+      <w:numFmt w:val="bullet"/>
+      <w:lvlText w:val=""/>
+      <w:lvlJc w:val="left"/>
+      <w:pPr>
+        <w:tabs>
+          <w:tab w:val="num" w:pos="2880"/>
+        </w:tabs>
+        <w:ind w:left="2880" w:hanging="360"/>
+      </w:pPr>
+      <w:rPr>
+        <w:rFonts w:ascii="Wingdings" w:hAnsi="Wingdings" w:hint="default"/>
+        <w:sz w:val="20"/>
+      </w:rPr>
+    </w:lvl>
+    <w:lvl w:ilvl="4" w:tentative="1">
+      <w:start w:val="1"/>
+      <w:numFmt w:val="bullet"/>
+      <w:lvlText w:val=""/>
+      <w:lvlJc w:val="left"/>
+      <w:pPr>
+        <w:tabs>
+          <w:tab w:val="num" w:pos="3600"/>
+        </w:tabs>
+        <w:ind w:left="3600" w:hanging="360"/>
+      </w:pPr>
+      <w:rPr>
+        <w:rFonts w:ascii="Wingdings" w:hAnsi="Wingdings" w:hint="default"/>
+        <w:sz w:val="20"/>
+      </w:rPr>
+    </w:lvl>
+    <w:lvl w:ilvl="5" w:tentative="1">
+      <w:start w:val="1"/>
+      <w:numFmt w:val="bullet"/>
+      <w:lvlText w:val=""/>
+      <w:lvlJc w:val="left"/>
+      <w:pPr>
+        <w:tabs>
+          <w:tab w:val="num" w:pos="4320"/>
+        </w:tabs>
+        <w:ind w:left="4320" w:hanging="360"/>
+      </w:pPr>
+      <w:rPr>
+        <w:rFonts w:ascii="Wingdings" w:hAnsi="Wingdings" w:hint="default"/>
+        <w:sz w:val="20"/>
+      </w:rPr>
+    </w:lvl>
+    <w:lvl w:ilvl="6" w:tentative="1">
+      <w:start w:val="1"/>
+      <w:numFmt w:val="bullet"/>
+      <w:lvlText w:val=""/>
+      <w:lvlJc w:val="left"/>
+      <w:pPr>
+        <w:tabs>
+          <w:tab w:val="num" w:pos="5040"/>
+        </w:tabs>
+        <w:ind w:left="5040" w:hanging="360"/>
+      </w:pPr>
+      <w:rPr>
+        <w:rFonts w:ascii="Wingdings" w:hAnsi="Wingdings" w:hint="default"/>
+        <w:sz w:val="20"/>
+      </w:rPr>
+    </w:lvl>
+    <w:lvl w:ilvl="7" w:tentative="1">
+      <w:start w:val="1"/>
+      <w:numFmt w:val="bullet"/>
+      <w:lvlText w:val=""/>
+      <w:lvlJc w:val="left"/>
+      <w:pPr>
+        <w:tabs>
+          <w:tab w:val="num" w:pos="5760"/>
+        </w:tabs>
+        <w:ind w:left="5760" w:hanging="360"/>
+      </w:pPr>
+      <w:rPr>
+        <w:rFonts w:ascii="Wingdings" w:hAnsi="Wingdings" w:hint="default"/>
+        <w:sz w:val="20"/>
+      </w:rPr>
+    </w:lvl>
+    <w:lvl w:ilvl="8" w:tentative="1">
+      <w:start w:val="1"/>
+      <w:numFmt w:val="bullet"/>
+      <w:lvlText w:val=""/>
+      <w:lvlJc w:val="left"/>
+      <w:pPr>
+        <w:tabs>
+          <w:tab w:val="num" w:pos="6480"/>
+        </w:tabs>
+        <w:ind w:left="6480" w:hanging="360"/>
+      </w:pPr>
+      <w:rPr>
+        <w:rFonts w:ascii="Wingdings" w:hAnsi="Wingdings" w:hint="default"/>
+        <w:sz w:val="20"/>
+      </w:rPr>
+    </w:lvl>
+  </w:abstractNum>
+  <w:abstractNum w:abstractNumId="15">
+    <w:nsid w:val="3FD92D1A"/>
+    <w:multiLevelType w:val="multilevel"/>
+    <w:tmpl w:val="E0E2FC38"/>
+    <w:lvl w:ilvl="0">
+      <w:start w:val="1"/>
+      <w:numFmt w:val="bullet"/>
+      <w:lvlText w:val=""/>
+      <w:lvlJc w:val="left"/>
+      <w:pPr>
+        <w:tabs>
+          <w:tab w:val="num" w:pos="720"/>
+        </w:tabs>
+        <w:ind w:left="720" w:hanging="360"/>
+      </w:pPr>
+      <w:rPr>
+        <w:rFonts w:ascii="Symbol" w:hAnsi="Symbol" w:hint="default"/>
+        <w:sz w:val="20"/>
+      </w:rPr>
+    </w:lvl>
+    <w:lvl w:ilvl="1" w:tentative="1">
+      <w:start w:val="1"/>
+      <w:numFmt w:val="bullet"/>
+      <w:lvlText w:val="o"/>
+      <w:lvlJc w:val="left"/>
+      <w:pPr>
+        <w:tabs>
+          <w:tab w:val="num" w:pos="1440"/>
+        </w:tabs>
+        <w:ind w:left="1440" w:hanging="360"/>
+      </w:pPr>
+      <w:rPr>
+        <w:rFonts w:ascii="Courier New" w:hAnsi="Courier New" w:hint="default"/>
+        <w:sz w:val="20"/>
+      </w:rPr>
+    </w:lvl>
+    <w:lvl w:ilvl="2" w:tentative="1">
+      <w:start w:val="1"/>
+      <w:numFmt w:val="bullet"/>
+      <w:lvlText w:val=""/>
+      <w:lvlJc w:val="left"/>
+      <w:pPr>
+        <w:tabs>
+          <w:tab w:val="num" w:pos="2160"/>
+        </w:tabs>
+        <w:ind w:left="2160" w:hanging="360"/>
+      </w:pPr>
+      <w:rPr>
+        <w:rFonts w:ascii="Wingdings" w:hAnsi="Wingdings" w:hint="default"/>
+        <w:sz w:val="20"/>
+      </w:rPr>
+    </w:lvl>
+    <w:lvl w:ilvl="3" w:tentative="1">
+      <w:start w:val="1"/>
+      <w:numFmt w:val="bullet"/>
+      <w:lvlText w:val=""/>
+      <w:lvlJc w:val="left"/>
+      <w:pPr>
+        <w:tabs>
+          <w:tab w:val="num" w:pos="2880"/>
+        </w:tabs>
+        <w:ind w:left="2880" w:hanging="360"/>
+      </w:pPr>
+      <w:rPr>
+        <w:rFonts w:ascii="Wingdings" w:hAnsi="Wingdings" w:hint="default"/>
+        <w:sz w:val="20"/>
+      </w:rPr>
+    </w:lvl>
+    <w:lvl w:ilvl="4" w:tentative="1">
+      <w:start w:val="1"/>
+      <w:numFmt w:val="bullet"/>
+      <w:lvlText w:val=""/>
+      <w:lvlJc w:val="left"/>
+      <w:pPr>
+        <w:tabs>
+          <w:tab w:val="num" w:pos="3600"/>
+        </w:tabs>
+        <w:ind w:left="3600" w:hanging="360"/>
+      </w:pPr>
+      <w:rPr>
+        <w:rFonts w:ascii="Wingdings" w:hAnsi="Wingdings" w:hint="default"/>
+        <w:sz w:val="20"/>
+      </w:rPr>
+    </w:lvl>
+    <w:lvl w:ilvl="5" w:tentative="1">
+      <w:start w:val="1"/>
+      <w:numFmt w:val="bullet"/>
+      <w:lvlText w:val=""/>
+      <w:lvlJc w:val="left"/>
+      <w:pPr>
+        <w:tabs>
+          <w:tab w:val="num" w:pos="4320"/>
+        </w:tabs>
+        <w:ind w:left="4320" w:hanging="360"/>
+      </w:pPr>
+      <w:rPr>
+        <w:rFonts w:ascii="Wingdings" w:hAnsi="Wingdings" w:hint="default"/>
+        <w:sz w:val="20"/>
+      </w:rPr>
+    </w:lvl>
+    <w:lvl w:ilvl="6" w:tentative="1">
+      <w:start w:val="1"/>
+      <w:numFmt w:val="bullet"/>
+      <w:lvlText w:val=""/>
+      <w:lvlJc w:val="left"/>
+      <w:pPr>
+        <w:tabs>
+          <w:tab w:val="num" w:pos="5040"/>
+        </w:tabs>
+        <w:ind w:left="5040" w:hanging="360"/>
+      </w:pPr>
+      <w:rPr>
+        <w:rFonts w:ascii="Wingdings" w:hAnsi="Wingdings" w:hint="default"/>
+        <w:sz w:val="20"/>
+      </w:rPr>
+    </w:lvl>
+    <w:lvl w:ilvl="7" w:tentative="1">
+      <w:start w:val="1"/>
+      <w:numFmt w:val="bullet"/>
+      <w:lvlText w:val=""/>
+      <w:lvlJc w:val="left"/>
+      <w:pPr>
+        <w:tabs>
+          <w:tab w:val="num" w:pos="5760"/>
+        </w:tabs>
+        <w:ind w:left="5760" w:hanging="360"/>
+      </w:pPr>
+      <w:rPr>
+        <w:rFonts w:ascii="Wingdings" w:hAnsi="Wingdings" w:hint="default"/>
+        <w:sz w:val="20"/>
+      </w:rPr>
+    </w:lvl>
+    <w:lvl w:ilvl="8" w:tentative="1">
+      <w:start w:val="1"/>
+      <w:numFmt w:val="bullet"/>
+      <w:lvlText w:val=""/>
+      <w:lvlJc w:val="left"/>
+      <w:pPr>
+        <w:tabs>
+          <w:tab w:val="num" w:pos="6480"/>
+        </w:tabs>
+        <w:ind w:left="6480" w:hanging="360"/>
+      </w:pPr>
+      <w:rPr>
+        <w:rFonts w:ascii="Wingdings" w:hAnsi="Wingdings" w:hint="default"/>
+        <w:sz w:val="20"/>
+      </w:rPr>
+    </w:lvl>
+  </w:abstractNum>
+  <w:abstractNum w:abstractNumId="16">
+    <w:nsid w:val="49DA65FC"/>
+    <w:multiLevelType w:val="multilevel"/>
+    <w:tmpl w:val="8CCE4DB2"/>
+    <w:lvl w:ilvl="0">
+      <w:start w:val="1"/>
+      <w:numFmt w:val="bullet"/>
+      <w:lvlText w:val=""/>
+      <w:lvlJc w:val="left"/>
+      <w:pPr>
+        <w:tabs>
+          <w:tab w:val="num" w:pos="720"/>
+        </w:tabs>
+        <w:ind w:left="720" w:hanging="360"/>
+      </w:pPr>
+      <w:rPr>
+        <w:rFonts w:ascii="Symbol" w:hAnsi="Symbol" w:hint="default"/>
+        <w:sz w:val="20"/>
+      </w:rPr>
+    </w:lvl>
+    <w:lvl w:ilvl="1" w:tentative="1">
+      <w:start w:val="1"/>
+      <w:numFmt w:val="bullet"/>
+      <w:lvlText w:val="o"/>
+      <w:lvlJc w:val="left"/>
+      <w:pPr>
+        <w:tabs>
+          <w:tab w:val="num" w:pos="1440"/>
+        </w:tabs>
+        <w:ind w:left="1440" w:hanging="360"/>
+      </w:pPr>
+      <w:rPr>
+        <w:rFonts w:ascii="Courier New" w:hAnsi="Courier New" w:hint="default"/>
+        <w:sz w:val="20"/>
+      </w:rPr>
+    </w:lvl>
+    <w:lvl w:ilvl="2" w:tentative="1">
+      <w:start w:val="1"/>
+      <w:numFmt w:val="bullet"/>
+      <w:lvlText w:val=""/>
+      <w:lvlJc w:val="left"/>
+      <w:pPr>
+        <w:tabs>
+          <w:tab w:val="num" w:pos="2160"/>
+        </w:tabs>
+        <w:ind w:left="2160" w:hanging="360"/>
+      </w:pPr>
+      <w:rPr>
+        <w:rFonts w:ascii="Wingdings" w:hAnsi="Wingdings" w:hint="default"/>
+        <w:sz w:val="20"/>
+      </w:rPr>
+    </w:lvl>
+    <w:lvl w:ilvl="3" w:tentative="1">
+      <w:start w:val="1"/>
+      <w:numFmt w:val="bullet"/>
+      <w:lvlText w:val=""/>
+      <w:lvlJc w:val="left"/>
+      <w:pPr>
+        <w:tabs>
+          <w:tab w:val="num" w:pos="2880"/>
+        </w:tabs>
+        <w:ind w:left="2880" w:hanging="360"/>
+      </w:pPr>
+      <w:rPr>
+        <w:rFonts w:ascii="Wingdings" w:hAnsi="Wingdings" w:hint="default"/>
+        <w:sz w:val="20"/>
+      </w:rPr>
+    </w:lvl>
+    <w:lvl w:ilvl="4" w:tentative="1">
+      <w:start w:val="1"/>
+      <w:numFmt w:val="bullet"/>
+      <w:lvlText w:val=""/>
+      <w:lvlJc w:val="left"/>
+      <w:pPr>
+        <w:tabs>
+          <w:tab w:val="num" w:pos="3600"/>
+        </w:tabs>
+        <w:ind w:left="3600" w:hanging="360"/>
+      </w:pPr>
+      <w:rPr>
+        <w:rFonts w:ascii="Wingdings" w:hAnsi="Wingdings" w:hint="default"/>
+        <w:sz w:val="20"/>
+      </w:rPr>
+    </w:lvl>
+    <w:lvl w:ilvl="5" w:tentative="1">
+      <w:start w:val="1"/>
+      <w:numFmt w:val="bullet"/>
+      <w:lvlText w:val=""/>
+      <w:lvlJc w:val="left"/>
+      <w:pPr>
+        <w:tabs>
+          <w:tab w:val="num" w:pos="4320"/>
+        </w:tabs>
+        <w:ind w:left="4320" w:hanging="360"/>
+      </w:pPr>
+      <w:rPr>
+        <w:rFonts w:ascii="Wingdings" w:hAnsi="Wingdings" w:hint="default"/>
+        <w:sz w:val="20"/>
+      </w:rPr>
+    </w:lvl>
+    <w:lvl w:ilvl="6" w:tentative="1">
+      <w:start w:val="1"/>
+      <w:numFmt w:val="bullet"/>
+      <w:lvlText w:val=""/>
+      <w:lvlJc w:val="left"/>
+      <w:pPr>
+        <w:tabs>
+          <w:tab w:val="num" w:pos="5040"/>
+        </w:tabs>
+        <w:ind w:left="5040" w:hanging="360"/>
+      </w:pPr>
+      <w:rPr>
+        <w:rFonts w:ascii="Wingdings" w:hAnsi="Wingdings" w:hint="default"/>
+        <w:sz w:val="20"/>
+      </w:rPr>
+    </w:lvl>
+    <w:lvl w:ilvl="7" w:tentative="1">
+      <w:start w:val="1"/>
+      <w:numFmt w:val="bullet"/>
+      <w:lvlText w:val=""/>
+      <w:lvlJc w:val="left"/>
+      <w:pPr>
+        <w:tabs>
+          <w:tab w:val="num" w:pos="5760"/>
+        </w:tabs>
+        <w:ind w:left="5760" w:hanging="360"/>
+      </w:pPr>
+      <w:rPr>
+        <w:rFonts w:ascii="Wingdings" w:hAnsi="Wingdings" w:hint="default"/>
+        <w:sz w:val="20"/>
+      </w:rPr>
+    </w:lvl>
+    <w:lvl w:ilvl="8" w:tentative="1">
+      <w:start w:val="1"/>
+      <w:numFmt w:val="bullet"/>
+      <w:lvlText w:val=""/>
+      <w:lvlJc w:val="left"/>
+      <w:pPr>
+        <w:tabs>
+          <w:tab w:val="num" w:pos="6480"/>
+        </w:tabs>
+        <w:ind w:left="6480" w:hanging="360"/>
+      </w:pPr>
+      <w:rPr>
+        <w:rFonts w:ascii="Wingdings" w:hAnsi="Wingdings" w:hint="default"/>
+        <w:sz w:val="20"/>
+      </w:rPr>
+    </w:lvl>
+  </w:abstractNum>
+  <w:abstractNum w:abstractNumId="17">
+    <w:nsid w:val="51101BCF"/>
+    <w:multiLevelType w:val="multilevel"/>
+    <w:tmpl w:val="01C8D1BC"/>
+    <w:lvl w:ilvl="0">
+      <w:start w:val="1"/>
+      <w:numFmt w:val="bullet"/>
+      <w:lvlText w:val=""/>
+      <w:lvlJc w:val="left"/>
+      <w:pPr>
+        <w:tabs>
+          <w:tab w:val="num" w:pos="720"/>
+        </w:tabs>
+        <w:ind w:left="720" w:hanging="360"/>
+      </w:pPr>
+      <w:rPr>
+        <w:rFonts w:ascii="Symbol" w:hAnsi="Symbol" w:hint="default"/>
+        <w:sz w:val="20"/>
+      </w:rPr>
+    </w:lvl>
+    <w:lvl w:ilvl="1" w:tentative="1">
+      <w:start w:val="1"/>
+      <w:numFmt w:val="bullet"/>
+      <w:lvlText w:val="o"/>
+      <w:lvlJc w:val="left"/>
+      <w:pPr>
+        <w:tabs>
+          <w:tab w:val="num" w:pos="1440"/>
+        </w:tabs>
+        <w:ind w:left="1440" w:hanging="360"/>
+      </w:pPr>
+      <w:rPr>
+        <w:rFonts w:ascii="Courier New" w:hAnsi="Courier New" w:hint="default"/>
+        <w:sz w:val="20"/>
+      </w:rPr>
+    </w:lvl>
+    <w:lvl w:ilvl="2" w:tentative="1">
+      <w:start w:val="1"/>
+      <w:numFmt w:val="bullet"/>
+      <w:lvlText w:val=""/>
+      <w:lvlJc w:val="left"/>
+      <w:pPr>
+        <w:tabs>
+          <w:tab w:val="num" w:pos="2160"/>
+        </w:tabs>
+        <w:ind w:left="2160" w:hanging="360"/>
+      </w:pPr>
+      <w:rPr>
+        <w:rFonts w:ascii="Wingdings" w:hAnsi="Wingdings" w:hint="default"/>
+        <w:sz w:val="20"/>
+      </w:rPr>
+    </w:lvl>
+    <w:lvl w:ilvl="3" w:tentative="1">
+      <w:start w:val="1"/>
+      <w:numFmt w:val="bullet"/>
+      <w:lvlText w:val=""/>
+      <w:lvlJc w:val="left"/>
+      <w:pPr>
+        <w:tabs>
+          <w:tab w:val="num" w:pos="2880"/>
+        </w:tabs>
+        <w:ind w:left="2880" w:hanging="360"/>
+      </w:pPr>
+      <w:rPr>
+        <w:rFonts w:ascii="Wingdings" w:hAnsi="Wingdings" w:hint="default"/>
+        <w:sz w:val="20"/>
+      </w:rPr>
+    </w:lvl>
+    <w:lvl w:ilvl="4" w:tentative="1">
+      <w:start w:val="1"/>
+      <w:numFmt w:val="bullet"/>
+      <w:lvlText w:val=""/>
+      <w:lvlJc w:val="left"/>
+      <w:pPr>
+        <w:tabs>
+          <w:tab w:val="num" w:pos="3600"/>
+        </w:tabs>
+        <w:ind w:left="3600" w:hanging="360"/>
+      </w:pPr>
+      <w:rPr>
+        <w:rFonts w:ascii="Wingdings" w:hAnsi="Wingdings" w:hint="default"/>
+        <w:sz w:val="20"/>
+      </w:rPr>
+    </w:lvl>
+    <w:lvl w:ilvl="5" w:tentative="1">
+      <w:start w:val="1"/>
+      <w:numFmt w:val="bullet"/>
+      <w:lvlText w:val=""/>
+      <w:lvlJc w:val="left"/>
+      <w:pPr>
+        <w:tabs>
+          <w:tab w:val="num" w:pos="4320"/>
+        </w:tabs>
+        <w:ind w:left="4320" w:hanging="360"/>
+      </w:pPr>
+      <w:rPr>
+        <w:rFonts w:ascii="Wingdings" w:hAnsi="Wingdings" w:hint="default"/>
+        <w:sz w:val="20"/>
+      </w:rPr>
+    </w:lvl>
+    <w:lvl w:ilvl="6" w:tentative="1">
+      <w:start w:val="1"/>
+      <w:numFmt w:val="bullet"/>
+      <w:lvlText w:val=""/>
+      <w:lvlJc w:val="left"/>
+      <w:pPr>
+        <w:tabs>
+          <w:tab w:val="num" w:pos="5040"/>
+        </w:tabs>
+        <w:ind w:left="5040" w:hanging="360"/>
+      </w:pPr>
+      <w:rPr>
+        <w:rFonts w:ascii="Wingdings" w:hAnsi="Wingdings" w:hint="default"/>
+        <w:sz w:val="20"/>
+      </w:rPr>
+    </w:lvl>
+    <w:lvl w:ilvl="7" w:tentative="1">
+      <w:start w:val="1"/>
+      <w:numFmt w:val="bullet"/>
+      <w:lvlText w:val=""/>
+      <w:lvlJc w:val="left"/>
+      <w:pPr>
+        <w:tabs>
+          <w:tab w:val="num" w:pos="5760"/>
+        </w:tabs>
+        <w:ind w:left="5760" w:hanging="360"/>
+      </w:pPr>
+      <w:rPr>
+        <w:rFonts w:ascii="Wingdings" w:hAnsi="Wingdings" w:hint="default"/>
+        <w:sz w:val="20"/>
+      </w:rPr>
+    </w:lvl>
+    <w:lvl w:ilvl="8" w:tentative="1">
+      <w:start w:val="1"/>
+      <w:numFmt w:val="bullet"/>
+      <w:lvlText w:val=""/>
+      <w:lvlJc w:val="left"/>
+      <w:pPr>
+        <w:tabs>
+          <w:tab w:val="num" w:pos="6480"/>
+        </w:tabs>
+        <w:ind w:left="6480" w:hanging="360"/>
+      </w:pPr>
+      <w:rPr>
+        <w:rFonts w:ascii="Wingdings" w:hAnsi="Wingdings" w:hint="default"/>
+        <w:sz w:val="20"/>
+      </w:rPr>
+    </w:lvl>
+  </w:abstractNum>
+  <w:abstractNum w:abstractNumId="18">
+    <w:nsid w:val="541E5D09"/>
+    <w:multiLevelType w:val="multilevel"/>
+    <w:tmpl w:val="F670BCF4"/>
+    <w:lvl w:ilvl="0">
+      <w:start w:val="1"/>
+      <w:numFmt w:val="bullet"/>
+      <w:lvlText w:val=""/>
+      <w:lvlJc w:val="left"/>
+      <w:pPr>
+        <w:tabs>
+          <w:tab w:val="num" w:pos="720"/>
+        </w:tabs>
+        <w:ind w:left="720" w:hanging="360"/>
+      </w:pPr>
+      <w:rPr>
+        <w:rFonts w:ascii="Symbol" w:hAnsi="Symbol" w:hint="default"/>
+        <w:sz w:val="20"/>
+      </w:rPr>
+    </w:lvl>
+    <w:lvl w:ilvl="1" w:tentative="1">
+      <w:start w:val="1"/>
+      <w:numFmt w:val="bullet"/>
+      <w:lvlText w:val="o"/>
+      <w:lvlJc w:val="left"/>
+      <w:pPr>
+        <w:tabs>
+          <w:tab w:val="num" w:pos="1440"/>
+        </w:tabs>
+        <w:ind w:left="1440" w:hanging="360"/>
+      </w:pPr>
+      <w:rPr>
+        <w:rFonts w:ascii="Courier New" w:hAnsi="Courier New" w:hint="default"/>
+        <w:sz w:val="20"/>
+      </w:rPr>
+    </w:lvl>
+    <w:lvl w:ilvl="2" w:tentative="1">
+      <w:start w:val="1"/>
+      <w:numFmt w:val="bullet"/>
+      <w:lvlText w:val=""/>
+      <w:lvlJc w:val="left"/>
+      <w:pPr>
+        <w:tabs>
+          <w:tab w:val="num" w:pos="2160"/>
+        </w:tabs>
+        <w:ind w:left="2160" w:hanging="360"/>
+      </w:pPr>
+      <w:rPr>
+        <w:rFonts w:ascii="Wingdings" w:hAnsi="Wingdings" w:hint="default"/>
+        <w:sz w:val="20"/>
+      </w:rPr>
+    </w:lvl>
+    <w:lvl w:ilvl="3" w:tentative="1">
+      <w:start w:val="1"/>
+      <w:numFmt w:val="bullet"/>
+      <w:lvlText w:val=""/>
+      <w:lvlJc w:val="left"/>
+      <w:pPr>
+        <w:tabs>
+          <w:tab w:val="num" w:pos="2880"/>
+        </w:tabs>
+        <w:ind w:left="2880" w:hanging="360"/>
+      </w:pPr>
+      <w:rPr>
+        <w:rFonts w:ascii="Wingdings" w:hAnsi="Wingdings" w:hint="default"/>
+        <w:sz w:val="20"/>
+      </w:rPr>
+    </w:lvl>
+    <w:lvl w:ilvl="4" w:tentative="1">
+      <w:start w:val="1"/>
+      <w:numFmt w:val="bullet"/>
+      <w:lvlText w:val=""/>
+      <w:lvlJc w:val="left"/>
+      <w:pPr>
+        <w:tabs>
+          <w:tab w:val="num" w:pos="3600"/>
+        </w:tabs>
+        <w:ind w:left="3600" w:hanging="360"/>
+      </w:pPr>
+      <w:rPr>
+        <w:rFonts w:ascii="Wingdings" w:hAnsi="Wingdings" w:hint="default"/>
+        <w:sz w:val="20"/>
+      </w:rPr>
+    </w:lvl>
+    <w:lvl w:ilvl="5" w:tentative="1">
+      <w:start w:val="1"/>
+      <w:numFmt w:val="bullet"/>
+      <w:lvlText w:val=""/>
+      <w:lvlJc w:val="left"/>
+      <w:pPr>
+        <w:tabs>
+          <w:tab w:val="num" w:pos="4320"/>
+        </w:tabs>
+        <w:ind w:left="4320" w:hanging="360"/>
+      </w:pPr>
+      <w:rPr>
+        <w:rFonts w:ascii="Wingdings" w:hAnsi="Wingdings" w:hint="default"/>
+        <w:sz w:val="20"/>
+      </w:rPr>
+    </w:lvl>
+    <w:lvl w:ilvl="6" w:tentative="1">
+      <w:start w:val="1"/>
+      <w:numFmt w:val="bullet"/>
+      <w:lvlText w:val=""/>
+      <w:lvlJc w:val="left"/>
+      <w:pPr>
+        <w:tabs>
+          <w:tab w:val="num" w:pos="5040"/>
+        </w:tabs>
+        <w:ind w:left="5040" w:hanging="360"/>
+      </w:pPr>
+      <w:rPr>
+        <w:rFonts w:ascii="Wingdings" w:hAnsi="Wingdings" w:hint="default"/>
+        <w:sz w:val="20"/>
+      </w:rPr>
+    </w:lvl>
+    <w:lvl w:ilvl="7" w:tentative="1">
+      <w:start w:val="1"/>
+      <w:numFmt w:val="bullet"/>
+      <w:lvlText w:val=""/>
+      <w:lvlJc w:val="left"/>
+      <w:pPr>
+        <w:tabs>
+          <w:tab w:val="num" w:pos="5760"/>
+        </w:tabs>
+        <w:ind w:left="5760" w:hanging="360"/>
+      </w:pPr>
+      <w:rPr>
+        <w:rFonts w:ascii="Wingdings" w:hAnsi="Wingdings" w:hint="default"/>
+        <w:sz w:val="20"/>
+      </w:rPr>
+    </w:lvl>
+    <w:lvl w:ilvl="8" w:tentative="1">
+      <w:start w:val="1"/>
+      <w:numFmt w:val="bullet"/>
+      <w:lvlText w:val=""/>
+      <w:lvlJc w:val="left"/>
+      <w:pPr>
+        <w:tabs>
+          <w:tab w:val="num" w:pos="6480"/>
+        </w:tabs>
+        <w:ind w:left="6480" w:hanging="360"/>
+      </w:pPr>
+      <w:rPr>
+        <w:rFonts w:ascii="Wingdings" w:hAnsi="Wingdings" w:hint="default"/>
+        <w:sz w:val="20"/>
+      </w:rPr>
+    </w:lvl>
+  </w:abstractNum>
+  <w:abstractNum w:abstractNumId="19">
+    <w:nsid w:val="67237ED6"/>
+    <w:multiLevelType w:val="multilevel"/>
+    <w:tmpl w:val="42FADFBA"/>
+    <w:lvl w:ilvl="0">
+      <w:start w:val="1"/>
+      <w:numFmt w:val="bullet"/>
+      <w:lvlText w:val=""/>
+      <w:lvlJc w:val="left"/>
+      <w:pPr>
+        <w:tabs>
+          <w:tab w:val="num" w:pos="720"/>
+        </w:tabs>
+        <w:ind w:left="720" w:hanging="360"/>
+      </w:pPr>
+      <w:rPr>
+        <w:rFonts w:ascii="Symbol" w:hAnsi="Symbol" w:hint="default"/>
+        <w:sz w:val="20"/>
+      </w:rPr>
+    </w:lvl>
+    <w:lvl w:ilvl="1" w:tentative="1">
+      <w:start w:val="1"/>
+      <w:numFmt w:val="bullet"/>
+      <w:lvlText w:val="o"/>
+      <w:lvlJc w:val="left"/>
+      <w:pPr>
+        <w:tabs>
+          <w:tab w:val="num" w:pos="1440"/>
+        </w:tabs>
+        <w:ind w:left="1440" w:hanging="360"/>
+      </w:pPr>
+      <w:rPr>
+        <w:rFonts w:ascii="Courier New" w:hAnsi="Courier New" w:hint="default"/>
+        <w:sz w:val="20"/>
+      </w:rPr>
+    </w:lvl>
+    <w:lvl w:ilvl="2" w:tentative="1">
+      <w:start w:val="1"/>
+      <w:numFmt w:val="bullet"/>
+      <w:lvlText w:val=""/>
+      <w:lvlJc w:val="left"/>
+      <w:pPr>
+        <w:tabs>
+          <w:tab w:val="num" w:pos="2160"/>
+        </w:tabs>
+        <w:ind w:left="2160" w:hanging="360"/>
+      </w:pPr>
+      <w:rPr>
+        <w:rFonts w:ascii="Wingdings" w:hAnsi="Wingdings" w:hint="default"/>
+        <w:sz w:val="20"/>
+      </w:rPr>
+    </w:lvl>
+    <w:lvl w:ilvl="3" w:tentative="1">
+      <w:start w:val="1"/>
+      <w:numFmt w:val="bullet"/>
+      <w:lvlText w:val=""/>
+      <w:lvlJc w:val="left"/>
+      <w:pPr>
+        <w:tabs>
+          <w:tab w:val="num" w:pos="2880"/>
+        </w:tabs>
+        <w:ind w:left="2880" w:hanging="360"/>
+      </w:pPr>
+      <w:rPr>
+        <w:rFonts w:ascii="Wingdings" w:hAnsi="Wingdings" w:hint="default"/>
+        <w:sz w:val="20"/>
+      </w:rPr>
+    </w:lvl>
+    <w:lvl w:ilvl="4" w:tentative="1">
+      <w:start w:val="1"/>
+      <w:numFmt w:val="bullet"/>
+      <w:lvlText w:val=""/>
+      <w:lvlJc w:val="left"/>
+      <w:pPr>
+        <w:tabs>
+          <w:tab w:val="num" w:pos="3600"/>
+        </w:tabs>
+        <w:ind w:left="3600" w:hanging="360"/>
+      </w:pPr>
+      <w:rPr>
+        <w:rFonts w:ascii="Wingdings" w:hAnsi="Wingdings" w:hint="default"/>
+        <w:sz w:val="20"/>
+      </w:rPr>
+    </w:lvl>
+    <w:lvl w:ilvl="5" w:tentative="1">
+      <w:start w:val="1"/>
+      <w:numFmt w:val="bullet"/>
+      <w:lvlText w:val=""/>
+      <w:lvlJc w:val="left"/>
+      <w:pPr>
+        <w:tabs>
+          <w:tab w:val="num" w:pos="4320"/>
+        </w:tabs>
+        <w:ind w:left="4320" w:hanging="360"/>
+      </w:pPr>
+      <w:rPr>
+        <w:rFonts w:ascii="Wingdings" w:hAnsi="Wingdings" w:hint="default"/>
+        <w:sz w:val="20"/>
+      </w:rPr>
+    </w:lvl>
+    <w:lvl w:ilvl="6" w:tentative="1">
+      <w:start w:val="1"/>
+      <w:numFmt w:val="bullet"/>
+      <w:lvlText w:val=""/>
+      <w:lvlJc w:val="left"/>
+      <w:pPr>
+        <w:tabs>
+          <w:tab w:val="num" w:pos="5040"/>
+        </w:tabs>
+        <w:ind w:left="5040" w:hanging="360"/>
+      </w:pPr>
+      <w:rPr>
+        <w:rFonts w:ascii="Wingdings" w:hAnsi="Wingdings" w:hint="default"/>
+        <w:sz w:val="20"/>
+      </w:rPr>
+    </w:lvl>
+    <w:lvl w:ilvl="7" w:tentative="1">
+      <w:start w:val="1"/>
+      <w:numFmt w:val="bullet"/>
+      <w:lvlText w:val=""/>
+      <w:lvlJc w:val="left"/>
+      <w:pPr>
+        <w:tabs>
+          <w:tab w:val="num" w:pos="5760"/>
+        </w:tabs>
+        <w:ind w:left="5760" w:hanging="360"/>
+      </w:pPr>
+      <w:rPr>
+        <w:rFonts w:ascii="Wingdings" w:hAnsi="Wingdings" w:hint="default"/>
+        <w:sz w:val="20"/>
+      </w:rPr>
+    </w:lvl>
+    <w:lvl w:ilvl="8" w:tentative="1">
+      <w:start w:val="1"/>
+      <w:numFmt w:val="bullet"/>
+      <w:lvlText w:val=""/>
+      <w:lvlJc w:val="left"/>
+      <w:pPr>
+        <w:tabs>
+          <w:tab w:val="num" w:pos="6480"/>
+        </w:tabs>
+        <w:ind w:left="6480" w:hanging="360"/>
+      </w:pPr>
+      <w:rPr>
+        <w:rFonts w:ascii="Wingdings" w:hAnsi="Wingdings" w:hint="default"/>
+        <w:sz w:val="20"/>
+      </w:rPr>
+    </w:lvl>
+  </w:abstractNum>
+  <w:abstractNum w:abstractNumId="20">
+    <w:nsid w:val="7449658B"/>
+    <w:multiLevelType w:val="multilevel"/>
+    <w:tmpl w:val="BD04E1EA"/>
+    <w:lvl w:ilvl="0">
+      <w:start w:val="1"/>
+      <w:numFmt w:val="bullet"/>
+      <w:lvlText w:val=""/>
+      <w:lvlJc w:val="left"/>
+      <w:pPr>
+        <w:tabs>
+          <w:tab w:val="num" w:pos="720"/>
+        </w:tabs>
+        <w:ind w:left="720" w:hanging="360"/>
+      </w:pPr>
+      <w:rPr>
+        <w:rFonts w:ascii="Symbol" w:hAnsi="Symbol" w:hint="default"/>
+        <w:sz w:val="20"/>
+      </w:rPr>
+    </w:lvl>
+    <w:lvl w:ilvl="1" w:tentative="1">
+      <w:start w:val="1"/>
+      <w:numFmt w:val="bullet"/>
+      <w:lvlText w:val="o"/>
+      <w:lvlJc w:val="left"/>
+      <w:pPr>
+        <w:tabs>
+          <w:tab w:val="num" w:pos="1440"/>
+        </w:tabs>
+        <w:ind w:left="1440" w:hanging="360"/>
+      </w:pPr>
+      <w:rPr>
+        <w:rFonts w:ascii="Courier New" w:hAnsi="Courier New" w:hint="default"/>
+        <w:sz w:val="20"/>
+      </w:rPr>
+    </w:lvl>
+    <w:lvl w:ilvl="2" w:tentative="1">
+      <w:start w:val="1"/>
+      <w:numFmt w:val="bullet"/>
+      <w:lvlText w:val=""/>
+      <w:lvlJc w:val="left"/>
+      <w:pPr>
+        <w:tabs>
+          <w:tab w:val="num" w:pos="2160"/>
+        </w:tabs>
+        <w:ind w:left="2160" w:hanging="360"/>
+      </w:pPr>
+      <w:rPr>
+        <w:rFonts w:ascii="Wingdings" w:hAnsi="Wingdings" w:hint="default"/>
+        <w:sz w:val="20"/>
+      </w:rPr>
+    </w:lvl>
+    <w:lvl w:ilvl="3" w:tentative="1">
+      <w:start w:val="1"/>
+      <w:numFmt w:val="bullet"/>
+      <w:lvlText w:val=""/>
+      <w:lvlJc w:val="left"/>
+      <w:pPr>
+        <w:tabs>
+          <w:tab w:val="num" w:pos="2880"/>
+        </w:tabs>
+        <w:ind w:left="2880" w:hanging="360"/>
+      </w:pPr>
+      <w:rPr>
+        <w:rFonts w:ascii="Wingdings" w:hAnsi="Wingdings" w:hint="default"/>
+        <w:sz w:val="20"/>
+      </w:rPr>
+    </w:lvl>
+    <w:lvl w:ilvl="4" w:tentative="1">
+      <w:start w:val="1"/>
+      <w:numFmt w:val="bullet"/>
+      <w:lvlText w:val=""/>
+      <w:lvlJc w:val="left"/>
+      <w:pPr>
+        <w:tabs>
+          <w:tab w:val="num" w:pos="3600"/>
+        </w:tabs>
+        <w:ind w:left="3600" w:hanging="360"/>
+      </w:pPr>
+      <w:rPr>
+        <w:rFonts w:ascii="Wingdings" w:hAnsi="Wingdings" w:hint="default"/>
+        <w:sz w:val="20"/>
+      </w:rPr>
+    </w:lvl>
+    <w:lvl w:ilvl="5" w:tentative="1">
+      <w:start w:val="1"/>
+      <w:numFmt w:val="bullet"/>
+      <w:lvlText w:val=""/>
+      <w:lvlJc w:val="left"/>
+      <w:pPr>
+        <w:tabs>
+          <w:tab w:val="num" w:pos="4320"/>
+        </w:tabs>
+        <w:ind w:left="4320" w:hanging="360"/>
+      </w:pPr>
+      <w:rPr>
+        <w:rFonts w:ascii="Wingdings" w:hAnsi="Wingdings" w:hint="default"/>
+        <w:sz w:val="20"/>
+      </w:rPr>
+    </w:lvl>
+    <w:lvl w:ilvl="6" w:tentative="1">
+      <w:start w:val="1"/>
+      <w:numFmt w:val="bullet"/>
+      <w:lvlText w:val=""/>
+      <w:lvlJc w:val="left"/>
+      <w:pPr>
+        <w:tabs>
+          <w:tab w:val="num" w:pos="5040"/>
+        </w:tabs>
+        <w:ind w:left="5040" w:hanging="360"/>
+      </w:pPr>
+      <w:rPr>
+        <w:rFonts w:ascii="Wingdings" w:hAnsi="Wingdings" w:hint="default"/>
+        <w:sz w:val="20"/>
+      </w:rPr>
+    </w:lvl>
+    <w:lvl w:ilvl="7" w:tentative="1">
+      <w:start w:val="1"/>
+      <w:numFmt w:val="bullet"/>
+      <w:lvlText w:val=""/>
+      <w:lvlJc w:val="left"/>
+      <w:pPr>
+        <w:tabs>
+          <w:tab w:val="num" w:pos="5760"/>
+        </w:tabs>
+        <w:ind w:left="5760" w:hanging="360"/>
+      </w:pPr>
+      <w:rPr>
+        <w:rFonts w:ascii="Wingdings" w:hAnsi="Wingdings" w:hint="default"/>
+        <w:sz w:val="20"/>
+      </w:rPr>
+    </w:lvl>
+    <w:lvl w:ilvl="8" w:tentative="1">
+      <w:start w:val="1"/>
+      <w:numFmt w:val="bullet"/>
+      <w:lvlText w:val=""/>
+      <w:lvlJc w:val="left"/>
+      <w:pPr>
+        <w:tabs>
+          <w:tab w:val="num" w:pos="6480"/>
+        </w:tabs>
+        <w:ind w:left="6480" w:hanging="360"/>
+      </w:pPr>
+      <w:rPr>
+        <w:rFonts w:ascii="Wingdings" w:hAnsi="Wingdings" w:hint="default"/>
+        <w:sz w:val="20"/>
+      </w:rPr>
+    </w:lvl>
+  </w:abstractNum>
+  <w:abstractNum w:abstractNumId="21">
+    <w:nsid w:val="7C9D6878"/>
+    <w:multiLevelType w:val="multilevel"/>
+    <w:tmpl w:val="1F8804D8"/>
     <w:lvl w:ilvl="0">
       <w:start w:val="1"/>
       <w:numFmt w:val="bullet"/>
@@ -1643,10 +6478,43 @@
     <w:abstractNumId w:val="0"/>
   </w:num>
   <w:num w:numId="10">
+    <w:abstractNumId w:val="11"/>
+  </w:num>
+  <w:num w:numId="11">
+    <w:abstractNumId w:val="13"/>
+  </w:num>
+  <w:num w:numId="12">
+    <w:abstractNumId w:val="16"/>
+  </w:num>
+  <w:num w:numId="13">
+    <w:abstractNumId w:val="19"/>
+  </w:num>
+  <w:num w:numId="14">
+    <w:abstractNumId w:val="12"/>
+  </w:num>
+  <w:num w:numId="15">
+    <w:abstractNumId w:val="17"/>
+  </w:num>
+  <w:num w:numId="16">
+    <w:abstractNumId w:val="18"/>
+  </w:num>
+  <w:num w:numId="17">
+    <w:abstractNumId w:val="10"/>
+  </w:num>
+  <w:num w:numId="18">
+    <w:abstractNumId w:val="21"/>
+  </w:num>
+  <w:num w:numId="19">
     <w:abstractNumId w:val="9"/>
   </w:num>
-  <w:num w:numId="11">
-    <w:abstractNumId w:val="10"/>
+  <w:num w:numId="20">
+    <w:abstractNumId w:val="20"/>
+  </w:num>
+  <w:num w:numId="21">
+    <w:abstractNumId w:val="14"/>
+  </w:num>
+  <w:num w:numId="22">
+    <w:abstractNumId w:val="15"/>
   </w:num>
 </w:numbering>
 </file>
@@ -13520,6 +18388,24 @@
       <w:u w:val="single"/>
     </w:rPr>
   </w:style>
+  <w:style w:type="character" w:customStyle="1" w:styleId="inqyif">
+    <w:name w:val="inqyif"/>
+    <w:basedOn w:val="DefaultParagraphFont"/>
+    <w:rsid w:val="0018233F"/>
+  </w:style>
+  <w:style w:type="paragraph" w:customStyle="1" w:styleId="isselectedend">
+    <w:name w:val="isselectedend"/>
+    <w:basedOn w:val="Normal"/>
+    <w:rsid w:val="00B77443"/>
+    <w:pPr>
+      <w:spacing w:before="100" w:beforeAutospacing="1" w:after="100" w:afterAutospacing="1" w:line="240" w:lineRule="auto"/>
+    </w:pPr>
+    <w:rPr>
+      <w:rFonts w:ascii="Times New Roman" w:eastAsia="Times New Roman" w:hAnsi="Times New Roman" w:cs="Times New Roman"/>
+      <w:sz w:val="24"/>
+      <w:szCs w:val="24"/>
+    </w:rPr>
+  </w:style>
 </w:styles>
 </file>
 
@@ -25390,6 +30276,24 @@
     <w:rPr>
       <w:color w:val="0000FF" w:themeColor="hyperlink"/>
       <w:u w:val="single"/>
+    </w:rPr>
+  </w:style>
+  <w:style w:type="character" w:customStyle="1" w:styleId="inqyif">
+    <w:name w:val="inqyif"/>
+    <w:basedOn w:val="DefaultParagraphFont"/>
+    <w:rsid w:val="0018233F"/>
+  </w:style>
+  <w:style w:type="paragraph" w:customStyle="1" w:styleId="isselectedend">
+    <w:name w:val="isselectedend"/>
+    <w:basedOn w:val="Normal"/>
+    <w:rsid w:val="00B77443"/>
+    <w:pPr>
+      <w:spacing w:before="100" w:beforeAutospacing="1" w:after="100" w:afterAutospacing="1" w:line="240" w:lineRule="auto"/>
+    </w:pPr>
+    <w:rPr>
+      <w:rFonts w:ascii="Times New Roman" w:eastAsia="Times New Roman" w:hAnsi="Times New Roman" w:cs="Times New Roman"/>
+      <w:sz w:val="24"/>
+      <w:szCs w:val="24"/>
     </w:rPr>
   </w:style>
 </w:styles>
@@ -25720,7 +30624,7 @@
 </file>
 
 <file path=customXml/itemProps1.xml><?xml version="1.0" encoding="utf-8"?>
-<ds:datastoreItem xmlns:ds="http://schemas.openxmlformats.org/officeDocument/2006/customXml" ds:itemID="{BC61952A-C1A2-4EE7-ADA2-FDF583D24404}">
+<ds:datastoreItem xmlns:ds="http://schemas.openxmlformats.org/officeDocument/2006/customXml" ds:itemID="{E7289CD6-B923-4CFB-B988-756EE163626D}">
   <ds:schemaRefs>
     <ds:schemaRef ds:uri="http://schemas.openxmlformats.org/officeDocument/2006/bibliography"/>
   </ds:schemaRefs>

--- a/Durrani_Group_Notes.docx
+++ b/Durrani_Group_Notes.docx
@@ -629,16 +629,8 @@
         <w:rPr>
           <w:rStyle w:val="Strong"/>
         </w:rPr>
-        <w:t xml:space="preserve"> Group</w:t>
-      </w:r>
-      <w:r>
-        <w:rPr>
-          <w:rStyle w:val="Strong"/>
-        </w:rPr>
-        <w:t>.</w:t>
-      </w:r>
-      <w:bookmarkStart w:id="0" w:name="_GoBack"/>
-      <w:bookmarkEnd w:id="0"/>
+        <w:t xml:space="preserve"> Group.</w:t>
+      </w:r>
     </w:p>
     <w:p>
       <w:pPr>
@@ -4329,6 +4321,83 @@
       <w:r>
         <w:t>Sales executive/ Property consultant</w:t>
       </w:r>
+    </w:p>
+    <w:p>
+      <w:pPr>
+        <w:pStyle w:val="NoSpacing"/>
+      </w:pPr>
+    </w:p>
+    <w:p>
+      <w:pPr>
+        <w:pStyle w:val="NoSpacing"/>
+        <w:rPr>
+          <w:b/>
+          <w:bCs/>
+        </w:rPr>
+      </w:pPr>
+      <w:proofErr w:type="spellStart"/>
+      <w:r>
+        <w:rPr>
+          <w:b/>
+          <w:bCs/>
+        </w:rPr>
+        <w:t>Ijaz</w:t>
+      </w:r>
+      <w:proofErr w:type="spellEnd"/>
+      <w:r>
+        <w:rPr>
+          <w:b/>
+          <w:bCs/>
+        </w:rPr>
+        <w:t xml:space="preserve"> Muhammad </w:t>
+      </w:r>
+    </w:p>
+    <w:p>
+      <w:pPr>
+        <w:pStyle w:val="NoSpacing"/>
+      </w:pPr>
+      <w:r>
+        <w:t>Contact no: 0</w:t>
+      </w:r>
+      <w:bookmarkStart w:id="0" w:name="_GoBack"/>
+      <w:bookmarkEnd w:id="0"/>
+      <w:r>
+        <w:t>3498756952</w:t>
+      </w:r>
+    </w:p>
+    <w:p>
+      <w:pPr>
+        <w:pStyle w:val="NoSpacing"/>
+      </w:pPr>
+      <w:proofErr w:type="gramStart"/>
+      <w:r>
+        <w:t>Mail :</w:t>
+      </w:r>
+      <w:proofErr w:type="gramEnd"/>
+      <w:r>
+        <w:t xml:space="preserve"> </w:t>
+      </w:r>
+      <w:hyperlink r:id="rId35" w:history="1">
+        <w:r>
+          <w:rPr>
+            <w:rStyle w:val="Hyperlink"/>
+          </w:rPr>
+          <w:t>ijazkhanxada@gmail.com</w:t>
+        </w:r>
+      </w:hyperlink>
+    </w:p>
+    <w:p>
+      <w:pPr>
+        <w:pStyle w:val="NoSpacing"/>
+      </w:pPr>
+      <w:r>
+        <w:t>Graphic Designer and Accounts Officer</w:t>
+      </w:r>
+    </w:p>
+    <w:p>
+      <w:pPr>
+        <w:pStyle w:val="NoSpacing"/>
+      </w:pPr>
     </w:p>
     <w:sectPr>
       <w:pgSz w:w="12240" w:h="15840"/>
@@ -30624,7 +30693,7 @@
 </file>
 
 <file path=customXml/itemProps1.xml><?xml version="1.0" encoding="utf-8"?>
-<ds:datastoreItem xmlns:ds="http://schemas.openxmlformats.org/officeDocument/2006/customXml" ds:itemID="{E7289CD6-B923-4CFB-B988-756EE163626D}">
+<ds:datastoreItem xmlns:ds="http://schemas.openxmlformats.org/officeDocument/2006/customXml" ds:itemID="{F6A3E99B-25C8-4F0A-B0D3-5E481C76D61D}">
   <ds:schemaRefs>
     <ds:schemaRef ds:uri="http://schemas.openxmlformats.org/officeDocument/2006/bibliography"/>
   </ds:schemaRefs>
